--- a/output/AppSec_Authentication_Authorization_Handbook_Phase1.docx
+++ b/output/AppSec_Authentication_Authorization_Handbook_Phase1.docx
@@ -37,7 +37,7 @@
     </w:p>
     <w:p>
       <w:r>
-        <w:t>source: drafts</w:t>
+        <w:t>source: reviewed</w:t>
       </w:r>
     </w:p>
     <w:p>
@@ -68,7 +68,7 @@
     </w:p>
     <w:p>
       <w:r>
-        <w:t>After reading this chapter, you will be able to:</w:t>
+        <w:t>After completing this chapter, you will be able to:</w:t>
       </w:r>
     </w:p>
     <w:p>
@@ -100,7 +100,7 @@
         <w:pStyle w:val="ListBullet"/>
       </w:pPr>
       <w:r>
-        <w:t>Design authentication and authorization systems that maintain proper separation of concerns</w:t>
+        <w:t>Design authentication and authorization systems that maintain clear separation of concerns</w:t>
       </w:r>
     </w:p>
     <w:p>
@@ -108,7 +108,7 @@
         <w:pStyle w:val="ListBullet"/>
       </w:pPr>
       <w:r>
-        <w:t>Review code and architecture for authentication and authorization vulnerabilities</w:t>
+        <w:t>Review application code and configurations to detect authentication and authorization weaknesses</w:t>
       </w:r>
     </w:p>
     <w:p>
@@ -116,7 +116,7 @@
         <w:pStyle w:val="ListBullet"/>
       </w:pPr>
       <w:r>
-        <w:t>Implement practical controls that verify both identity and permissions</w:t>
+        <w:t>Implement practical controls that enforce both identity verification and permission checking</w:t>
       </w:r>
     </w:p>
     <w:p>
@@ -124,7 +124,7 @@
         <w:pStyle w:val="ListBullet"/>
       </w:pPr>
       <w:r>
-        <w:t>Conduct security interviews using authentication and authorization as a lens</w:t>
+        <w:t>Conduct security assessments that properly evaluate both mechanisms independently</w:t>
       </w:r>
     </w:p>
     <w:p>
@@ -137,32 +137,65 @@
     </w:p>
     <w:p>
       <w:r>
-        <w:t>Authentication and authorization are foundational security concepts that are frequently confused, conflated, or implemented as a single monolithic system. This confusion creates security gaps that attackers exploit routinely. Understanding the distinction between these two concepts is essential for anyone designing, building, or reviewing application security controls.</w:t>
-      </w:r>
-    </w:p>
-    <w:p>
-      <w:r>
-        <w:t>**Authentication** answers the question: "Who are you?" It is the process of verifying that a user is who they claim to be. Authentication establishes identity through evidence—something you know (a password), something you have (a hardware token or phone), or something you are (biometric data). Once authentication succeeds, the system has reasonable confidence about the user's identity.</w:t>
-      </w:r>
-    </w:p>
-    <w:p>
-      <w:r>
-        <w:t>**Authorization** answers the question: "What are you allowed to do?" It is the process of determining whether an authenticated user has permission to perform a specific action or access a specific resource. Authorization is the enforcement of access control policies based on the authenticated identity and the context of the request.</w:t>
-      </w:r>
-    </w:p>
-    <w:p>
-      <w:r>
-        <w:t>The critical distinction is this: authentication is about identity verification, while authorization is about permission enforcement. A system can authenticate a user perfectly but fail catastrophically at authorization. Conversely, a system might have strong authorization logic but weak authentication, allowing attackers to impersonate legitimate users.</w:t>
-      </w:r>
-    </w:p>
-    <w:p>
-      <w:r>
-        <w:t>Consider a practical example: A user logs into a banking application with their username and password. The authentication system verifies the credentials against a stored hash and establishes a session. This is authentication—the system now knows who the user is. When that user attempts to view their account balance, the authorization system checks whether the authenticated user has permission to view that specific account. If the user tries to view another customer's account, authorization should deny the request, even though the user is authenticated.</w:t>
-      </w:r>
-    </w:p>
-    <w:p>
-      <w:r>
-        <w:t>Many security breaches occur not because authentication failed, but because authorization was missing or improperly implemented. A user might be authenticated, but the application fails to verify that they have permission to perform the requested action. This is sometimes called a "broken access control" vulnerability, and it consistently ranks among the most common and impactful application security issues.</w:t>
+        <w:t>Authentication and authorization are foundational security concepts that are frequently confused, conflated, or implemented as a single monolithic system. This confusion creates security gaps that attackers exploit routinely. Understanding the distinction between these two mechanisms is essential for anyone designing, building, or reviewing application security controls.</w:t>
+      </w:r>
+    </w:p>
+    <w:p>
+      <w:r>
+        <w:t>**Authentication** answers the question: "Who are you?" It is the process of verifying that a user is who they claim to be. Authentication establishes identity through evidence—something you know (a password), something you have (a hardware token or phone), something you are (biometric data), or some combination of these factors. Once authentication succeeds, the application knows the user's identity with reasonable confidence.</w:t>
+      </w:r>
+    </w:p>
+    <w:p>
+      <w:r>
+        <w:t>**Authorization** answers the question: "What are you allowed to do?" It is the process of determining whether an authenticated user has permission to perform a specific action or access a specific resource. Authorization is the enforcement of access control policies based on the user's identity, role, attributes, or other contextual information.</w:t>
+      </w:r>
+    </w:p>
+    <w:p>
+      <w:r>
+        <w:t>The critical distinction is this: authentication is about identity verification, while authorization is about permission enforcement. A user can be successfully authenticated but still lack authorization to perform a requested action. Conversely, a system that fails to properly authenticate a user cannot reliably authorize anything, because it does not know who is making the request.</w:t>
+      </w:r>
+    </w:p>
+    <w:p>
+      <w:pPr>
+        <w:pStyle w:val="Heading3"/>
+      </w:pPr>
+      <w:r>
+        <w:t>Why Confusion Occurs</w:t>
+      </w:r>
+    </w:p>
+    <w:p>
+      <w:r>
+        <w:t>Teams often conflate these concepts because:</w:t>
+      </w:r>
+    </w:p>
+    <w:p>
+      <w:r>
+        <w:t>1. **Historical coupling**: Many legacy authentication systems bundled identity verification with basic access control. A user logged in, and the system granted them access to everything associated with their account type.</w:t>
+      </w:r>
+    </w:p>
+    <w:p>
+      <w:r>
+        <w:t>2. **Terminology overlap**: Both involve checking credentials or permissions, and both use similar technical mechanisms (tokens, sessions, claims). The vocabulary can blur the distinction.</w:t>
+      </w:r>
+    </w:p>
+    <w:p>
+      <w:r>
+        <w:t>3. **Single-sign-on systems**: SSO platforms handle authentication centrally, and developers sometimes assume that successful SSO login automatically grants authorization to all downstream services.</w:t>
+      </w:r>
+    </w:p>
+    <w:p>
+      <w:r>
+        <w:t>4. **Role-based access control (RBAC) simplicity**: Simple RBAC systems assign users to roles, and developers may treat role assignment as both authentication and authorization, when role assignment is actually an authorization mechanism that depends on prior authentication.</w:t>
+      </w:r>
+    </w:p>
+    <w:p>
+      <w:r>
+        <w:t>5. **API token design**: API tokens often serve dual purposes—proving identity and carrying permission information—which can obscure the logical separation between the two concerns.</w:t>
+      </w:r>
+    </w:p>
+    <w:p>
+      <w:r>
+        <w:t>The consequences of this confusion are severe. A developer might implement strong authentication (multi-factor authentication, secure password hashing) but then fail to check permissions on sensitive operations. Or a system might verify a user's identity but grant authorization based on user-supplied data rather than server-side policy.</w:t>
       </w:r>
     </w:p>
     <w:p>
@@ -175,7 +208,7 @@
     </w:p>
     <w:p>
       <w:r>
-        <w:t>From an architectural standpoint, authentication and authorization should be treated as separate concerns, even though they are often implemented in proximity to each other. This separation of concerns principle is critical for building secure, maintainable systems.</w:t>
+        <w:t>From an architectural standpoint, authentication and authorization should be treated as distinct layers, even though they interact closely.</w:t>
       </w:r>
     </w:p>
     <w:p>
@@ -183,62 +216,118 @@
         <w:pStyle w:val="Heading3"/>
       </w:pPr>
       <w:r>
-        <w:t>Authentication Architecture</w:t>
-      </w:r>
-    </w:p>
-    <w:p>
-      <w:r>
-        <w:t>Authentication systems typically consist of several components:</w:t>
-      </w:r>
-    </w:p>
-    <w:p>
-      <w:r>
-        <w:t>**Identity Provider (IdP)**: The system responsible for verifying credentials and issuing proof of identity. This might be a local authentication service, an LDAP directory, or a third-party service like Okta or Azure AD.</w:t>
-      </w:r>
-    </w:p>
-    <w:p>
-      <w:r>
-        <w:t>**Credential Storage**: The secure storage of authentication material. Passwords should be hashed using a strong algorithm (bcrypt, Argon2, or PBKDF2). Multi-factor authentication (MFA) credentials should be stored securely, with backup codes encrypted.</w:t>
-      </w:r>
-    </w:p>
-    <w:p>
-      <w:r>
-        <w:t>**Session Management**: The mechanism for maintaining authenticated state across multiple requests. This might be session tokens, JWT tokens, or cookies. The session must be cryptographically secure, resistant to tampering, and properly invalidated on logout.</w:t>
-      </w:r>
-    </w:p>
-    <w:p>
-      <w:r>
-        <w:t>**Authentication Gateway**: The entry point where credentials are exchanged for proof of identity. This is typically an HTTP endpoint that accepts credentials and returns a token or session identifier.</w:t>
-      </w:r>
-    </w:p>
-    <w:p>
-      <w:r>
-        <w:t>A typical authentication flow looks like this:</w:t>
-      </w:r>
-    </w:p>
-    <w:p>
-      <w:r>
-        <w:t>1. User submits credentials to the authentication gateway</w:t>
-      </w:r>
-    </w:p>
-    <w:p>
-      <w:r>
-        <w:t>2. The gateway verifies credentials against stored identity data</w:t>
-      </w:r>
-    </w:p>
-    <w:p>
-      <w:r>
-        <w:t>3. If credentials are valid, the gateway issues a token or session identifier</w:t>
-      </w:r>
-    </w:p>
-    <w:p>
-      <w:r>
-        <w:t>4. The client includes this token in subsequent requests</w:t>
-      </w:r>
-    </w:p>
-    <w:p>
-      <w:r>
-        <w:t>5. The application verifies the token is valid and has not expired</w:t>
+        <w:t>Authentication Layer</w:t>
+      </w:r>
+    </w:p>
+    <w:p>
+      <w:r>
+        <w:t>The authentication layer is responsible for:</w:t>
+      </w:r>
+    </w:p>
+    <w:p>
+      <w:pPr>
+        <w:pStyle w:val="ListBullet"/>
+      </w:pPr>
+      <w:r>
+        <w:t>Accepting credentials from a user or system</w:t>
+      </w:r>
+    </w:p>
+    <w:p>
+      <w:pPr>
+        <w:pStyle w:val="ListBullet"/>
+      </w:pPr>
+      <w:r>
+        <w:t>Verifying those credentials against a trusted store (password database, certificate authority, identity provider)</w:t>
+      </w:r>
+    </w:p>
+    <w:p>
+      <w:pPr>
+        <w:pStyle w:val="ListBullet"/>
+      </w:pPr>
+      <w:r>
+        <w:t>Creating a session or token that represents the authenticated identity</w:t>
+      </w:r>
+    </w:p>
+    <w:p>
+      <w:pPr>
+        <w:pStyle w:val="ListBullet"/>
+      </w:pPr>
+      <w:r>
+        <w:t>Maintaining the session or token for the duration of the user's interaction with the system</w:t>
+      </w:r>
+    </w:p>
+    <w:p>
+      <w:r>
+        <w:t>In a typical web application, the authentication layer might be implemented as:</w:t>
+      </w:r>
+    </w:p>
+    <w:p>
+      <w:pPr>
+        <w:pStyle w:val="ListBullet"/>
+      </w:pPr>
+      <w:r>
+        <w:t>A login endpoint that accepts username and password</w:t>
+      </w:r>
+    </w:p>
+    <w:p>
+      <w:pPr>
+        <w:pStyle w:val="ListBullet"/>
+      </w:pPr>
+      <w:r>
+        <w:t>A password verification function that compares the submitted password against a securely hashed stored password</w:t>
+      </w:r>
+    </w:p>
+    <w:p>
+      <w:pPr>
+        <w:pStyle w:val="ListBullet"/>
+      </w:pPr>
+      <w:r>
+        <w:t>A session management system that creates and validates session cookies</w:t>
+      </w:r>
+    </w:p>
+    <w:p>
+      <w:pPr>
+        <w:pStyle w:val="ListBullet"/>
+      </w:pPr>
+      <w:r>
+        <w:t>An optional multi-factor authentication (MFA) mechanism that requires additional proof of identity</w:t>
+      </w:r>
+    </w:p>
+    <w:p>
+      <w:r>
+        <w:t>In an API context, the authentication layer might be:</w:t>
+      </w:r>
+    </w:p>
+    <w:p>
+      <w:pPr>
+        <w:pStyle w:val="ListBullet"/>
+      </w:pPr>
+      <w:r>
+        <w:t>An OAuth 2.0 authorization server that issues access tokens</w:t>
+      </w:r>
+    </w:p>
+    <w:p>
+      <w:pPr>
+        <w:pStyle w:val="ListBullet"/>
+      </w:pPr>
+      <w:r>
+        <w:t>A JWT (JSON Web Token) validation mechanism that verifies token signatures</w:t>
+      </w:r>
+    </w:p>
+    <w:p>
+      <w:pPr>
+        <w:pStyle w:val="ListBullet"/>
+      </w:pPr>
+      <w:r>
+        <w:t>A mutual TLS (mTLS) system that verifies client certificates</w:t>
+      </w:r>
+    </w:p>
+    <w:p>
+      <w:pPr>
+        <w:pStyle w:val="ListBullet"/>
+      </w:pPr>
+      <w:r>
+        <w:t>An API key validation system that checks whether a submitted key is valid and active</w:t>
       </w:r>
     </w:p>
     <w:p>
@@ -246,17 +335,12 @@
         <w:pStyle w:val="Heading3"/>
       </w:pPr>
       <w:r>
-        <w:t>Authorization Architecture</w:t>
-      </w:r>
-    </w:p>
-    <w:p>
-      <w:r>
-        <w:t>Authorization systems are typically implemented as a layer that sits between the authenticated request and the business logic. Authorization decisions should be made before sensitive operations execute.</w:t>
-      </w:r>
-    </w:p>
-    <w:p>
-      <w:r>
-        <w:t>**Access Control Models**: Different authorization models exist, including:</w:t>
+        <w:t>Authorization Layer</w:t>
+      </w:r>
+    </w:p>
+    <w:p>
+      <w:r>
+        <w:t>The authorization layer is responsible for:</w:t>
       </w:r>
     </w:p>
     <w:p>
@@ -264,7 +348,7 @@
         <w:pStyle w:val="ListBullet"/>
       </w:pPr>
       <w:r>
-        <w:t>**Role-Based Access Control (RBAC)**: Users are assigned roles, and roles have permissions. A user with the "admin" role can perform administrative actions.</w:t>
+        <w:t>Receiving a request from an authenticated user</w:t>
       </w:r>
     </w:p>
     <w:p>
@@ -272,7 +356,7 @@
         <w:pStyle w:val="ListBullet"/>
       </w:pPr>
       <w:r>
-        <w:t>**Attribute-Based Access Control (ABAC)**: Permissions are determined by attributes of the user, resource, and environment. A user might be allowed to view a document if they are in the same department as the document owner.</w:t>
+        <w:t>Determining what resources or actions the user is attempting to access</w:t>
       </w:r>
     </w:p>
     <w:p>
@@ -280,47 +364,89 @@
         <w:pStyle w:val="ListBullet"/>
       </w:pPr>
       <w:r>
-        <w:t>**Access Control Lists (ACLs)**: Specific permissions are granted to specific users for specific resources.</w:t>
-      </w:r>
-    </w:p>
-    <w:p>
-      <w:r>
-        <w:t>**Policy Enforcement Point (PEP)**: The component that intercepts requests and enforces authorization policies. This might be middleware in a web framework, a proxy, or code within the application itself.</w:t>
-      </w:r>
-    </w:p>
-    <w:p>
-      <w:r>
-        <w:t>**Policy Decision Point (PDP)**: The component that evaluates authorization policies and makes decisions. This might be a dedicated service or logic embedded in the application.</w:t>
-      </w:r>
-    </w:p>
-    <w:p>
-      <w:r>
-        <w:t>A typical authorization flow looks like this:</w:t>
-      </w:r>
-    </w:p>
-    <w:p>
-      <w:r>
-        <w:t>1. An authenticated request arrives at the application</w:t>
-      </w:r>
-    </w:p>
-    <w:p>
-      <w:r>
-        <w:t>2. The PEP extracts the user's identity and the requested action</w:t>
-      </w:r>
-    </w:p>
-    <w:p>
-      <w:r>
-        <w:t>3. The PEP queries the PDP with the user's identity, the action, and the resource</w:t>
-      </w:r>
-    </w:p>
-    <w:p>
-      <w:r>
-        <w:t>4. The PDP evaluates policies and returns a permit or deny decision</w:t>
-      </w:r>
-    </w:p>
-    <w:p>
-      <w:r>
-        <w:t>5. If the decision is permit, the business logic executes; if deny, an error is returned</w:t>
+        <w:t>Checking the user's permissions against the requested resource or action</w:t>
+      </w:r>
+    </w:p>
+    <w:p>
+      <w:pPr>
+        <w:pStyle w:val="ListBullet"/>
+      </w:pPr>
+      <w:r>
+        <w:t>Allowing or denying the request based on policy</w:t>
+      </w:r>
+    </w:p>
+    <w:p>
+      <w:r>
+        <w:t>In a typical web application, the authorization layer might be:</w:t>
+      </w:r>
+    </w:p>
+    <w:p>
+      <w:pPr>
+        <w:pStyle w:val="ListBullet"/>
+      </w:pPr>
+      <w:r>
+        <w:t>A middleware component that checks user roles before allowing access to certain pages</w:t>
+      </w:r>
+    </w:p>
+    <w:p>
+      <w:pPr>
+        <w:pStyle w:val="ListBullet"/>
+      </w:pPr>
+      <w:r>
+        <w:t>A service method that verifies the user owns the resource before allowing modification</w:t>
+      </w:r>
+    </w:p>
+    <w:p>
+      <w:pPr>
+        <w:pStyle w:val="ListBullet"/>
+      </w:pPr>
+      <w:r>
+        <w:t>A database query filter that restricts results to resources the user has permission to see</w:t>
+      </w:r>
+    </w:p>
+    <w:p>
+      <w:pPr>
+        <w:pStyle w:val="ListBullet"/>
+      </w:pPr>
+      <w:r>
+        <w:t>An attribute-based access control (ABAC) engine that evaluates complex policies</w:t>
+      </w:r>
+    </w:p>
+    <w:p>
+      <w:r>
+        <w:t>In an API context, the authorization layer might be:</w:t>
+      </w:r>
+    </w:p>
+    <w:p>
+      <w:pPr>
+        <w:pStyle w:val="ListBullet"/>
+      </w:pPr>
+      <w:r>
+        <w:t>A scope validation mechanism that checks whether the token's scopes include the requested operation</w:t>
+      </w:r>
+    </w:p>
+    <w:p>
+      <w:pPr>
+        <w:pStyle w:val="ListBullet"/>
+      </w:pPr>
+      <w:r>
+        <w:t>A resource ownership check that verifies the user owns the resource they are trying to access</w:t>
+      </w:r>
+    </w:p>
+    <w:p>
+      <w:pPr>
+        <w:pStyle w:val="ListBullet"/>
+      </w:pPr>
+      <w:r>
+        <w:t>A permission matrix that maps user roles to allowed operations</w:t>
+      </w:r>
+    </w:p>
+    <w:p>
+      <w:pPr>
+        <w:pStyle w:val="ListBullet"/>
+      </w:pPr>
+      <w:r>
+        <w:t>A fine-grained access control system that evaluates policies based on user attributes, resource attributes, and context</w:t>
       </w:r>
     </w:p>
     <w:p>
@@ -333,12 +459,37 @@
     </w:p>
     <w:p>
       <w:r>
-        <w:t>The key architectural principle is that authentication and authorization should not be tightly coupled. A common anti-pattern is to embed authorization logic directly in the authentication system, or to assume that successful authentication implies authorization for all actions.</w:t>
-      </w:r>
-    </w:p>
-    <w:p>
-      <w:r>
-        <w:t>Consider a microservices architecture: A central authentication service issues tokens to authenticated users. Each microservice receives the token and must independently verify that the user has permission to perform the requested action. The authentication service does not make authorization decisions for individual microservices; it only verifies identity. Each service is responsible for enforcing its own authorization policies.</w:t>
+        <w:t>The key architectural principle is that these layers should be logically separate, even if they are physically close in the codebase. A request should flow through authentication first, establishing identity. Only after authentication succeeds should the request proceed to authorization, where permissions are checked.</w:t>
+      </w:r>
+    </w:p>
+    <w:p>
+      <w:r>
+        <w:t>```</w:t>
+      </w:r>
+    </w:p>
+    <w:p>
+      <w:r>
+        <w:t>Request → Authentication Layer → Authorization Layer → Business Logic</w:t>
+      </w:r>
+    </w:p>
+    <w:p>
+      <w:r>
+        <w:t>↓                        ↓</w:t>
+      </w:r>
+    </w:p>
+    <w:p>
+      <w:r>
+        <w:t>Is this user?          Can this user do this?</w:t>
+      </w:r>
+    </w:p>
+    <w:p>
+      <w:r>
+        <w:t>(Identity)             (Permissions)</w:t>
+      </w:r>
+    </w:p>
+    <w:p>
+      <w:r>
+        <w:t>```</w:t>
       </w:r>
     </w:p>
     <w:p>
@@ -351,7 +502,7 @@
         <w:pStyle w:val="ListBullet"/>
       </w:pPr>
       <w:r>
-        <w:t>**Independent scaling**: Authentication and authorization can be scaled independently based on demand</w:t>
+        <w:t>**Independent testing**: You can test authentication without worrying about authorization logic, and vice versa.</w:t>
       </w:r>
     </w:p>
     <w:p>
@@ -359,7 +510,7 @@
         <w:pStyle w:val="ListBullet"/>
       </w:pPr>
       <w:r>
-        <w:t>**Flexible policies**: Different services can have different authorization policies without modifying the authentication system</w:t>
+        <w:t>**Clear responsibility**: Authentication code is responsible only for identity verification; authorization code is responsible only for permission checking.</w:t>
       </w:r>
     </w:p>
     <w:p>
@@ -367,7 +518,7 @@
         <w:pStyle w:val="ListBullet"/>
       </w:pPr>
       <w:r>
-        <w:t>**Auditability**: Authorization decisions can be logged and audited separately from authentication events</w:t>
+        <w:t>**Easier auditing**: When a security incident occurs, you can trace whether the problem was in identity verification or permission enforcement.</w:t>
       </w:r>
     </w:p>
     <w:p>
@@ -375,7 +526,7 @@
         <w:pStyle w:val="ListBullet"/>
       </w:pPr>
       <w:r>
-        <w:t>**Resilience**: If the authorization system is unavailable, authentication can still function (though requests will be denied)</w:t>
+        <w:t>**Flexibility**: You can change authentication mechanisms (e.g., from passwords to SAML) without rewriting authorization logic.</w:t>
       </w:r>
     </w:p>
     <w:p>
@@ -388,7 +539,7 @@
     </w:p>
     <w:p>
       <w:r>
-        <w:t>From an application security perspective, authentication and authorization failures are among the most exploited vulnerabilities in production systems. The OWASP Top 10 consistently includes broken authentication and broken access control as critical risks.</w:t>
+        <w:t>From an application security perspective, authentication and authorization failures are among the most commonly exploited vulnerabilities. The OWASP Top 10 consistently includes broken authentication and broken access control as critical risks.</w:t>
       </w:r>
     </w:p>
     <w:p>
@@ -409,7 +560,7 @@
         <w:pStyle w:val="ListBullet"/>
       </w:pPr>
       <w:r>
-        <w:t>**Weak credential validation**: The system accepts weak passwords, allows credential reuse, or fails to enforce password complexity</w:t>
+        <w:t>**Weak credential storage**: Passwords are stored in plaintext or with weak hashing algorithms (MD5, SHA1 without salt).</w:t>
       </w:r>
     </w:p>
     <w:p>
@@ -417,7 +568,7 @@
         <w:pStyle w:val="ListBullet"/>
       </w:pPr>
       <w:r>
-        <w:t>**Insecure credential transmission**: Credentials are transmitted over unencrypted channels or logged in plaintext</w:t>
+        <w:t>**Credential transmission vulnerabilities**: Credentials are transmitted over unencrypted channels (HTTP instead of HTTPS).</w:t>
       </w:r>
     </w:p>
     <w:p>
@@ -425,7 +576,7 @@
         <w:pStyle w:val="ListBullet"/>
       </w:pPr>
       <w:r>
-        <w:t>**Insecure credential storage**: Passwords are stored in plaintext, hashed with weak algorithms, or stored without salt</w:t>
+        <w:t>**Brute force attacks**: The system allows unlimited login attempts without rate limiting or account lockout.</w:t>
       </w:r>
     </w:p>
     <w:p>
@@ -433,7 +584,7 @@
         <w:pStyle w:val="ListBullet"/>
       </w:pPr>
       <w:r>
-        <w:t>**Session fixation**: An attacker can force a user to use a known session identifier</w:t>
+        <w:t>**Session fixation**: An attacker can force a user to use a known session ID.</w:t>
       </w:r>
     </w:p>
     <w:p>
@@ -441,7 +592,7 @@
         <w:pStyle w:val="ListBullet"/>
       </w:pPr>
       <w:r>
-        <w:t>**Session hijacking**: An attacker can steal or predict session tokens</w:t>
+        <w:t>**Credential stuffing**: Attackers use credentials leaked from other services to gain access.</w:t>
       </w:r>
     </w:p>
     <w:p>
@@ -449,7 +600,7 @@
         <w:pStyle w:val="ListBullet"/>
       </w:pPr>
       <w:r>
-        <w:t>**Lack of MFA**: The system relies solely on passwords, which are vulnerable to phishing and credential stuffing</w:t>
+        <w:t>**Weak MFA implementation**: MFA is implemented but can be bypassed (e.g., SMS-based MFA intercepted via SIM swapping).</w:t>
       </w:r>
     </w:p>
     <w:p>
@@ -457,7 +608,7 @@
         <w:pStyle w:val="ListBullet"/>
       </w:pPr>
       <w:r>
-        <w:t>**Credential stuffing**: Attackers use leaked credentials from other systems to gain access</w:t>
+        <w:t>**Default credentials**: Applications ship with default usernames and passwords that are not changed.</w:t>
       </w:r>
     </w:p>
     <w:p>
@@ -465,7 +616,7 @@
         <w:pStyle w:val="ListBullet"/>
       </w:pPr>
       <w:r>
-        <w:t>**Brute force attacks**: The system does not rate-limit authentication attempts</w:t>
+        <w:t>**Insecure password recovery**: Password reset mechanisms allow attackers to reset other users' passwords.</w:t>
       </w:r>
     </w:p>
     <w:p>
@@ -486,7 +637,7 @@
         <w:pStyle w:val="ListBullet"/>
       </w:pPr>
       <w:r>
-        <w:t>**Missing authorization checks**: The application performs an action without verifying the user has permission</w:t>
+        <w:t>**Missing authorization checks**: The application performs an action without verifying the user has permission.</w:t>
       </w:r>
     </w:p>
     <w:p>
@@ -494,7 +645,7 @@
         <w:pStyle w:val="ListBullet"/>
       </w:pPr>
       <w:r>
-        <w:t>**Insecure direct object references (IDOR)**: A user can access resources belonging to other users by manipulating object identifiers</w:t>
+        <w:t>**Broken object-level access control**: A user can access or modify objects belonging to other users by changing an ID in the request.</w:t>
       </w:r>
     </w:p>
     <w:p>
@@ -502,7 +653,7 @@
         <w:pStyle w:val="ListBullet"/>
       </w:pPr>
       <w:r>
-        <w:t>**Privilege escalation**: A user can perform actions reserved for higher-privilege users</w:t>
+        <w:t>**Broken function-level access control**: A user can access administrative functions by directly requesting them.</w:t>
       </w:r>
     </w:p>
     <w:p>
@@ -510,7 +661,7 @@
         <w:pStyle w:val="ListBullet"/>
       </w:pPr>
       <w:r>
-        <w:t>**Horizontal access control bypass**: A user can access resources belonging to other users at the same privilege level</w:t>
+        <w:t>**Insecure direct object references (IDOR)**: The application uses user-supplied IDs to fetch objects without checking ownership.</w:t>
       </w:r>
     </w:p>
     <w:p>
@@ -518,7 +669,7 @@
         <w:pStyle w:val="ListBullet"/>
       </w:pPr>
       <w:r>
-        <w:t>**Vertical access control bypass**: A user can access resources or perform actions reserved for higher-privilege users</w:t>
+        <w:t>**Privilege escalation**: A user can perform actions reserved for higher-privilege users.</w:t>
       </w:r>
     </w:p>
     <w:p>
@@ -526,7 +677,7 @@
         <w:pStyle w:val="ListBullet"/>
       </w:pPr>
       <w:r>
-        <w:t>**Function-level access control bypass**: A user can access administrative functions without proper authorization</w:t>
+        <w:t>**Horizontal privilege escalation**: A user can access resources belonging to other users at the same privilege level.</w:t>
       </w:r>
     </w:p>
     <w:p>
@@ -534,7 +685,15 @@
         <w:pStyle w:val="ListBullet"/>
       </w:pPr>
       <w:r>
-        <w:t>**Data-level access control bypass**: A user can access data they should not have permission to view</w:t>
+        <w:t>**Vertical privilege escalation**: A user can access resources or functions reserved for higher-privilege users.</w:t>
+      </w:r>
+    </w:p>
+    <w:p>
+      <w:pPr>
+        <w:pStyle w:val="ListBullet"/>
+      </w:pPr>
+      <w:r>
+        <w:t>**Authorization based on user input**: The application trusts user-supplied data (e.g., a hidden form field) to determine permissions.</w:t>
       </w:r>
     </w:p>
     <w:p>
@@ -542,37 +701,331 @@
         <w:pStyle w:val="Heading3"/>
       </w:pPr>
       <w:r>
-        <w:t>Real-World Examples</w:t>
-      </w:r>
-    </w:p>
-    <w:p>
-      <w:r>
-        <w:t>**Example 1: Authentication Without Authorization**</w:t>
-      </w:r>
-    </w:p>
-    <w:p>
-      <w:r>
-        <w:t>A SaaS application implements strong authentication: users must provide a username, password, and a code from an authenticator app. However, the authorization system is weak. Once authenticated, a user can view any other user's data by changing a user ID in the URL from `/api/users/123/profile` to `/api/users/124/profile`. The application verifies that the request includes a valid authentication token but does not verify that the authenticated user has permission to access user 124's profile. This is a classic IDOR vulnerability.</w:t>
-      </w:r>
-    </w:p>
-    <w:p>
-      <w:r>
-        <w:t>**Example 2: Authorization Without Authentication**</w:t>
-      </w:r>
-    </w:p>
-    <w:p>
-      <w:r>
-        <w:t>An internal API endpoint is protected by authorization checks—it verifies that the user has the "admin" role before allowing access. However, the endpoint does not require authentication. An attacker can call the endpoint without any credentials, and the authorization check fails because there is no authenticated user. The application should have verified authentication before checking authorization.</w:t>
-      </w:r>
-    </w:p>
-    <w:p>
-      <w:r>
-        <w:t>**Example 3: Conflating Authentication and Authorization**</w:t>
-      </w:r>
-    </w:p>
-    <w:p>
-      <w:r>
-        <w:t>A legacy application stores user credentials and permissions in a single table:</w:t>
+        <w:t>The Critical Distinction in Security Terms</w:t>
+      </w:r>
+    </w:p>
+    <w:p>
+      <w:r>
+        <w:t>From a security perspective, the distinction matters because:</w:t>
+      </w:r>
+    </w:p>
+    <w:p>
+      <w:r>
+        <w:t>1. **Authentication is necessary but not sufficient**: A strong authentication system does not prevent authorization failures. You can have perfect authentication and still suffer from broken access control.</w:t>
+      </w:r>
+    </w:p>
+    <w:p>
+      <w:r>
+        <w:t>2. **Authorization depends on authentication**: If authentication is broken, authorization is meaningless. You cannot reliably enforce permissions if you do not know who the user is.</w:t>
+      </w:r>
+    </w:p>
+    <w:p>
+      <w:r>
+        <w:t>3. **Different threat models**: Authentication failures are typically exploited through credential compromise, brute force, or session hijacking. Authorization failures are typically exploited through direct object reference manipulation, privilege escalation, or function-level access control bypass.</w:t>
+      </w:r>
+    </w:p>
+    <w:p>
+      <w:r>
+        <w:t>4. **Different remediation strategies**: Fixing authentication requires stronger credential management, secure transmission, and session handling. Fixing authorization requires explicit permission checks, proper access control models, and secure object reference handling.</w:t>
+      </w:r>
+    </w:p>
+    <w:p>
+      <w:pPr>
+        <w:pStyle w:val="Heading2"/>
+      </w:pPr>
+      <w:r>
+        <w:t>Developer Lens</w:t>
+      </w:r>
+    </w:p>
+    <w:p>
+      <w:r>
+        <w:t>Developers are responsible for implementing both authentication and authorization correctly. From a developer's perspective, the distinction has practical implications for code design and testing.</w:t>
+      </w:r>
+    </w:p>
+    <w:p>
+      <w:pPr>
+        <w:pStyle w:val="Heading3"/>
+      </w:pPr>
+      <w:r>
+        <w:t>Authentication Implementation</w:t>
+      </w:r>
+    </w:p>
+    <w:p>
+      <w:r>
+        <w:t>When implementing authentication, developers should:</w:t>
+      </w:r>
+    </w:p>
+    <w:p>
+      <w:pPr>
+        <w:pStyle w:val="ListBullet"/>
+      </w:pPr>
+      <w:r>
+        <w:t>**Use established libraries**: Do not implement authentication from scratch. Use well-tested libraries like bcrypt for password hashing, established OAuth 2.0 libraries, or SAML libraries.</w:t>
+      </w:r>
+    </w:p>
+    <w:p>
+      <w:pPr>
+        <w:pStyle w:val="ListBullet"/>
+      </w:pPr>
+      <w:r>
+        <w:t>**Hash passwords with strong algorithms**: Use bcrypt, scrypt, Argon2, or PBKDF2 with appropriate work factors. Never use MD5, SHA1, or unsalted hashing.</w:t>
+      </w:r>
+    </w:p>
+    <w:p>
+      <w:pPr>
+        <w:pStyle w:val="ListBullet"/>
+      </w:pPr>
+      <w:r>
+        <w:t>**Implement secure session management**: Use secure, HttpOnly, SameSite cookies for session tokens. Regenerate session IDs after successful authentication.</w:t>
+      </w:r>
+    </w:p>
+    <w:p>
+      <w:pPr>
+        <w:pStyle w:val="ListBullet"/>
+      </w:pPr>
+      <w:r>
+        <w:t>**Enforce HTTPS**: Transmit credentials only over encrypted channels.</w:t>
+      </w:r>
+    </w:p>
+    <w:p>
+      <w:pPr>
+        <w:pStyle w:val="ListBullet"/>
+      </w:pPr>
+      <w:r>
+        <w:t>**Implement rate limiting**: Limit login attempts to prevent brute force attacks.</w:t>
+      </w:r>
+    </w:p>
+    <w:p>
+      <w:pPr>
+        <w:pStyle w:val="ListBullet"/>
+      </w:pPr>
+      <w:r>
+        <w:t>**Implement account lockout**: Lock accounts after multiple failed login attempts.</w:t>
+      </w:r>
+    </w:p>
+    <w:p>
+      <w:pPr>
+        <w:pStyle w:val="ListBullet"/>
+      </w:pPr>
+      <w:r>
+        <w:t>**Implement MFA**: Require a second factor (TOTP, hardware token, push notification) for sensitive operations or high-value accounts.</w:t>
+      </w:r>
+    </w:p>
+    <w:p>
+      <w:pPr>
+        <w:pStyle w:val="ListBullet"/>
+      </w:pPr>
+      <w:r>
+        <w:t>**Implement secure password recovery**: Use time-limited tokens sent to verified email addresses; do not ask security questions.</w:t>
+      </w:r>
+    </w:p>
+    <w:p>
+      <w:pPr>
+        <w:pStyle w:val="ListBullet"/>
+      </w:pPr>
+      <w:r>
+        <w:t>**Log authentication events**: Log successful and failed authentication attempts for audit and incident response.</w:t>
+      </w:r>
+    </w:p>
+    <w:p>
+      <w:pPr>
+        <w:pStyle w:val="Heading3"/>
+      </w:pPr>
+      <w:r>
+        <w:t>Authorization Implementation</w:t>
+      </w:r>
+    </w:p>
+    <w:p>
+      <w:r>
+        <w:t>When implementing authorization, developers should:</w:t>
+      </w:r>
+    </w:p>
+    <w:p>
+      <w:pPr>
+        <w:pStyle w:val="ListBullet"/>
+      </w:pPr>
+      <w:r>
+        <w:t>**Check permissions on every operation**: Do not assume that because a user is authenticated, they are authorized. Check permissions explicitly.</w:t>
+      </w:r>
+    </w:p>
+    <w:p>
+      <w:pPr>
+        <w:pStyle w:val="ListBullet"/>
+      </w:pPr>
+      <w:r>
+        <w:t>**Check permissions server-side**: Never rely on client-side authorization checks (hidden form fields, client-side role checks). Always verify permissions on the server.</w:t>
+      </w:r>
+    </w:p>
+    <w:p>
+      <w:pPr>
+        <w:pStyle w:val="ListBullet"/>
+      </w:pPr>
+      <w:r>
+        <w:t>**Use explicit permission checks**: Rather than checking if a user has a certain role, check if the user has permission for the specific action.</w:t>
+      </w:r>
+    </w:p>
+    <w:p>
+      <w:pPr>
+        <w:pStyle w:val="ListBullet"/>
+      </w:pPr>
+      <w:r>
+        <w:t>**Implement object-level access control**: When a user requests a resource by ID, verify they own or have permission to access that resource.</w:t>
+      </w:r>
+    </w:p>
+    <w:p>
+      <w:pPr>
+        <w:pStyle w:val="ListBullet"/>
+      </w:pPr>
+      <w:r>
+        <w:t>**Use a consistent authorization model**: Choose an authorization model (RBAC, ABAC, ACL) and apply it consistently across the application.</w:t>
+      </w:r>
+    </w:p>
+    <w:p>
+      <w:pPr>
+        <w:pStyle w:val="ListBullet"/>
+      </w:pPr>
+      <w:r>
+        <w:t>**Fail securely**: When authorization fails, deny access by default. Do not grant access if the authorization check is unclear.</w:t>
+      </w:r>
+    </w:p>
+    <w:p>
+      <w:pPr>
+        <w:pStyle w:val="ListBullet"/>
+      </w:pPr>
+      <w:r>
+        <w:t>**Log authorization decisions**: Log both successful and failed authorization attempts, especially for sensitive operations.</w:t>
+      </w:r>
+    </w:p>
+    <w:p>
+      <w:pPr>
+        <w:pStyle w:val="ListBullet"/>
+      </w:pPr>
+      <w:r>
+        <w:t>**Separate authorization logic from business logic**: Implement authorization checks in a dedicated layer or middleware, not scattered throughout business logic.</w:t>
+      </w:r>
+    </w:p>
+    <w:p>
+      <w:pPr>
+        <w:pStyle w:val="Heading3"/>
+      </w:pPr>
+      <w:r>
+        <w:t>Practical Code Example: Web Application</w:t>
+      </w:r>
+    </w:p>
+    <w:p>
+      <w:r>
+        <w:t>Consider a web application where users can view and edit their own documents:</w:t>
+      </w:r>
+    </w:p>
+    <w:p>
+      <w:r>
+        <w:t>```python</w:t>
+      </w:r>
+    </w:p>
+    <w:p>
+      <w:pPr>
+        <w:pStyle w:val="Heading1"/>
+      </w:pPr>
+      <w:r>
+        <w:t>WEAK: Authentication only, no authorization check</w:t>
+      </w:r>
+    </w:p>
+    <w:p>
+      <w:r>
+        <w:t>@app.route('/documents/&lt;doc_id&gt;', methods=['GET'])</w:t>
+      </w:r>
+    </w:p>
+    <w:p>
+      <w:r>
+        <w:t>def view_document(doc_id):</w:t>
+      </w:r>
+    </w:p>
+    <w:p>
+      <w:r>
+        <w:t>if not is_authenticated():  # Authentication check</w:t>
+      </w:r>
+    </w:p>
+    <w:p>
+      <w:r>
+        <w:t>return redirect('/login')</w:t>
+      </w:r>
+    </w:p>
+    <w:p>
+      <w:r>
+        <w:t>document = db.query(Document).filter(Document.id == doc_id).first()</w:t>
+      </w:r>
+    </w:p>
+    <w:p>
+      <w:r>
+        <w:t>return render_template('document.html', document=document)</w:t>
+      </w:r>
+    </w:p>
+    <w:p>
+      <w:pPr>
+        <w:pStyle w:val="Heading1"/>
+      </w:pPr>
+      <w:r>
+        <w:t>STRONG: Authentication and authorization check</w:t>
+      </w:r>
+    </w:p>
+    <w:p>
+      <w:r>
+        <w:t>@app.route('/documents/&lt;doc_id&gt;', methods=['GET'])</w:t>
+      </w:r>
+    </w:p>
+    <w:p>
+      <w:r>
+        <w:t>def view_document(doc_id):</w:t>
+      </w:r>
+    </w:p>
+    <w:p>
+      <w:r>
+        <w:t>if not is_authenticated():  # Authentication check</w:t>
+      </w:r>
+    </w:p>
+    <w:p>
+      <w:r>
+        <w:t>return redirect('/login')</w:t>
+      </w:r>
+    </w:p>
+    <w:p>
+      <w:r>
+        <w:t>current_user = get_current_user()  # Get authenticated user</w:t>
+      </w:r>
+    </w:p>
+    <w:p>
+      <w:r>
+        <w:t>document = db.query(Document).filter(Document.id == doc_id).first()</w:t>
+      </w:r>
+    </w:p>
+    <w:p>
+      <w:r>
+        <w:t>if not document:</w:t>
+      </w:r>
+    </w:p>
+    <w:p>
+      <w:r>
+        <w:t>return abort(404)</w:t>
+      </w:r>
+    </w:p>
+    <w:p>
+      <w:r>
+        <w:t># Authorization check: verify user owns the document</w:t>
+      </w:r>
+    </w:p>
+    <w:p>
+      <w:r>
+        <w:t>if document.owner_id != current_user.id:</w:t>
+      </w:r>
+    </w:p>
+    <w:p>
+      <w:r>
+        <w:t>return abort(403)  # Forbidden</w:t>
+      </w:r>
+    </w:p>
+    <w:p>
+      <w:r>
+        <w:t>return render_template('document.html', document=document)</w:t>
       </w:r>
     </w:p>
     <w:p>
@@ -582,32 +1035,181 @@
     </w:p>
     <w:p>
       <w:r>
-        <w:t>users:</w:t>
-      </w:r>
-    </w:p>
-    <w:p>
-      <w:r>
-        <w:t>id: 1</w:t>
-      </w:r>
-    </w:p>
-    <w:p>
-      <w:r>
-        <w:t>username: alice</w:t>
-      </w:r>
-    </w:p>
-    <w:p>
-      <w:r>
-        <w:t>password_hash: $2b$12$...</w:t>
-      </w:r>
-    </w:p>
-    <w:p>
-      <w:r>
-        <w:t>role: admin</w:t>
-      </w:r>
-    </w:p>
-    <w:p>
-      <w:r>
-        <w:t>is_authenticated: true</w:t>
+        <w:t>The weak version checks authentication but not authorization. An attacker could change the `doc_id` parameter to access other users' documents. The strong version adds an explicit authorization check that verifies the current user owns the document.</w:t>
+      </w:r>
+    </w:p>
+    <w:p>
+      <w:pPr>
+        <w:pStyle w:val="Heading3"/>
+      </w:pPr>
+      <w:r>
+        <w:t>Practical Code Example: API</w:t>
+      </w:r>
+    </w:p>
+    <w:p>
+      <w:r>
+        <w:t>Consider an API endpoint where users can update their profile:</w:t>
+      </w:r>
+    </w:p>
+    <w:p>
+      <w:r>
+        <w:t>```python</w:t>
+      </w:r>
+    </w:p>
+    <w:p>
+      <w:pPr>
+        <w:pStyle w:val="Heading1"/>
+      </w:pPr>
+      <w:r>
+        <w:t>WEAK: Trusts user-supplied user_id</w:t>
+      </w:r>
+    </w:p>
+    <w:p>
+      <w:r>
+        <w:t>@app.route('/api/users/&lt;user_id&gt;', methods=['PUT'])</w:t>
+      </w:r>
+    </w:p>
+    <w:p>
+      <w:r>
+        <w:t>def update_user(user_id):</w:t>
+      </w:r>
+    </w:p>
+    <w:p>
+      <w:r>
+        <w:t>if not is_authenticated():  # Authentication check</w:t>
+      </w:r>
+    </w:p>
+    <w:p>
+      <w:r>
+        <w:t>return jsonify({'error': 'Unauthorized'}), 401</w:t>
+      </w:r>
+    </w:p>
+    <w:p>
+      <w:r>
+        <w:t>data = request.get_json()</w:t>
+      </w:r>
+    </w:p>
+    <w:p>
+      <w:r>
+        <w:t>user = db.query(User).filter(User.id == user_id).first()</w:t>
+      </w:r>
+    </w:p>
+    <w:p>
+      <w:r>
+        <w:t>if not user:</w:t>
+      </w:r>
+    </w:p>
+    <w:p>
+      <w:r>
+        <w:t>return jsonify({'error': 'Not found'}), 404</w:t>
+      </w:r>
+    </w:p>
+    <w:p>
+      <w:r>
+        <w:t>user.email = data.get('email')</w:t>
+      </w:r>
+    </w:p>
+    <w:p>
+      <w:r>
+        <w:t>user.name = data.get('name')</w:t>
+      </w:r>
+    </w:p>
+    <w:p>
+      <w:r>
+        <w:t>db.commit()</w:t>
+      </w:r>
+    </w:p>
+    <w:p>
+      <w:r>
+        <w:t>return jsonify({'status': 'updated'})</w:t>
+      </w:r>
+    </w:p>
+    <w:p>
+      <w:pPr>
+        <w:pStyle w:val="Heading1"/>
+      </w:pPr>
+      <w:r>
+        <w:t>STRONG: Verifies user can only update their own profile</w:t>
+      </w:r>
+    </w:p>
+    <w:p>
+      <w:r>
+        <w:t>@app.route('/api/users/&lt;user_id&gt;', methods=['PUT'])</w:t>
+      </w:r>
+    </w:p>
+    <w:p>
+      <w:r>
+        <w:t>def update_user(user_id):</w:t>
+      </w:r>
+    </w:p>
+    <w:p>
+      <w:r>
+        <w:t>if not is_authenticated():  # Authentication check</w:t>
+      </w:r>
+    </w:p>
+    <w:p>
+      <w:r>
+        <w:t>return jsonify({'error': 'Unauthorized'}), 401</w:t>
+      </w:r>
+    </w:p>
+    <w:p>
+      <w:r>
+        <w:t>current_user = get_current_user()  # Get authenticated user</w:t>
+      </w:r>
+    </w:p>
+    <w:p>
+      <w:r>
+        <w:t># Authorization check: verify user is updating their own profile</w:t>
+      </w:r>
+    </w:p>
+    <w:p>
+      <w:r>
+        <w:t>if int(user_id) != current_user.id:</w:t>
+      </w:r>
+    </w:p>
+    <w:p>
+      <w:r>
+        <w:t>return jsonify({'error': 'Forbidden'}), 403</w:t>
+      </w:r>
+    </w:p>
+    <w:p>
+      <w:r>
+        <w:t>data = request.get_json()</w:t>
+      </w:r>
+    </w:p>
+    <w:p>
+      <w:r>
+        <w:t>user = db.query(User).filter(User.id == user_id).first()</w:t>
+      </w:r>
+    </w:p>
+    <w:p>
+      <w:r>
+        <w:t>if not user:</w:t>
+      </w:r>
+    </w:p>
+    <w:p>
+      <w:r>
+        <w:t>return jsonify({'error': 'Not found'}), 404</w:t>
+      </w:r>
+    </w:p>
+    <w:p>
+      <w:r>
+        <w:t>user.email = data.get('email')</w:t>
+      </w:r>
+    </w:p>
+    <w:p>
+      <w:r>
+        <w:t>user.name = data.get('name')</w:t>
+      </w:r>
+    </w:p>
+    <w:p>
+      <w:r>
+        <w:t>db.commit()</w:t>
+      </w:r>
+    </w:p>
+    <w:p>
+      <w:r>
+        <w:t>return jsonify({'status': 'updated'})</w:t>
       </w:r>
     </w:p>
     <w:p>
@@ -617,37 +1219,1273 @@
     </w:p>
     <w:p>
       <w:r>
-        <w:t>The application sets `is_authenticated = true` after verifying the password. Later, when a user requests an action, the application checks `is_authenticated` and `role`. However, the `is_authenticated` flag is never cleared when the user logs out—it remains true indefinitely. An attacker who gains access to the database can set `is_authenticated = true` for any user, effectively authenticating as that user without knowing their password.</w:t>
-      </w:r>
-    </w:p>
-    <w:p>
-      <w:r>
-        <w:t>**Example 4: Trusting Client-Side Authorization**</w:t>
-      </w:r>
-    </w:p>
-    <w:p>
-      <w:r>
-        <w:t>A web application implements authorization checks in JavaScript on the client side. The application hides certain UI elements based on the user's role:</w:t>
-      </w:r>
-    </w:p>
-    <w:p>
-      <w:r>
-        <w:t>```javascript</w:t>
-      </w:r>
-    </w:p>
-    <w:p>
-      <w:r>
-        <w:t>if (user.role === 'admin') {</w:t>
-      </w:r>
-    </w:p>
-    <w:p>
-      <w:r>
-        <w:t>showAdminPanel();</w:t>
-      </w:r>
-    </w:p>
-    <w:p>
-      <w:r>
-        <w:t>}</w:t>
+        <w:t>The weak version allows any authenticated user to update any user's profile by changing the `user_id` parameter. The strong version adds an authorization check that verifies the authenticated user is updating their own profile.</w:t>
+      </w:r>
+    </w:p>
+    <w:p>
+      <w:pPr>
+        <w:pStyle w:val="Heading2"/>
+      </w:pPr>
+      <w:r>
+        <w:t>Pentest Lens</w:t>
+      </w:r>
+    </w:p>
+    <w:p>
+      <w:r>
+        <w:t>Penetration testers and security researchers approach authentication and authorization testing systematically, looking for both logical flaws and implementation weaknesses.</w:t>
+      </w:r>
+    </w:p>
+    <w:p>
+      <w:pPr>
+        <w:pStyle w:val="Heading3"/>
+      </w:pPr>
+      <w:r>
+        <w:t>Authentication Testing</w:t>
+      </w:r>
+    </w:p>
+    <w:p>
+      <w:r>
+        <w:t>Pentesters test authentication by:</w:t>
+      </w:r>
+    </w:p>
+    <w:p>
+      <w:pPr>
+        <w:pStyle w:val="ListBullet"/>
+      </w:pPr>
+      <w:r>
+        <w:t>**Attempting default credentials**: Testing common default usernames and passwords (admin/admin, admin/password).</w:t>
+      </w:r>
+    </w:p>
+    <w:p>
+      <w:pPr>
+        <w:pStyle w:val="ListBullet"/>
+      </w:pPr>
+      <w:r>
+        <w:t>**Brute forcing credentials**: Attempting to guess passwords through automated login attempts.</w:t>
+      </w:r>
+    </w:p>
+    <w:p>
+      <w:pPr>
+        <w:pStyle w:val="ListBullet"/>
+      </w:pPr>
+      <w:r>
+        <w:t>**Testing password policies**: Checking if weak passwords are accepted.</w:t>
+      </w:r>
+    </w:p>
+    <w:p>
+      <w:pPr>
+        <w:pStyle w:val="ListBullet"/>
+      </w:pPr>
+      <w:r>
+        <w:t>**Testing session management**: Attempting to reuse, fixate, or hijack session tokens.</w:t>
+      </w:r>
+    </w:p>
+    <w:p>
+      <w:pPr>
+        <w:pStyle w:val="ListBullet"/>
+      </w:pPr>
+      <w:r>
+        <w:t>**Testing credential transmission**: Checking if credentials are transmitted over HTTPS and if sensitive data is logged.</w:t>
+      </w:r>
+    </w:p>
+    <w:p>
+      <w:pPr>
+        <w:pStyle w:val="ListBullet"/>
+      </w:pPr>
+      <w:r>
+        <w:t>**Testing password recovery**: Attempting to reset other users' passwords through predictable tokens or security questions.</w:t>
+      </w:r>
+    </w:p>
+    <w:p>
+      <w:pPr>
+        <w:pStyle w:val="ListBullet"/>
+      </w:pPr>
+      <w:r>
+        <w:t>**Testing MFA bypass**: Attempting to bypass MFA through token reuse, timing attacks, or alternative authentication paths.</w:t>
+      </w:r>
+    </w:p>
+    <w:p>
+      <w:pPr>
+        <w:pStyle w:val="ListBullet"/>
+      </w:pPr>
+      <w:r>
+        <w:t>**Testing account enumeration**: Determining if the application reveals whether an account exists.</w:t>
+      </w:r>
+    </w:p>
+    <w:p>
+      <w:pPr>
+        <w:pStyle w:val="ListBullet"/>
+      </w:pPr>
+      <w:r>
+        <w:t>**Testing credential stuffing**: Using credentials from known breaches to gain access.</w:t>
+      </w:r>
+    </w:p>
+    <w:p>
+      <w:pPr>
+        <w:pStyle w:val="Heading3"/>
+      </w:pPr>
+      <w:r>
+        <w:t>Authorization Testing</w:t>
+      </w:r>
+    </w:p>
+    <w:p>
+      <w:r>
+        <w:t>Pentesters test authorization by:</w:t>
+      </w:r>
+    </w:p>
+    <w:p>
+      <w:pPr>
+        <w:pStyle w:val="ListBullet"/>
+      </w:pPr>
+      <w:r>
+        <w:t>**Testing object-level access control**: Attempting to access or modify objects belonging to other users by changing IDs.</w:t>
+      </w:r>
+    </w:p>
+    <w:p>
+      <w:pPr>
+        <w:pStyle w:val="ListBullet"/>
+      </w:pPr>
+      <w:r>
+        <w:t>**Testing function-level access control**: Attempting to access administrative functions without proper privileges.</w:t>
+      </w:r>
+    </w:p>
+    <w:p>
+      <w:pPr>
+        <w:pStyle w:val="ListBullet"/>
+      </w:pPr>
+      <w:r>
+        <w:t>**Testing horizontal privilege escalation**: Attempting to access resources belonging to other users at the same privilege level.</w:t>
+      </w:r>
+    </w:p>
+    <w:p>
+      <w:pPr>
+        <w:pStyle w:val="ListBullet"/>
+      </w:pPr>
+      <w:r>
+        <w:t>**Testing vertical privilege escalation**: Attempting to access resources or functions reserved for higher-privilege users.</w:t>
+      </w:r>
+    </w:p>
+    <w:p>
+      <w:pPr>
+        <w:pStyle w:val="ListBullet"/>
+      </w:pPr>
+      <w:r>
+        <w:t>**Testing authorization bypass**: Attempting to bypass authorization checks through parameter manipulation, HTTP method changes, or request modification.</w:t>
+      </w:r>
+    </w:p>
+    <w:p>
+      <w:pPr>
+        <w:pStyle w:val="ListBullet"/>
+      </w:pPr>
+      <w:r>
+        <w:t>**Testing role-based access control**: Attempting to assume higher-privilege roles or modify role assignments.</w:t>
+      </w:r>
+    </w:p>
+    <w:p>
+      <w:pPr>
+        <w:pStyle w:val="ListBullet"/>
+      </w:pPr>
+      <w:r>
+        <w:t>**Testing attribute-based access control**: Attempting to manipulate attributes to gain unauthorized access.</w:t>
+      </w:r>
+    </w:p>
+    <w:p>
+      <w:pPr>
+        <w:pStyle w:val="ListBullet"/>
+      </w:pPr>
+      <w:r>
+        <w:t>**Testing authorization in APIs**: Attempting to access API endpoints without proper scopes or permissions.</w:t>
+      </w:r>
+    </w:p>
+    <w:p>
+      <w:pPr>
+        <w:pStyle w:val="Heading3"/>
+      </w:pPr>
+      <w:r>
+        <w:t>Testing Methodology</w:t>
+      </w:r>
+    </w:p>
+    <w:p>
+      <w:r>
+        <w:t>A systematic approach to testing authentication and authorization:</w:t>
+      </w:r>
+    </w:p>
+    <w:p>
+      <w:r>
+        <w:t>1. **Map the application**: Identify all authentication mechanisms, authorization models, and protected resources.</w:t>
+      </w:r>
+    </w:p>
+    <w:p>
+      <w:r>
+        <w:t>2. **Test authentication independently**: Verify that authentication is strong and cannot be bypassed.</w:t>
+      </w:r>
+    </w:p>
+    <w:p>
+      <w:r>
+        <w:t>3. **Test authorization independently**: Verify that authorization checks are present and cannot be bypassed.</w:t>
+      </w:r>
+    </w:p>
+    <w:p>
+      <w:r>
+        <w:t>4. **Test the interaction**: Verify that authentication and authorization work together correctly.</w:t>
+      </w:r>
+    </w:p>
+    <w:p>
+      <w:r>
+        <w:t>5. **Test edge cases**: Test what happens when authentication fails, authorization fails, or both fail.</w:t>
+      </w:r>
+    </w:p>
+    <w:p>
+      <w:r>
+        <w:t>6. **Test with different user roles**: Test authorization with different privilege levels.</w:t>
+      </w:r>
+    </w:p>
+    <w:p>
+      <w:r>
+        <w:t>7. **Test with different resources**: Test authorization with different types of resources.</w:t>
+      </w:r>
+    </w:p>
+    <w:p>
+      <w:r>
+        <w:t>8. **Document findings**: Clearly document whether findings are authentication failures, authorization failures, or both.</w:t>
+      </w:r>
+    </w:p>
+    <w:p>
+      <w:pPr>
+        <w:pStyle w:val="Heading2"/>
+      </w:pPr>
+      <w:r>
+        <w:t>Common Findings</w:t>
+      </w:r>
+    </w:p>
+    <w:p>
+      <w:r>
+        <w:t>In real-world security assessments, certain authentication and authorization failures appear repeatedly.</w:t>
+      </w:r>
+    </w:p>
+    <w:p>
+      <w:pPr>
+        <w:pStyle w:val="Heading3"/>
+      </w:pPr>
+      <w:r>
+        <w:t>Authentication Findings</w:t>
+      </w:r>
+    </w:p>
+    <w:p>
+      <w:r>
+        <w:t>**Weak password hashing**: Applications using MD5, SHA1, or unsalted hashing for passwords. Passwords can be cracked quickly with modern hardware.</w:t>
+      </w:r>
+    </w:p>
+    <w:p>
+      <w:r>
+        <w:t>**No rate limiting on login**: Applications allowing unlimited login attempts without delays or account lockout. Attackers can brute force credentials.</w:t>
+      </w:r>
+    </w:p>
+    <w:p>
+      <w:r>
+        <w:t>**Credentials in logs**: Applications logging passwords or tokens in application logs, system logs, or error messages. Credentials can be recovered from log files.</w:t>
+      </w:r>
+    </w:p>
+    <w:p>
+      <w:r>
+        <w:t>**Session fixation**: Applications allowing attackers to set session IDs for other users. Attackers can hijack sessions.</w:t>
+      </w:r>
+    </w:p>
+    <w:p>
+      <w:r>
+        <w:t>**Insecure password recovery**: Password reset mechanisms using predictable tokens, security questions, or email-only verification. Attackers can reset other users' passwords.</w:t>
+      </w:r>
+    </w:p>
+    <w:p>
+      <w:r>
+        <w:t>**MFA bypass**: MFA implementations that can be bypassed through alternative authentication paths, token reuse, or timing attacks.</w:t>
+      </w:r>
+    </w:p>
+    <w:p>
+      <w:r>
+        <w:t>**Default credentials**: Applications shipping with default usernames and passwords that are not changed in production.</w:t>
+      </w:r>
+    </w:p>
+    <w:p>
+      <w:r>
+        <w:t>**Credentials in URLs**: Applications passing credentials in URL parameters or query strings. Credentials can be captured in logs or browser history.</w:t>
+      </w:r>
+    </w:p>
+    <w:p>
+      <w:pPr>
+        <w:pStyle w:val="Heading3"/>
+      </w:pPr>
+      <w:r>
+        <w:t>Authorization Findings</w:t>
+      </w:r>
+    </w:p>
+    <w:p>
+      <w:r>
+        <w:t>**Missing authorization checks**: Operations that modify data without verifying the user has permission. Any authenticated user can perform any action.</w:t>
+      </w:r>
+    </w:p>
+    <w:p>
+      <w:r>
+        <w:t>**Insecure direct object references (IDOR)**: Applications using user-supplied IDs to fetch objects without checking ownership. Users can access other users' data by changing IDs.</w:t>
+      </w:r>
+    </w:p>
+    <w:p>
+      <w:r>
+        <w:t>**Broken function-level access control**: Administrative functions accessible to non-administrative users. Users can perform administrative actions.</w:t>
+      </w:r>
+    </w:p>
+    <w:p>
+      <w:r>
+        <w:t>**Horizontal privilege escalation**: Users accessing resources belonging to other users at the same privilege level. Users can view or modify other users' data.</w:t>
+      </w:r>
+    </w:p>
+    <w:p>
+      <w:r>
+        <w:t>**Vertical privilege escalation**: Users accessing resources or functions reserved for higher-privilege users. Users can perform actions above their privilege level.</w:t>
+      </w:r>
+    </w:p>
+    <w:p>
+      <w:r>
+        <w:t>**Authorization based on user input**: Applications trusting user-supplied data (hidden form fields, client-side role checks) to determine permissions. Users can modify permissions by changing request data.</w:t>
+      </w:r>
+    </w:p>
+    <w:p>
+      <w:r>
+        <w:t>**Inconsistent authorization**: Authorization checks present in some places but not others. Some operations are protected while others are not.</w:t>
+      </w:r>
+    </w:p>
+    <w:p>
+      <w:r>
+        <w:t>**Authorization in APIs**: API endpoints lacking proper scope or permission checks. Users can access API endpoints without proper authorization.</w:t>
+      </w:r>
+    </w:p>
+    <w:p>
+      <w:r>
+        <w:t>**Role-based access control without object-level checks**: Applications checking user roles but not verifying users own the objects they are accessing. Users can access other users' objects if they have the right role.</w:t>
+      </w:r>
+    </w:p>
+    <w:p>
+      <w:pPr>
+        <w:pStyle w:val="Heading2"/>
+      </w:pPr>
+      <w:r>
+        <w:t>Secure Design Guidance</w:t>
+      </w:r>
+    </w:p>
+    <w:p>
+      <w:r>
+        <w:t>When designing authentication and authorization systems, follow these principles:</w:t>
+      </w:r>
+    </w:p>
+    <w:p>
+      <w:pPr>
+        <w:pStyle w:val="Heading3"/>
+      </w:pPr>
+      <w:r>
+        <w:t>Authentication Design Principles</w:t>
+      </w:r>
+    </w:p>
+    <w:p>
+      <w:r>
+        <w:t>**1. Use established standards and libraries**: Do not implement authentication from scratch. Use OAuth 2.0, SAML, OpenID Connect, or established authentication libraries. These have been reviewed by security experts and are less likely to contain vulnerabilities.</w:t>
+      </w:r>
+    </w:p>
+    <w:p>
+      <w:r>
+        <w:t>**2. Separate authentication from authorization**: Design systems where authentication and authorization are logically separate. Authentication establishes identity; authorization checks permissions.</w:t>
+      </w:r>
+    </w:p>
+    <w:p>
+      <w:r>
+        <w:t>**3. Implement defense in depth**: Use multiple authentication factors (passwords, MFA, certificates). Do not rely on a single factor.</w:t>
+      </w:r>
+    </w:p>
+    <w:p>
+      <w:r>
+        <w:t>**4. Secure credential storage**: Hash passwords with strong algorithms (bcrypt, Argon2). Use salts and appropriate work factors.</w:t>
+      </w:r>
+    </w:p>
+    <w:p>
+      <w:r>
+        <w:t>**5. Secure credential transmission**: Transmit credentials only over HTTPS. Use secure cookies with HttpOnly and SameSite flags.</w:t>
+      </w:r>
+    </w:p>
+    <w:p>
+      <w:r>
+        <w:t>**6. Implement session management**: Create secure sessions after authentication. Regenerate session IDs after login. Implement session timeouts.</w:t>
+      </w:r>
+    </w:p>
+    <w:p>
+      <w:r>
+        <w:t>**7. Implement rate limiting**: Limit login attempts to prevent brute force attacks. Implement account lockout after multiple failed attempts.</w:t>
+      </w:r>
+    </w:p>
+    <w:p>
+      <w:r>
+        <w:t>**8. Implement secure password recovery**: Use time-limited tokens sent to verified email addresses. Do not use security questions.</w:t>
+      </w:r>
+    </w:p>
+    <w:p>
+      <w:r>
+        <w:t>**9. Log authentication events**: Log successful and failed authentication attempts. Include timestamp, username, IP address, and outcome.</w:t>
+      </w:r>
+    </w:p>
+    <w:p>
+      <w:r>
+        <w:t>**10. Monitor for suspicious activity**: Detect and alert on suspicious authentication patterns (multiple failed attempts, logins from unusual locations).</w:t>
+      </w:r>
+    </w:p>
+    <w:p>
+      <w:pPr>
+        <w:pStyle w:val="Heading3"/>
+      </w:pPr>
+      <w:r>
+        <w:t>Authorization Design Principles</w:t>
+      </w:r>
+    </w:p>
+    <w:p>
+      <w:r>
+        <w:t>**1. Implement explicit permission checks**: Check permissions explicitly for every operation. Do not assume authenticated users are authorized.</w:t>
+      </w:r>
+    </w:p>
+    <w:p>
+      <w:r>
+        <w:t>**2. Check permissions server-side**: Never rely on client-side authorization checks. Always verify permissions on the server.</w:t>
+      </w:r>
+    </w:p>
+    <w:p>
+      <w:r>
+        <w:t>**3. Use a consistent authorization model**: Choose an authorization model (RBAC, ABAC, ACL) and apply it consistently.</w:t>
+      </w:r>
+    </w:p>
+    <w:p>
+      <w:r>
+        <w:t>**4. Implement object-level access control**: Verify users own or have permission to access objects</w:t>
+      </w:r>
+    </w:p>
+    <w:p>
+      <w:pPr>
+        <w:pStyle w:val="Heading2"/>
+      </w:pPr>
+      <w:r>
+        <w:t>Interview Questions</w:t>
+      </w:r>
+    </w:p>
+    <w:p>
+      <w:pPr>
+        <w:pStyle w:val="Heading3"/>
+      </w:pPr>
+      <w:r>
+        <w:t>Authentication-Focused Questions</w:t>
+      </w:r>
+    </w:p>
+    <w:p>
+      <w:r>
+        <w:t>1. **Describe a situation where you discovered an authentication vulnerability in an application you were reviewing. What was the vulnerability, and how did you remediate it?**</w:t>
+      </w:r>
+    </w:p>
+    <w:p>
+      <w:r>
+        <w:t>- *Evaluates*: Practical experience identifying authentication flaws, understanding of secure implementation patterns, ability to communicate technical findings.</w:t>
+      </w:r>
+    </w:p>
+    <w:p>
+      <w:r>
+        <w:t>- *Look for*: Specific examples (weak hashing, missing rate limiting, session fixation), understanding of why the vulnerability existed, concrete remediation steps.</w:t>
+      </w:r>
+    </w:p>
+    <w:p>
+      <w:r>
+        <w:t>2. **Walk me through how you would implement password hashing in a new application. What algorithm would you choose, and why? What parameters would you configure?**</w:t>
+      </w:r>
+    </w:p>
+    <w:p>
+      <w:r>
+        <w:t>- *Evaluates*: Knowledge of modern password hashing algorithms, understanding of work factors and salt, ability to make secure design decisions.</w:t>
+      </w:r>
+    </w:p>
+    <w:p>
+      <w:r>
+        <w:t>- *Look for*: Mention of bcrypt, Argon2, or scrypt; discussion of work factors; understanding that MD5/SHA1 are unacceptable; awareness of timing attacks.</w:t>
+      </w:r>
+    </w:p>
+    <w:p>
+      <w:r>
+        <w:t>3. **An application you're reviewing uses JWT tokens for API authentication. What security properties would you verify in the token implementation?**</w:t>
+      </w:r>
+    </w:p>
+    <w:p>
+      <w:r>
+        <w:t>- *Evaluates*: Understanding of JWT security considerations, ability to identify common JWT vulnerabilities, knowledge of token lifecycle.</w:t>
+      </w:r>
+    </w:p>
+    <w:p>
+      <w:r>
+        <w:t>- *Look for*: Signature verification, algorithm validation (not "none"), expiration checking, secure key storage, understanding of token refresh mechanisms.</w:t>
+      </w:r>
+    </w:p>
+    <w:p>
+      <w:r>
+        <w:t>4. **How would you design a secure password recovery mechanism? What are the common pitfalls?**</w:t>
+      </w:r>
+    </w:p>
+    <w:p>
+      <w:r>
+        <w:t>- *Evaluates*: Understanding of secure design principles, awareness of common vulnerabilities, ability to balance security with usability.</w:t>
+      </w:r>
+    </w:p>
+    <w:p>
+      <w:r>
+        <w:t>- *Look for*: Time-limited tokens, email verification, no security questions, protection against account enumeration, logging of recovery attempts.</w:t>
+      </w:r>
+    </w:p>
+    <w:p>
+      <w:r>
+        <w:t>5. **Describe your approach to implementing multi-factor authentication. What factors would you support, and how would you handle MFA bypass scenarios?**</w:t>
+      </w:r>
+    </w:p>
+    <w:p>
+      <w:r>
+        <w:t>- *Evaluates*: Knowledge of MFA types, understanding of MFA security considerations, awareness of bypass techniques.</w:t>
+      </w:r>
+    </w:p>
+    <w:p>
+      <w:r>
+        <w:t>- *Look for*: Discussion of TOTP, hardware tokens, push notifications; understanding of backup codes; awareness of SMS vulnerabilities; mention of rate limiting on MFA attempts.</w:t>
+      </w:r>
+    </w:p>
+    <w:p>
+      <w:pPr>
+        <w:pStyle w:val="Heading3"/>
+      </w:pPr>
+      <w:r>
+        <w:t>Authorization-Focused Questions</w:t>
+      </w:r>
+    </w:p>
+    <w:p>
+      <w:r>
+        <w:t>6. **You find an IDOR vulnerability where users can access other users' documents by changing a document ID in the URL. How would you fix this, and how would you prevent similar issues in the future?**</w:t>
+      </w:r>
+    </w:p>
+    <w:p>
+      <w:r>
+        <w:t>- *Evaluates*: Understanding of object-level access control, ability to implement fixes, knowledge of prevention strategies.</w:t>
+      </w:r>
+    </w:p>
+    <w:p>
+      <w:r>
+        <w:t>- *Look for*: Server-side ownership verification, consistent authorization checks, use of indirect references, automated testing for IDOR.</w:t>
+      </w:r>
+    </w:p>
+    <w:p>
+      <w:r>
+        <w:t>7. **Explain the difference between role-based access control (RBAC) and attribute-based access control (ABAC). When would you use each?**</w:t>
+      </w:r>
+    </w:p>
+    <w:p>
+      <w:r>
+        <w:t>- *Evaluates*: Understanding of authorization models, ability to choose appropriate models for different scenarios.</w:t>
+      </w:r>
+    </w:p>
+    <w:p>
+      <w:r>
+        <w:t>- *Look for*: Clear explanation of RBAC simplicity vs. ABAC flexibility; understanding of use cases (RBAC for simple hierarchies, ABAC for complex policies); awareness of implementation complexity.</w:t>
+      </w:r>
+    </w:p>
+    <w:p>
+      <w:r>
+        <w:t>8. **An application checks user roles on the client side (JavaScript) to hide administrative functions. Is this secure? How would you improve it?**</w:t>
+      </w:r>
+    </w:p>
+    <w:p>
+      <w:r>
+        <w:t>- *Evaluates*: Understanding that client-side checks are not security controls, knowledge of proper authorization implementation.</w:t>
+      </w:r>
+    </w:p>
+    <w:p>
+      <w:r>
+        <w:t>- *Look for*: Clear statement that client-side checks are not secure; explanation of why (client can be manipulated); description of server-side authorization checks; understanding of defense in depth.</w:t>
+      </w:r>
+    </w:p>
+    <w:p>
+      <w:r>
+        <w:t>9. **How would you implement authorization for a multi-tenant SaaS application where users belong to organizations and have different roles within each organization?**</w:t>
+      </w:r>
+    </w:p>
+    <w:p>
+      <w:r>
+        <w:t>- *Evaluates*: Ability to design authorization for complex scenarios, understanding of tenant isolation, knowledge of practical authorization patterns.</w:t>
+      </w:r>
+    </w:p>
+    <w:p>
+      <w:r>
+        <w:t>- *Look for*: Tenant context in authorization checks, role-based permissions within tenant context, prevention of cross-tenant access, consistent enforcement across APIs and UI.</w:t>
+      </w:r>
+    </w:p>
+    <w:p>
+      <w:r>
+        <w:t>10. **Describe a privilege escalation vulnerability you've encountered or studied. How could it have been prevented?**</w:t>
+      </w:r>
+    </w:p>
+    <w:p>
+      <w:r>
+        <w:t>- *Evaluates*: Understanding of privilege escalation techniques, awareness of prevention strategies, ability to think about authorization comprehensively.</w:t>
+      </w:r>
+    </w:p>
+    <w:p>
+      <w:r>
+        <w:t>- *Look for*: Specific example (horizontal or vertical escalation); understanding of root cause; discussion of prevention (explicit checks, consistent models, testing).</w:t>
+      </w:r>
+    </w:p>
+    <w:p>
+      <w:pPr>
+        <w:pStyle w:val="Heading3"/>
+      </w:pPr>
+      <w:r>
+        <w:t>Combined Authentication and Authorization Questions</w:t>
+      </w:r>
+    </w:p>
+    <w:p>
+      <w:r>
+        <w:t>11. **Walk me through how you would test both authentication and authorization in a REST API. What would you test for each, and how would you verify they work together correctly?**</w:t>
+      </w:r>
+    </w:p>
+    <w:p>
+      <w:r>
+        <w:t>- *Evaluates*: Systematic testing approach, understanding of distinct concerns, ability to test interactions.</w:t>
+      </w:r>
+    </w:p>
+    <w:p>
+      <w:r>
+        <w:t>- *Look for*: Separate test plans for authentication and authorization; testing of edge cases (failed auth, failed authz, both); testing with different user roles; API-specific concerns (scopes, tokens).</w:t>
+      </w:r>
+    </w:p>
+    <w:p>
+      <w:r>
+        <w:t>12. **An application uses OAuth 2.0 for authentication. Does this mean authorization is handled correctly? Explain your reasoning.**</w:t>
+      </w:r>
+    </w:p>
+    <w:p>
+      <w:r>
+        <w:t>- *Evaluates*: Understanding that authentication and authorization are separate, awareness of OAuth limitations, knowledge of what OAuth does and does not provide.</w:t>
+      </w:r>
+    </w:p>
+    <w:p>
+      <w:r>
+        <w:t>- *Look for*: Clear statement that OAuth handles authentication but not authorization; understanding that authorization must be implemented separately; awareness of scope limitations; knowledge that OAuth does not enforce object-level access control.</w:t>
+      </w:r>
+    </w:p>
+    <w:p>
+      <w:r>
+        <w:t>13. **How would you design a security review checklist for authentication and authorization? What would you include?**</w:t>
+      </w:r>
+    </w:p>
+    <w:p>
+      <w:r>
+        <w:t>- *Evaluates*: Systematic thinking about security, ability to prioritize concerns, knowledge of common vulnerabilities.</w:t>
+      </w:r>
+    </w:p>
+    <w:p>
+      <w:r>
+        <w:t>- *Look for*: Separate sections for authentication and authorization; coverage of common vulnerabilities (OWASP Top 10); testing methodology; code review points; configuration review points.</w:t>
+      </w:r>
+    </w:p>
+    <w:p>
+      <w:r>
+        <w:t>14. **Describe a situation where authentication was strong but authorization was weak, or vice versa. What was the impact, and how would you prevent it?**</w:t>
+      </w:r>
+    </w:p>
+    <w:p>
+      <w:r>
+        <w:t>- *Evaluates*: Understanding that authentication and authorization are independent, awareness of real-world scenarios, ability to think about security holistically.</w:t>
+      </w:r>
+    </w:p>
+    <w:p>
+      <w:r>
+        <w:t>- *Look for*: Specific example; clear explanation of the mismatch; understanding of impact; discussion of prevention (separate testing, clear responsibility, consistent review).</w:t>
+      </w:r>
+    </w:p>
+    <w:p>
+      <w:r>
+        <w:t>15. **How do you explain the difference between authentication and authorization to non-technical stakeholders? Why does this distinction matter for security?**</w:t>
+      </w:r>
+    </w:p>
+    <w:p>
+      <w:r>
+        <w:t>- *Evaluates*: Communication skills, ability to simplify complex concepts, understanding of business impact.</w:t>
+      </w:r>
+    </w:p>
+    <w:p>
+      <w:r>
+        <w:t>- *Look for*: Clear, non-technical explanation; use of analogies (e.g., ID check vs. permission to enter); explanation of why both matter; discussion of business impact (data breaches, compliance).</w:t>
+      </w:r>
+    </w:p>
+    <w:p>
+      <w:pPr>
+        <w:pStyle w:val="Heading3"/>
+      </w:pPr>
+      <w:r>
+        <w:t>Scenario-Based Questions</w:t>
+      </w:r>
+    </w:p>
+    <w:p>
+      <w:r>
+        <w:t>16. **You're reviewing code for a banking application. You find that the application checks if a user is authenticated before allowing fund transfers, but does not verify the user owns the account being transferred from. What is this vulnerability called, and how would you fix it?**</w:t>
+      </w:r>
+    </w:p>
+    <w:p>
+      <w:r>
+        <w:t>- *Evaluates*: Ability to identify authorization failures, understanding of severity in financial context, knowledge of remediation.</w:t>
+      </w:r>
+    </w:p>
+    <w:p>
+      <w:r>
+        <w:t>- *Look for*: Identification as authorization failure or IDOR; understanding of severity; clear remediation (verify account ownership); discussion of testing.</w:t>
+      </w:r>
+    </w:p>
+    <w:p>
+      <w:r>
+        <w:t>17. **An application implements session-based authentication with cookies. What security properties would you verify to ensure sessions are handled securely?**</w:t>
+      </w:r>
+    </w:p>
+    <w:p>
+      <w:r>
+        <w:t>- *Evaluates*: Knowledge of session security, understanding of cookie security flags, awareness of session-specific vulnerabilities.</w:t>
+      </w:r>
+    </w:p>
+    <w:p>
+      <w:r>
+        <w:t>- *Look for*: HttpOnly flag (prevents JavaScript access); Secure flag (HTTPS only); SameSite flag (CSRF protection); session timeout; session regeneration after login; secure session ID generation.</w:t>
+      </w:r>
+    </w:p>
+    <w:p>
+      <w:r>
+        <w:t>18. **You discover that an API endpoint accepts an `admin=true` parameter in the request body to grant administrative access. What is wrong with this, and how would you fix it?**</w:t>
+      </w:r>
+    </w:p>
+    <w:p>
+      <w:r>
+        <w:t>- *Evaluates*: Understanding that authorization cannot be based on user input, knowledge of proper authorization implementation.</w:t>
+      </w:r>
+    </w:p>
+    <w:p>
+      <w:r>
+        <w:t>- *Look for*: Clear statement that user input cannot determine permissions; explanation of why (user can manipulate); description of proper approach (server-side role/permission checks); understanding of severity.</w:t>
+      </w:r>
+    </w:p>
+    <w:p>
+      <w:r>
+        <w:t>19. **How would you implement authorization for a file-sharing application where users can share files with other users and set different permission levels (view, edit, delete)?**</w:t>
+      </w:r>
+    </w:p>
+    <w:p>
+      <w:r>
+        <w:t>- *Evaluates*: Ability to design authorization for complex scenarios, understanding of access control lists, knowledge of practical implementation.</w:t>
+      </w:r>
+    </w:p>
+    <w:p>
+      <w:r>
+        <w:t>- *Look for*: ACL-based approach; server-side permission checks; handling of shared vs. owned files; consistent enforcement across operations; consideration of inheritance and defaults.</w:t>
+      </w:r>
+    </w:p>
+    <w:p>
+      <w:r>
+        <w:t>20. **An application uses API keys for authentication. What are the security considerations for API key management, and how would you implement secure key rotation?**</w:t>
+      </w:r>
+    </w:p>
+    <w:p>
+      <w:r>
+        <w:t>- *Evaluates*: Understanding of API key security, knowledge of key lifecycle management, awareness of practical security concerns.</w:t>
+      </w:r>
+    </w:p>
+    <w:p>
+      <w:r>
+        <w:t>- *Look for*: Secure key generation and storage; transmission over HTTPS; rate limiting; key expiration; rotation strategy; revocation mechanism; audit logging.</w:t>
+      </w:r>
+    </w:p>
+    <w:p>
+      <w:r>
+        <w:t>---</w:t>
+      </w:r>
+    </w:p>
+    <w:p>
+      <w:pPr>
+        <w:pStyle w:val="Heading2"/>
+      </w:pPr>
+      <w:r>
+        <w:t>Key Takeaways</w:t>
+      </w:r>
+    </w:p>
+    <w:p>
+      <w:pPr>
+        <w:pStyle w:val="Heading3"/>
+      </w:pPr>
+      <w:r>
+        <w:t>Core Concepts</w:t>
+      </w:r>
+    </w:p>
+    <w:p>
+      <w:r>
+        <w:t>**Authentication and authorization are distinct security mechanisms that must be implemented separately.** Authentication verifies identity ("Who are you?"), while authorization enforces permissions ("What are you allowed to do?"). Confusing these concepts is a common source of security vulnerabilities. A system can have strong authentication but weak authorization, or vice versa. Both are necessary for a secure application.</w:t>
+      </w:r>
+    </w:p>
+    <w:p>
+      <w:r>
+        <w:t>**Authentication is a prerequisite for reliable authorization.** You cannot enforce permissions if you do not know who the user is. However, successful authentication does not automatically grant authorization. Every operation that accesses or modifies sensitive data must include an explicit authorization check, regardless of whether the user is authenticated.</w:t>
+      </w:r>
+    </w:p>
+    <w:p>
+      <w:r>
+        <w:t>**Authorization checks must be performed server-side, not client-side.** Client-side authorization checks (hidden form fields, JavaScript role checks, client-side permission logic) are not security controls. They can be bypassed by manipulating requests. All authorization decisions must be made on the server, based on server-side policy and the authenticated user's identity.</w:t>
+      </w:r>
+    </w:p>
+    <w:p>
+      <w:pPr>
+        <w:pStyle w:val="Heading3"/>
+      </w:pPr>
+      <w:r>
+        <w:t>Implementation Principles</w:t>
+      </w:r>
+    </w:p>
+    <w:p>
+      <w:r>
+        <w:t>**Use established libraries and standards for authentication.** Do not implement authentication from scratch. Use well-tested libraries (bcrypt for password hashing, OAuth 2.0 libraries, SAML libraries) and standards (OAuth 2.0, OpenID Connect, SAML). These have been reviewed by security experts and are less likely to contain vulnerabilities.</w:t>
+      </w:r>
+    </w:p>
+    <w:p>
+      <w:r>
+        <w:t>**Hash passwords with strong algorithms and appropriate parameters.** Use bcrypt, Argon2, or scrypt with appropriate work factors. Never use MD5, SHA1, or unsalted hashing. Ensure passwords are salted and that work factors are configured to make brute force attacks infeasible.</w:t>
+      </w:r>
+    </w:p>
+    <w:p>
+      <w:r>
+        <w:t>**Implement explicit permission checks for every sensitive operation.** Do not assume that because a user is authenticated, they are authorized. Check permissions explicitly before allowing access to resources or performing actions. Fail securely by denying access by default.</w:t>
+      </w:r>
+    </w:p>
+    <w:p>
+      <w:r>
+        <w:t>**Verify object ownership or permissions before allowing access.** When a user requests a resource by ID, verify they own or have permission to access that resource. This prevents insecure direct object references (IDOR) and horizontal privilege escalation.</w:t>
+      </w:r>
+    </w:p>
+    <w:p>
+      <w:r>
+        <w:t>**Use a consistent authorization model across the application.** Choose an authorization model (RBAC, ABAC, ACL) and apply it consistently. Inconsistent authorization is a common source of vulnerabilities where some operations are protected while others are not.</w:t>
+      </w:r>
+    </w:p>
+    <w:p>
+      <w:pPr>
+        <w:pStyle w:val="Heading3"/>
+      </w:pPr>
+      <w:r>
+        <w:t>Security Testing</w:t>
+      </w:r>
+    </w:p>
+    <w:p>
+      <w:r>
+        <w:t>**Test authentication and authorization independently, then test their interaction.** Verify that authentication is strong and cannot be bypassed. Verify that authorization checks are present and cannot be bypassed. Then verify that they work together correctly.</w:t>
+      </w:r>
+    </w:p>
+    <w:p>
+      <w:r>
+        <w:t>**Test authorization with different user roles and privilege levels.** Attempt to access resources and perform operations with different user roles. Test both horizontal privilege escalation (accessing other users' resources) and vertical privilege escalation (accessing higher-privilege functions).</w:t>
+      </w:r>
+    </w:p>
+    <w:p>
+      <w:r>
+        <w:t>**Test authorization in APIs by attempting to access endpoints without proper scopes or permissions.** Verify that API endpoints check scopes, permissions, or other authorization controls. Attempt to access endpoints with tokens that lack required scopes.</w:t>
+      </w:r>
+    </w:p>
+    <w:p>
+      <w:r>
+        <w:t>**Automate testing for common authorization vulnerabilities.** Implement automated tests that verify authorization checks are present and working correctly. Test for IDOR by attempting to access resources with different IDs. Test for privilege escalation by attempting to access higher-privilege functions.</w:t>
+      </w:r>
+    </w:p>
+    <w:p>
+      <w:pPr>
+        <w:pStyle w:val="Heading3"/>
+      </w:pPr>
+      <w:r>
+        <w:t>Common Vulnerabilities to Prevent</w:t>
+      </w:r>
+    </w:p>
+    <w:p>
+      <w:r>
+        <w:t>**Weak password hashing**: Use strong algorithms (bcrypt, Argon2) with appropriate work factors. Never use MD5, SHA1, or unsalted hashing.</w:t>
+      </w:r>
+    </w:p>
+    <w:p>
+      <w:r>
+        <w:t>**Missing rate limiting on authentication**: Implement rate limiting on login attempts to prevent brute force attacks. Implement account lockout after multiple failed attempts.</w:t>
+      </w:r>
+    </w:p>
+    <w:p>
+      <w:r>
+        <w:t>**Credentials in logs**: Do not log passwords, tokens, or other sensitive credentials. Implement log filtering to prevent accidental credential exposure.</w:t>
+      </w:r>
+    </w:p>
+    <w:p>
+      <w:r>
+        <w:t>**Missing authorization checks**: Verify that every operation that accesses or modifies sensitive data includes an authorization check. Do not assume authenticated users are authorized.</w:t>
+      </w:r>
+    </w:p>
+    <w:p>
+      <w:r>
+        <w:t>**Insecure direct object references (IDOR)**: Verify object ownership or permissions before allowing access. Do not trust user-supplied IDs without verification.</w:t>
+      </w:r>
+    </w:p>
+    <w:p>
+      <w:r>
+        <w:t>**Authorization based on user input**: Do not trust user-supplied data (hidden form fields, request parameters) to determine permissions. Always verify permissions server-side.</w:t>
+      </w:r>
+    </w:p>
+    <w:p>
+      <w:r>
+        <w:t>**Inconsistent authorization**: Apply authorization checks consistently across the application. Do not protect some operations while leaving others unprotected.</w:t>
+      </w:r>
+    </w:p>
+    <w:p>
+      <w:r>
+        <w:t>**Privilege escalation**: Implement authorization checks that prevent users from accessing resources or functions above their privilege level. Test for both horizontal and vertical privilege escalation.</w:t>
+      </w:r>
+    </w:p>
+    <w:p>
+      <w:pPr>
+        <w:pStyle w:val="Heading3"/>
+      </w:pPr>
+      <w:r>
+        <w:t>Design and Architecture</w:t>
+      </w:r>
+    </w:p>
+    <w:p>
+      <w:r>
+        <w:t>**Separate authentication and authorization into distinct layers.** Even if they are physically close in the codebase, they should be logically separate. Authentication establishes identity; authorization checks permissions.</w:t>
+      </w:r>
+    </w:p>
+    <w:p>
+      <w:r>
+        <w:t>**Implement defense in depth for authentication.** Use multiple authentication factors (passwords, MFA, certificates). Do not rely on a single factor. Implement rate limiting, account lockout, and secure session management.</w:t>
+      </w:r>
+    </w:p>
+    <w:p>
+      <w:r>
+        <w:t>**Implement a clear authorization architecture.** Choose an authorization model and apply it consistently. Implement authorization checks in a dedicated layer or middleware, not scattered throughout business logic.</w:t>
+      </w:r>
+    </w:p>
+    <w:p>
+      <w:r>
+        <w:t>**Log authentication and authorization events.** Log successful and failed authentication attempts, including timestamp, username, IP address, and outcome. Log authorization decisions, especially for sensitive operations.</w:t>
+      </w:r>
+    </w:p>
+    <w:p>
+      <w:r>
+        <w:t>**Monitor for suspicious activity.** Detect and alert on suspicious authentication patterns (multiple failed attempts, logins from unusual locations) and authorization patterns (unusual access patterns, privilege escalation attempts).</w:t>
+      </w:r>
+    </w:p>
+    <w:p>
+      <w:pPr>
+        <w:pStyle w:val="Heading3"/>
+      </w:pPr>
+      <w:r>
+        <w:t>Business and Compliance Perspective</w:t>
+      </w:r>
+    </w:p>
+    <w:p>
+      <w:r>
+        <w:t>**Authentication and authorization failures have significant business impact.** Weak authentication can lead to account takeover and unauthorized access. Weak authorization can lead to data breaches and unauthorized modifications. Both can result in regulatory fines, reputational damage, and loss of customer trust.</w:t>
+      </w:r>
+    </w:p>
+    <w:p>
+      <w:r>
+        <w:t>**Regulatory frameworks require strong authentication and authorization.** GDPR, HIPAA, PCI-DSS, and other frameworks require strong access controls. Compliance audits will specifically examine authentication and authorization implementations.</w:t>
+      </w:r>
+    </w:p>
+    <w:p>
+      <w:r>
+        <w:t>**Clear separation of concerns simplifies compliance and auditing.** When authentication and authorization are logically separate, it is easier to audit and demonstrate compliance. You can trace whether a security incident was due to authentication failure or authorization failure.</w:t>
+      </w:r>
+    </w:p>
+    <w:p>
+      <w:r>
+        <w:t>**Documentation and testing are essential for compliance.** Document your authentication and authorization architecture. Implement automated tests that verify controls are working correctly. Maintain audit logs that demonstrate compliance.</w:t>
+      </w:r>
+    </w:p>
+    <w:p>
+      <w:pPr>
+        <w:pStyle w:val="Heading3"/>
+      </w:pPr>
+      <w:r>
+        <w:t>Practical Takeaways for Different Roles</w:t>
+      </w:r>
+    </w:p>
+    <w:p>
+      <w:r>
+        <w:t>**For Developers**: Implement authentication using established libraries and standards. Implement explicit authorization checks for every sensitive operation. Test authorization thoroughly. Never trust client-side authorization checks. Use server-side policy to make authorization decisions.</w:t>
+      </w:r>
+    </w:p>
+    <w:p>
+      <w:r>
+        <w:t>**For Security Architects**: Design authentication and authorization as separate layers. Choose authorization models that fit your application's complexity. Implement consistent authorization across the application. Plan for scalability and flexibility as authorization requirements evolve.</w:t>
+      </w:r>
+    </w:p>
+    <w:p>
+      <w:r>
+        <w:t>**For Security Reviewers**: Test authentication and authorization independently. Look for missing authorization checks, IDOR vulnerabilities, and privilege escalation. Verify that authorization is enforced server-side. Check for inconsistent authorization across the application.</w:t>
+      </w:r>
+    </w:p>
+    <w:p>
+      <w:r>
+        <w:t>**For Penetration Testers**: Systematically test authentication and authorization. Document whether findings are authentication failures, authorization failures, or both. Test with different user roles and privilege levels. Test edge cases where authentication or authorization might fail.</w:t>
+      </w:r>
+    </w:p>
+    <w:p>
+      <w:r>
+        <w:t>**For Security Leaders**: Ensure authentication and authorization are treated as distinct concerns in your organization. Implement secure development practices that include testing for both. Allocate resources for security reviews and penetration testing. Monitor for authentication and authorization incidents.</w:t>
+      </w:r>
+    </w:p>
+    <w:p>
+      <w:pPr>
+        <w:pStyle w:val="Heading2"/>
+      </w:pPr>
+      <w:r>
+        <w:t>Sketchnote Placeholder</w:t>
+      </w:r>
+    </w:p>
+    <w:p>
+      <w:r>
+        <w:t>[SKETCHNOTE DIAGRAM PLACEHOLDER]</w:t>
+      </w:r>
+    </w:p>
+    <w:p>
+      <w:pPr>
+        <w:pStyle w:val="Heading2"/>
+      </w:pPr>
+      <w:r>
+        <w:t>Revision Additions</w:t>
+      </w:r>
+    </w:p>
+    <w:p>
+      <w:pPr>
+        <w:pStyle w:val="Heading1"/>
+      </w:pPr>
+      <w:r>
+        <w:t>Additive Revisions for Authentication vs Authorization Chapter</w:t>
+      </w:r>
+    </w:p>
+    <w:p>
+      <w:pPr>
+        <w:pStyle w:val="Heading2"/>
+      </w:pPr>
+      <w:r>
+        <w:t>Addition: Modern Authentication Methods (Insert after "Authentication Layer" subsection in Architecture Perspective)</w:t>
+      </w:r>
+    </w:p>
+    <w:p>
+      <w:pPr>
+        <w:pStyle w:val="Heading3"/>
+      </w:pPr>
+      <w:r>
+        <w:t>Emerging Authentication Methods</w:t>
+      </w:r>
+    </w:p>
+    <w:p>
+      <w:r>
+        <w:t>Beyond passwords and traditional MFA, modern applications increasingly adopt passwordless and risk-based authentication approaches:</w:t>
+      </w:r>
+    </w:p>
+    <w:p>
+      <w:r>
+        <w:t>**WebAuthn/FIDO2 and Passkeys**</w:t>
+      </w:r>
+    </w:p>
+    <w:p>
+      <w:r>
+        <w:t>WebAuthn (Web Authentication) is a W3C standard that enables passwordless authentication using cryptographic keys stored on user devices (phones, security keys, laptops). Passkeys are a user-friendly implementation of WebAuthn that sync across devices.</w:t>
+      </w:r>
+    </w:p>
+    <w:p>
+      <w:pPr>
+        <w:pStyle w:val="ListBullet"/>
+      </w:pPr>
+      <w:r>
+        <w:t>**How it works**: User registers a public key with the application; authentication requires the user to prove possession of the corresponding private key through a biometric or PIN.</w:t>
+      </w:r>
+    </w:p>
+    <w:p>
+      <w:pPr>
+        <w:pStyle w:val="ListBullet"/>
+      </w:pPr>
+      <w:r>
+        <w:t>**Security properties**: Resistant to phishing (keys are origin-bound), credential stuffing (no password to compromise), and man-in-the-middle attacks.</w:t>
+      </w:r>
+    </w:p>
+    <w:p>
+      <w:pPr>
+        <w:pStyle w:val="ListBullet"/>
+      </w:pPr>
+      <w:r>
+        <w:t>**When to use**: High-security applications, financial services, applications with high-value accounts. Increasingly recommended as primary authentication method.</w:t>
+      </w:r>
+    </w:p>
+    <w:p>
+      <w:pPr>
+        <w:pStyle w:val="ListBullet"/>
+      </w:pPr>
+      <w:r>
+        <w:t>**Implementation**: Use established libraries (e.g., webauthn.io, Duo Security, Okta) rather than implementing from scratch.</w:t>
+      </w:r>
+    </w:p>
+    <w:p>
+      <w:r>
+        <w:t>**Certificate-Based Authentication (mTLS)**</w:t>
+      </w:r>
+    </w:p>
+    <w:p>
+      <w:r>
+        <w:t>Mutual TLS (mTLS) uses X.509 certificates for both client and server authentication. The client presents a certificate to prove identity; the server verifies the certificate chain.</w:t>
+      </w:r>
+    </w:p>
+    <w:p>
+      <w:pPr>
+        <w:pStyle w:val="ListBullet"/>
+      </w:pPr>
+      <w:r>
+        <w:t>**How it works**: Client certificate is validated against a trusted certificate authority; the certificate contains identity information (CN, SAN, or custom attributes).</w:t>
+      </w:r>
+    </w:p>
+    <w:p>
+      <w:pPr>
+        <w:pStyle w:val="ListBullet"/>
+      </w:pPr>
+      <w:r>
+        <w:t>**Security properties**: Strong cryptographic authentication, resistant to credential compromise (private key is not transmitted), suitable for machine-to-machine authentication.</w:t>
+      </w:r>
+    </w:p>
+    <w:p>
+      <w:pPr>
+        <w:pStyle w:val="ListBullet"/>
+      </w:pPr>
+      <w:r>
+        <w:t>**When to use**: API authentication between services, high-security environments, regulatory requirements (e.g., government systems).</w:t>
+      </w:r>
+    </w:p>
+    <w:p>
+      <w:pPr>
+        <w:pStyle w:val="ListBullet"/>
+      </w:pPr>
+      <w:r>
+        <w:t>**Implementation considerations**: Certificate lifecycle management (issuance, renewal, revocation), certificate storage and protection, CRL/OCSP checking for revocation.</w:t>
+      </w:r>
+    </w:p>
+    <w:p>
+      <w:r>
+        <w:t>**Biometric Authentication**</w:t>
+      </w:r>
+    </w:p>
+    <w:p>
+      <w:r>
+        <w:t>Biometric authentication uses biological characteristics (fingerprint, face, iris) to verify identity. Typically implemented as a second factor or in combination with other methods.</w:t>
+      </w:r>
+    </w:p>
+    <w:p>
+      <w:pPr>
+        <w:pStyle w:val="ListBullet"/>
+      </w:pPr>
+      <w:r>
+        <w:t>**Security properties**: Difficult to forge or steal (though not impossible), user-friendly (no passwords to remember).</w:t>
+      </w:r>
+    </w:p>
+    <w:p>
+      <w:pPr>
+        <w:pStyle w:val="ListBullet"/>
+      </w:pPr>
+      <w:r>
+        <w:t>**Limitations**: Cannot be changed if compromised (unlike passwords), privacy concerns, accuracy varies by implementation.</w:t>
+      </w:r>
+    </w:p>
+    <w:p>
+      <w:pPr>
+        <w:pStyle w:val="ListBullet"/>
+      </w:pPr>
+      <w:r>
+        <w:t>**When to use**: Mobile applications, high-security environments, accessibility improvements.</w:t>
+      </w:r>
+    </w:p>
+    <w:p>
+      <w:pPr>
+        <w:pStyle w:val="ListBullet"/>
+      </w:pPr>
+      <w:r>
+        <w:t>**Implementation**: Use platform-provided biometric APIs (iOS Face ID/Touch ID, Android BiometricPrompt) rather than implementing custom biometric processing.</w:t>
+      </w:r>
+    </w:p>
+    <w:p>
+      <w:r>
+        <w:t>**Risk-Based and Adaptive Authentication**</w:t>
+      </w:r>
+    </w:p>
+    <w:p>
+      <w:r>
+        <w:t>Risk-based authentication adjusts authentication requirements based on contextual factors (login location, device, time, user behavior). If risk is low, authentication may be streamlined; if risk is high, additional factors are required.</w:t>
+      </w:r>
+    </w:p>
+    <w:p>
+      <w:pPr>
+        <w:pStyle w:val="ListBullet"/>
+      </w:pPr>
+      <w:r>
+        <w:t>**Factors considered**: Geographic location, device fingerprint, login time, user behavior patterns, network characteristics.</w:t>
+      </w:r>
+    </w:p>
+    <w:p>
+      <w:pPr>
+        <w:pStyle w:val="ListBullet"/>
+      </w:pPr>
+      <w:r>
+        <w:t>**When to use**: Applications with large user bases, fraud-sensitive operations (banking, e-commerce), balancing security with user experience.</w:t>
+      </w:r>
+    </w:p>
+    <w:p>
+      <w:pPr>
+        <w:pStyle w:val="ListBullet"/>
+      </w:pPr>
+      <w:r>
+        <w:t>**Implementation**: Requires behavioral analytics and risk scoring engines; often implemented through identity platforms (Okta, Auth0, Azure AD) rather than custom code.</w:t>
+      </w:r>
+    </w:p>
+    <w:p>
+      <w:r>
+        <w:t>---</w:t>
+      </w:r>
+    </w:p>
+    <w:p>
+      <w:pPr>
+        <w:pStyle w:val="Heading2"/>
+      </w:pPr>
+      <w:r>
+        <w:t>Addition: Authorization Patterns and Models (Insert after "Authorization Layer" subsection in Architecture Perspective)</w:t>
+      </w:r>
+    </w:p>
+    <w:p>
+      <w:pPr>
+        <w:pStyle w:val="Heading3"/>
+      </w:pPr>
+      <w:r>
+        <w:t>Authorization Models in Depth</w:t>
+      </w:r>
+    </w:p>
+    <w:p>
+      <w:r>
+        <w:t>Different authorization models suit different application architectures and complexity levels. Understanding the tradeoffs helps in selecting the right model.</w:t>
+      </w:r>
+    </w:p>
+    <w:p>
+      <w:r>
+        <w:t>**Role-Based Access Control (RBAC)**</w:t>
+      </w:r>
+    </w:p>
+    <w:p>
+      <w:r>
+        <w:t>RBAC assigns users to roles, and roles have permissions. Authorization checks verify whether the user's role has permission for the requested action.</w:t>
       </w:r>
     </w:p>
     <w:p>
@@ -657,7 +2495,364 @@
     </w:p>
     <w:p>
       <w:r>
-        <w:t>However, the server does not enforce authorization. An attacker can open the browser console, modify the `user.role` variable to `'admin'`, and call the API endpoints directly. The server accepts the requests because it trusts the client's claim about the user's role.</w:t>
+        <w:t>User → Role → Permissions → Action</w:t>
+      </w:r>
+    </w:p>
+    <w:p>
+      <w:r>
+        <w:t>```</w:t>
+      </w:r>
+    </w:p>
+    <w:p>
+      <w:pPr>
+        <w:pStyle w:val="ListBullet"/>
+      </w:pPr>
+      <w:r>
+        <w:t>**Advantages**: Simple to understand and implement, scales well for hierarchical organizations, easy to audit.</w:t>
+      </w:r>
+    </w:p>
+    <w:p>
+      <w:pPr>
+        <w:pStyle w:val="ListBullet"/>
+      </w:pPr>
+      <w:r>
+        <w:t>**Disadvantages**: Coarse-grained (all users with a role get the same permissions), difficult to express complex policies, requires role explosion for fine-grained control.</w:t>
+      </w:r>
+    </w:p>
+    <w:p>
+      <w:pPr>
+        <w:pStyle w:val="ListBullet"/>
+      </w:pPr>
+      <w:r>
+        <w:t>**Example**: Admin role has permission to "delete user"; Editor role has permission to "edit document"; Viewer role has permission to "view document".</w:t>
+      </w:r>
+    </w:p>
+    <w:p>
+      <w:pPr>
+        <w:pStyle w:val="ListBullet"/>
+      </w:pPr>
+      <w:r>
+        <w:t>**When to use**: Applications with clear role hierarchies, simple permission structures, small to medium permission matrices.</w:t>
+      </w:r>
+    </w:p>
+    <w:p>
+      <w:r>
+        <w:t>**Attribute-Based Access Control (ABAC)**</w:t>
+      </w:r>
+    </w:p>
+    <w:p>
+      <w:r>
+        <w:t>ABAC makes authorization decisions based on attributes of the user, resource, action, and environment. Policies are expressed as rules that evaluate these attributes.</w:t>
+      </w:r>
+    </w:p>
+    <w:p>
+      <w:r>
+        <w:t>```</w:t>
+      </w:r>
+    </w:p>
+    <w:p>
+      <w:r>
+        <w:t>Policy: IF (user.department == "Finance" AND resource.classification == "Financial" AND action == "view") THEN allow</w:t>
+      </w:r>
+    </w:p>
+    <w:p>
+      <w:r>
+        <w:t>```</w:t>
+      </w:r>
+    </w:p>
+    <w:p>
+      <w:pPr>
+        <w:pStyle w:val="ListBullet"/>
+      </w:pPr>
+      <w:r>
+        <w:t>**Advantages**: Highly flexible, can express complex policies, scales to large permission matrices, supports dynamic attributes.</w:t>
+      </w:r>
+    </w:p>
+    <w:p>
+      <w:pPr>
+        <w:pStyle w:val="ListBullet"/>
+      </w:pPr>
+      <w:r>
+        <w:t>**Disadvantages**: Complex to implement and understand, harder to audit, requires careful policy design to avoid unintended access.</w:t>
+      </w:r>
+    </w:p>
+    <w:p>
+      <w:pPr>
+        <w:pStyle w:val="ListBullet"/>
+      </w:pPr>
+      <w:r>
+        <w:t>**Example**: Allow access to financial reports if user is in Finance department, report is marked Financial, and user has completed compliance training.</w:t>
+      </w:r>
+    </w:p>
+    <w:p>
+      <w:pPr>
+        <w:pStyle w:val="ListBullet"/>
+      </w:pPr>
+      <w:r>
+        <w:t>**When to use**: Complex authorization requirements, multi-tenant systems, applications with dynamic attributes, regulatory compliance requirements.</w:t>
+      </w:r>
+    </w:p>
+    <w:p>
+      <w:r>
+        <w:t>**Access Control Lists (ACLs)**</w:t>
+      </w:r>
+    </w:p>
+    <w:p>
+      <w:r>
+        <w:t>ACLs define which users or groups have access to specific resources. Each resource maintains a list of principals (users, groups) and their permissions.</w:t>
+      </w:r>
+    </w:p>
+    <w:p>
+      <w:r>
+        <w:t>```</w:t>
+      </w:r>
+    </w:p>
+    <w:p>
+      <w:r>
+        <w:t>Resource: /documents/report.pdf</w:t>
+      </w:r>
+    </w:p>
+    <w:p>
+      <w:r>
+        <w:t>ACL:</w:t>
+      </w:r>
+    </w:p>
+    <w:p>
+      <w:r>
+        <w:t>- user:alice → read, write</w:t>
+      </w:r>
+    </w:p>
+    <w:p>
+      <w:r>
+        <w:t>- user:bob → read</w:t>
+      </w:r>
+    </w:p>
+    <w:p>
+      <w:r>
+        <w:t>- group:finance → read, write</w:t>
+      </w:r>
+    </w:p>
+    <w:p>
+      <w:r>
+        <w:t>```</w:t>
+      </w:r>
+    </w:p>
+    <w:p>
+      <w:pPr>
+        <w:pStyle w:val="ListBullet"/>
+      </w:pPr>
+      <w:r>
+        <w:t>**Advantages**: Fine-grained control per resource, intuitive for file-system-like access, easy to understand who has access to what.</w:t>
+      </w:r>
+    </w:p>
+    <w:p>
+      <w:pPr>
+        <w:pStyle w:val="ListBullet"/>
+      </w:pPr>
+      <w:r>
+        <w:t>**Disadvantages**: Does not scale well to large numbers of resources, difficult to express policies that apply across many resources, can lead to inconsistent permissions.</w:t>
+      </w:r>
+    </w:p>
+    <w:p>
+      <w:pPr>
+        <w:pStyle w:val="ListBullet"/>
+      </w:pPr>
+      <w:r>
+        <w:t>**When to use**: File sharing systems, document management, resource-specific access control, small to medium numbers of resources.</w:t>
+      </w:r>
+    </w:p>
+    <w:p>
+      <w:r>
+        <w:t>**Policy-as-Code**</w:t>
+      </w:r>
+    </w:p>
+    <w:p>
+      <w:r>
+        <w:t>Policy-as-Code treats authorization policies as code that can be versioned, tested, and deployed. Policies are written in domain-specific languages (DSLs) or general-purpose languages.</w:t>
+      </w:r>
+    </w:p>
+    <w:p>
+      <w:pPr>
+        <w:pStyle w:val="ListBullet"/>
+      </w:pPr>
+      <w:r>
+        <w:t>**Examples**: Open Policy Agent (OPA) with Rego language, AWS IAM policies, Kubernetes RBAC policies.</w:t>
+      </w:r>
+    </w:p>
+    <w:p>
+      <w:pPr>
+        <w:pStyle w:val="ListBullet"/>
+      </w:pPr>
+      <w:r>
+        <w:t>**Advantages**: Policies are version-controlled, testable, auditable, can be deployed through CI/CD pipelines.</w:t>
+      </w:r>
+    </w:p>
+    <w:p>
+      <w:pPr>
+        <w:pStyle w:val="ListBullet"/>
+      </w:pPr>
+      <w:r>
+        <w:t>**Disadvantages**: Requires expertise in policy language, can be complex for non-technical stakeholders, testing policies is non-trivial.</w:t>
+      </w:r>
+    </w:p>
+    <w:p>
+      <w:pPr>
+        <w:pStyle w:val="ListBullet"/>
+      </w:pPr>
+      <w:r>
+        <w:t>**When to use**: Large organizations with complex policies, infrastructure-as-code environments, applications requiring policy auditability.</w:t>
+      </w:r>
+    </w:p>
+    <w:p>
+      <w:r>
+        <w:t>**Zanzibar-Inspired Fine-Grained Authorization**</w:t>
+      </w:r>
+    </w:p>
+    <w:p>
+      <w:r>
+        <w:t>Google's Zanzibar model (used internally for authorization) provides a scalable approach to fine-grained authorization. It uses a tuple-based model: (user, relation, resource).</w:t>
+      </w:r>
+    </w:p>
+    <w:p>
+      <w:r>
+        <w:t>```</w:t>
+      </w:r>
+    </w:p>
+    <w:p>
+      <w:r>
+        <w:t>Tuples:</w:t>
+      </w:r>
+    </w:p>
+    <w:p>
+      <w:r>
+        <w:t>(alice, owner, document:123)</w:t>
+      </w:r>
+    </w:p>
+    <w:p>
+      <w:r>
+        <w:t>(bob, editor, document:123)</w:t>
+      </w:r>
+    </w:p>
+    <w:p>
+      <w:r>
+        <w:t>(group:finance, viewer, document:123)</w:t>
+      </w:r>
+    </w:p>
+    <w:p>
+      <w:r>
+        <w:t>Query: Does alice have "edit" permission on document:123?</w:t>
+      </w:r>
+    </w:p>
+    <w:p>
+      <w:r>
+        <w:t>Answer: Check if alice has "owner" or "editor" relation; if so, allow.</w:t>
+      </w:r>
+    </w:p>
+    <w:p>
+      <w:r>
+        <w:t>```</w:t>
+      </w:r>
+    </w:p>
+    <w:p>
+      <w:pPr>
+        <w:pStyle w:val="ListBullet"/>
+      </w:pPr>
+      <w:r>
+        <w:t>**Advantages**: Highly scalable, supports complex relationships, efficient querying, supports delegation and inheritance.</w:t>
+      </w:r>
+    </w:p>
+    <w:p>
+      <w:pPr>
+        <w:pStyle w:val="ListBullet"/>
+      </w:pPr>
+      <w:r>
+        <w:t>**Disadvantages**: Requires careful schema design, not suitable for simple applications, requires specialized systems (e.g., Authzed, Ory Keto).</w:t>
+      </w:r>
+    </w:p>
+    <w:p>
+      <w:pPr>
+        <w:pStyle w:val="ListBullet"/>
+      </w:pPr>
+      <w:r>
+        <w:t>**When to use**: Large-scale systems with complex permission hierarchies, multi-tenant platforms, applications requiring delegation.</w:t>
+      </w:r>
+    </w:p>
+    <w:p>
+      <w:pPr>
+        <w:pStyle w:val="Heading3"/>
+      </w:pPr>
+      <w:r>
+        <w:t>Choosing an Authorization Model</w:t>
+      </w:r>
+    </w:p>
+    <w:p>
+      <w:r>
+        <w:t>| Model | Complexity | Scalability | Use Case |</w:t>
+      </w:r>
+    </w:p>
+    <w:p>
+      <w:r>
+        <w:t>|-------|-----------|-------------|----------|</w:t>
+      </w:r>
+    </w:p>
+    <w:p>
+      <w:r>
+        <w:t>| RBAC | Low | Medium | Simple hierarchies, clear roles |</w:t>
+      </w:r>
+    </w:p>
+    <w:p>
+      <w:r>
+        <w:t>| ABAC | High | High | Complex policies, dynamic attributes |</w:t>
+      </w:r>
+    </w:p>
+    <w:p>
+      <w:r>
+        <w:t>| ACL | Medium | Low | Resource-specific access, file sharing |</w:t>
+      </w:r>
+    </w:p>
+    <w:p>
+      <w:r>
+        <w:t>| Policy-as-Code | High | High | Large organizations, infrastructure |</w:t>
+      </w:r>
+    </w:p>
+    <w:p>
+      <w:r>
+        <w:t>| Zanzibar | High | Very High | Large-scale platforms, complex relationships |</w:t>
+      </w:r>
+    </w:p>
+    <w:p>
+      <w:r>
+        <w:t>**Decision Framework**:</w:t>
+      </w:r>
+    </w:p>
+    <w:p>
+      <w:r>
+        <w:t>1. Start with RBAC if your permission structure is simple and hierarchical.</w:t>
+      </w:r>
+    </w:p>
+    <w:p>
+      <w:r>
+        <w:t>2. Move to ABAC if you need to express policies based on user, resource, or environmental attributes.</w:t>
+      </w:r>
+    </w:p>
+    <w:p>
+      <w:r>
+        <w:t>3. Use ACLs for resource-specific access control (file sharing, document management).</w:t>
+      </w:r>
+    </w:p>
+    <w:p>
+      <w:r>
+        <w:t>4. Adopt Policy-as-Code if you need version control, testing, and auditability of policies.</w:t>
+      </w:r>
+    </w:p>
+    <w:p>
+      <w:r>
+        <w:t>5. Consider Zanzibar-inspired models for large-scale systems with complex permission relationships.</w:t>
+      </w:r>
+    </w:p>
+    <w:p>
+      <w:r>
+        <w:t>---</w:t>
       </w:r>
     </w:p>
     <w:p>
@@ -665,12 +2860,7 @@
         <w:pStyle w:val="Heading2"/>
       </w:pPr>
       <w:r>
-        <w:t>Developer Lens</w:t>
-      </w:r>
-    </w:p>
-    <w:p>
-      <w:r>
-        <w:t>From a developer's perspective, implementing authentication and authorization correctly requires understanding both the technical mechanisms and the common pitfalls.</w:t>
+        <w:t>Addition: Session Management Architecture (Insert after "Authorization Layer" subsection in Architecture Perspective)</w:t>
       </w:r>
     </w:p>
     <w:p>
@@ -678,76 +2868,258 @@
         <w:pStyle w:val="Heading3"/>
       </w:pPr>
       <w:r>
-        <w:t>Authentication Implementation</w:t>
-      </w:r>
-    </w:p>
-    <w:p>
-      <w:r>
-        <w:t>When implementing authentication, follow these principles:</w:t>
-      </w:r>
-    </w:p>
-    <w:p>
-      <w:r>
-        <w:t>**Use Strong Hashing Algorithms**: Never store passwords in plaintext. Use bcrypt, Argon2, or PBKDF2 with a high iteration count. These algorithms are intentionally slow, making brute force attacks computationally expensive.</w:t>
-      </w:r>
-    </w:p>
-    <w:p>
-      <w:r>
-        <w:t>```python</w:t>
-      </w:r>
-    </w:p>
-    <w:p>
-      <w:pPr>
-        <w:pStyle w:val="Heading1"/>
-      </w:pPr>
-      <w:r>
-        <w:t>Good: Using bcrypt</w:t>
-      </w:r>
-    </w:p>
-    <w:p>
-      <w:r>
-        <w:t>import bcrypt</w:t>
-      </w:r>
-    </w:p>
-    <w:p>
-      <w:r>
-        <w:t>password = "user_password"</w:t>
-      </w:r>
-    </w:p>
-    <w:p>
-      <w:r>
-        <w:t>hashed = bcrypt.hashpw(password.encode(), bcrypt.gensalt(rounds=12))</w:t>
-      </w:r>
-    </w:p>
-    <w:p>
-      <w:pPr>
-        <w:pStyle w:val="Heading1"/>
-      </w:pPr>
-      <w:r>
-        <w:t>Store hashed in database</w:t>
-      </w:r>
-    </w:p>
-    <w:p>
-      <w:pPr>
-        <w:pStyle w:val="Heading1"/>
-      </w:pPr>
-      <w:r>
-        <w:t>Verify password</w:t>
-      </w:r>
-    </w:p>
-    <w:p>
-      <w:r>
-        <w:t>if bcrypt.checkpw(password.encode(), hashed):</w:t>
-      </w:r>
-    </w:p>
-    <w:p>
-      <w:r>
-        <w:t># Password is correct</w:t>
-      </w:r>
-    </w:p>
-    <w:p>
-      <w:r>
-        <w:t>pass</w:t>
+        <w:t>Session Management Security</w:t>
+      </w:r>
+    </w:p>
+    <w:p>
+      <w:r>
+        <w:t>Session management is a critical component of authentication that deserves dedicated attention. Sessions bridge the gap between initial authentication and subsequent requests.</w:t>
+      </w:r>
+    </w:p>
+    <w:p>
+      <w:r>
+        <w:t>**Session Storage Strategies**</w:t>
+      </w:r>
+    </w:p>
+    <w:p>
+      <w:r>
+        <w:t>Different storage mechanisms have different security and scalability tradeoffs:</w:t>
+      </w:r>
+    </w:p>
+    <w:p>
+      <w:pPr>
+        <w:pStyle w:val="ListBullet"/>
+      </w:pPr>
+      <w:r>
+        <w:t>**In-Memory Storage**: Sessions stored in application memory. Fast, simple, but not suitable for distributed systems (sessions lost on restart, not shared across instances).</w:t>
+      </w:r>
+    </w:p>
+    <w:p>
+      <w:pPr>
+        <w:pStyle w:val="ListBullet"/>
+      </w:pPr>
+      <w:r>
+        <w:t>**Server-Side Database**: Sessions stored in a database (SQL or NoSQL). Scalable, persistent, but slower than in-memory. Suitable for distributed systems.</w:t>
+      </w:r>
+    </w:p>
+    <w:p>
+      <w:pPr>
+        <w:pStyle w:val="ListBullet"/>
+      </w:pPr>
+      <w:r>
+        <w:t>**Distributed Cache (Redis, Memcached)**: Sessions stored in a fast, distributed cache. Good balance of performance and scalability. Requires cache security (authentication, encryption).</w:t>
+      </w:r>
+    </w:p>
+    <w:p>
+      <w:pPr>
+        <w:pStyle w:val="ListBullet"/>
+      </w:pPr>
+      <w:r>
+        <w:t>**Stateless Sessions (JWT)**: No server-side storage; session data is encoded in a signed token. Highly scalable, but token cannot be revoked immediately (revocation requires a blacklist).</w:t>
+      </w:r>
+    </w:p>
+    <w:p>
+      <w:r>
+        <w:t>**Session Security Properties**</w:t>
+      </w:r>
+    </w:p>
+    <w:p>
+      <w:r>
+        <w:t>Regardless of storage mechanism, sessions must have these security properties:</w:t>
+      </w:r>
+    </w:p>
+    <w:p>
+      <w:pPr>
+        <w:pStyle w:val="ListBullet"/>
+      </w:pPr>
+      <w:r>
+        <w:t>**Secure Generation**: Session IDs must be cryptographically random, not predictable. Use `os.urandom()` or equivalent, not sequential or time-based IDs.</w:t>
+      </w:r>
+    </w:p>
+    <w:p>
+      <w:pPr>
+        <w:pStyle w:val="ListBullet"/>
+      </w:pPr>
+      <w:r>
+        <w:t>**HttpOnly Flag**: Session cookies must have the HttpOnly flag to prevent JavaScript access. This prevents XSS attacks from stealing session cookies.</w:t>
+      </w:r>
+    </w:p>
+    <w:p>
+      <w:pPr>
+        <w:pStyle w:val="ListBullet"/>
+      </w:pPr>
+      <w:r>
+        <w:t>**Secure Flag**: Session cookies must have the Secure flag to ensure transmission only over HTTPS.</w:t>
+      </w:r>
+    </w:p>
+    <w:p>
+      <w:pPr>
+        <w:pStyle w:val="ListBullet"/>
+      </w:pPr>
+      <w:r>
+        <w:t>**SameSite Flag**: Session cookies must have the SameSite flag (Strict or Lax) to prevent CSRF attacks.</w:t>
+      </w:r>
+    </w:p>
+    <w:p>
+      <w:pPr>
+        <w:pStyle w:val="ListBullet"/>
+      </w:pPr>
+      <w:r>
+        <w:t>**Session Timeout**: Sessions must expire after a period of inactivity. Implement both absolute timeout (maximum session duration) and idle timeout (inactivity duration).</w:t>
+      </w:r>
+    </w:p>
+    <w:p>
+      <w:pPr>
+        <w:pStyle w:val="ListBullet"/>
+      </w:pPr>
+      <w:r>
+        <w:t>**Session Regeneration**: Session IDs must be regenerated after successful authentication to prevent session fixation attacks.</w:t>
+      </w:r>
+    </w:p>
+    <w:p>
+      <w:pPr>
+        <w:pStyle w:val="ListBullet"/>
+      </w:pPr>
+      <w:r>
+        <w:t>**Secure Transmission**: Sessions must be transmitted only over HTTPS. Never transmit session IDs over HTTP.</w:t>
+      </w:r>
+    </w:p>
+    <w:p>
+      <w:r>
+        <w:t>**Session Fixation Prevention**</w:t>
+      </w:r>
+    </w:p>
+    <w:p>
+      <w:r>
+        <w:t>Session fixation attacks occur when an attacker forces a user to use a known session ID. Prevention strategies:</w:t>
+      </w:r>
+    </w:p>
+    <w:p>
+      <w:pPr>
+        <w:pStyle w:val="ListBullet"/>
+      </w:pPr>
+      <w:r>
+        <w:t>**Regenerate Session ID After Login**: Create a new session ID after successful authentication. Invalidate the old session ID.</w:t>
+      </w:r>
+    </w:p>
+    <w:p>
+      <w:pPr>
+        <w:pStyle w:val="ListBullet"/>
+      </w:pPr>
+      <w:r>
+        <w:t>**Validate Session ID Format**: Reject session IDs that do not match the expected format (length, character set).</w:t>
+      </w:r>
+    </w:p>
+    <w:p>
+      <w:pPr>
+        <w:pStyle w:val="ListBullet"/>
+      </w:pPr>
+      <w:r>
+        <w:t>**Bind Session to IP Address or User-Agent**: Optionally bind sessions to the client's IP address or User-Agent header. This adds friction for attackers but can cause issues for legitimate users with dynamic IPs.</w:t>
+      </w:r>
+    </w:p>
+    <w:p>
+      <w:r>
+        <w:t>**Distributed Session Management**</w:t>
+      </w:r>
+    </w:p>
+    <w:p>
+      <w:r>
+        <w:t>In distributed systems with multiple application instances, sessions must be shared across instances:</w:t>
+      </w:r>
+    </w:p>
+    <w:p>
+      <w:pPr>
+        <w:pStyle w:val="ListBullet"/>
+      </w:pPr>
+      <w:r>
+        <w:t>**Sticky Sessions**: Route requests from the same user to the same application instance. Simple but reduces load balancing flexibility.</w:t>
+      </w:r>
+    </w:p>
+    <w:p>
+      <w:pPr>
+        <w:pStyle w:val="ListBullet"/>
+      </w:pPr>
+      <w:r>
+        <w:t>**Shared Session Store**: Store sessions in a centralized store (Redis, database) accessible to all instances. Requires session store security and availability.</w:t>
+      </w:r>
+    </w:p>
+    <w:p>
+      <w:pPr>
+        <w:pStyle w:val="ListBullet"/>
+      </w:pPr>
+      <w:r>
+        <w:t>**Stateless Sessions (JWT)**: Encode session data in a signed token. No server-side storage needed, but token cannot be revoked immediately.</w:t>
+      </w:r>
+    </w:p>
+    <w:p>
+      <w:r>
+        <w:t>**Session Revocation and Logout**</w:t>
+      </w:r>
+    </w:p>
+    <w:p>
+      <w:r>
+        <w:t>Logout must invalidate the session:</w:t>
+      </w:r>
+    </w:p>
+    <w:p>
+      <w:pPr>
+        <w:pStyle w:val="ListBullet"/>
+      </w:pPr>
+      <w:r>
+        <w:t>**Server-Side Logout**: Delete the session from the session store. Immediate revocation.</w:t>
+      </w:r>
+    </w:p>
+    <w:p>
+      <w:pPr>
+        <w:pStyle w:val="ListBullet"/>
+      </w:pPr>
+      <w:r>
+        <w:t>**Token Blacklist**: For JWT tokens, maintain a blacklist of revoked tokens. Requires checking the blacklist on every request.</w:t>
+      </w:r>
+    </w:p>
+    <w:p>
+      <w:pPr>
+        <w:pStyle w:val="ListBullet"/>
+      </w:pPr>
+      <w:r>
+        <w:t>**Token Expiration**: Rely on token expiration. Tokens are valid until expiration; revocation is delayed until expiration.</w:t>
+      </w:r>
+    </w:p>
+    <w:p>
+      <w:r>
+        <w:t>---</w:t>
+      </w:r>
+    </w:p>
+    <w:p>
+      <w:pPr>
+        <w:pStyle w:val="Heading2"/>
+      </w:pPr>
+      <w:r>
+        <w:t>Addition: API Authentication Lifecycle (Insert after "Authentication Layer" subsection in Architecture Perspective)</w:t>
+      </w:r>
+    </w:p>
+    <w:p>
+      <w:pPr>
+        <w:pStyle w:val="Heading3"/>
+      </w:pPr>
+      <w:r>
+        <w:t>API Authentication Patterns and Token Lifecycle</w:t>
+      </w:r>
+    </w:p>
+    <w:p>
+      <w:r>
+        <w:t>API authentication differs from web application authentication in important ways. APIs typically use tokens (OAuth 2.0 access tokens, JWT, API keys) rather than session cookies.</w:t>
+      </w:r>
+    </w:p>
+    <w:p>
+      <w:r>
+        <w:t>**OAuth 2.0 Token Lifecycle**</w:t>
+      </w:r>
+    </w:p>
+    <w:p>
+      <w:r>
+        <w:t>OAuth 2.0 is the industry standard for API authentication. Understanding the token lifecycle is essential for secure implementation.</w:t>
       </w:r>
     </w:p>
     <w:p>
@@ -757,65 +3129,32 @@
     </w:p>
     <w:p>
       <w:r>
-        <w:t>**Implement Rate Limiting**: Limit the number of authentication attempts from a single IP address or user account to prevent brute force attacks.</w:t>
-      </w:r>
-    </w:p>
-    <w:p>
-      <w:r>
-        <w:t>```python</w:t>
-      </w:r>
-    </w:p>
-    <w:p>
-      <w:pPr>
-        <w:pStyle w:val="Heading1"/>
-      </w:pPr>
-      <w:r>
-        <w:t>Pseudocode: Rate limiting on authentication attempts</w:t>
-      </w:r>
-    </w:p>
-    <w:p>
-      <w:r>
-        <w:t>def authenticate(username, password):</w:t>
-      </w:r>
-    </w:p>
-    <w:p>
-      <w:r>
-        <w:t>attempts = get_recent_attempts(username)</w:t>
-      </w:r>
-    </w:p>
-    <w:p>
-      <w:r>
-        <w:t>if attempts &gt; 5:</w:t>
-      </w:r>
-    </w:p>
-    <w:p>
-      <w:r>
-        <w:t>raise RateLimitError("Too many attempts")</w:t>
-      </w:r>
-    </w:p>
-    <w:p>
-      <w:r>
-        <w:t>user = find_user(username)</w:t>
-      </w:r>
-    </w:p>
-    <w:p>
-      <w:r>
-        <w:t>if not user or not verify_password(password, user.password_hash):</w:t>
-      </w:r>
-    </w:p>
-    <w:p>
-      <w:r>
-        <w:t>log_failed_attempt(username)</w:t>
-      </w:r>
-    </w:p>
-    <w:p>
-      <w:r>
-        <w:t>raise AuthenticationError("Invalid credentials")</w:t>
-      </w:r>
-    </w:p>
-    <w:p>
-      <w:r>
-        <w:t>return create_session(user)</w:t>
+        <w:t>1. Client requests access token (with credentials or refresh token)</w:t>
+      </w:r>
+    </w:p>
+    <w:p>
+      <w:r>
+        <w:t>2. Authorization server validates credentials and issues access token</w:t>
+      </w:r>
+    </w:p>
+    <w:p>
+      <w:r>
+        <w:t>3. Client includes access token in API requests (Authorization: Bearer &lt;token&gt;)</w:t>
+      </w:r>
+    </w:p>
+    <w:p>
+      <w:r>
+        <w:t>4. API server validates token signature and expiration</w:t>
+      </w:r>
+    </w:p>
+    <w:p>
+      <w:r>
+        <w:t>5. If token expires, client uses refresh token to obtain new access token</w:t>
+      </w:r>
+    </w:p>
+    <w:p>
+      <w:r>
+        <w:t>6. Refresh token is long-lived; access token is short-lived</w:t>
       </w:r>
     </w:p>
     <w:p>
@@ -825,600 +3164,7 @@
     </w:p>
     <w:p>
       <w:r>
-        <w:t>**Use Secure Session Management**: Session tokens should be cryptographically random, long enough to resist brute force attacks, and stored securely on the client (in secure, HTTP-only cookies or in memory).</w:t>
-      </w:r>
-    </w:p>
-    <w:p>
-      <w:r>
-        <w:t>```python</w:t>
-      </w:r>
-    </w:p>
-    <w:p>
-      <w:pPr>
-        <w:pStyle w:val="Heading1"/>
-      </w:pPr>
-      <w:r>
-        <w:t>Good: Generating a secure session token</w:t>
-      </w:r>
-    </w:p>
-    <w:p>
-      <w:r>
-        <w:t>import secrets</w:t>
-      </w:r>
-    </w:p>
-    <w:p>
-      <w:r>
-        <w:t>def create_session(user):</w:t>
-      </w:r>
-    </w:p>
-    <w:p>
-      <w:r>
-        <w:t>token = secrets.token_urlsafe(32)  # 256 bits of entropy</w:t>
-      </w:r>
-    </w:p>
-    <w:p>
-      <w:r>
-        <w:t>session = Session(</w:t>
-      </w:r>
-    </w:p>
-    <w:p>
-      <w:r>
-        <w:t>user_id=user.id,</w:t>
-      </w:r>
-    </w:p>
-    <w:p>
-      <w:r>
-        <w:t>token=hash_token(token),  # Hash the token before storing</w:t>
-      </w:r>
-    </w:p>
-    <w:p>
-      <w:r>
-        <w:t>created_at=datetime.now(),</w:t>
-      </w:r>
-    </w:p>
-    <w:p>
-      <w:r>
-        <w:t>expires_at=datetime.now() + timedelta(hours=1)</w:t>
-      </w:r>
-    </w:p>
-    <w:p>
-      <w:r>
-        <w:t>)</w:t>
-      </w:r>
-    </w:p>
-    <w:p>
-      <w:r>
-        <w:t>db.session.add(session)</w:t>
-      </w:r>
-    </w:p>
-    <w:p>
-      <w:r>
-        <w:t>db.session.commit()</w:t>
-      </w:r>
-    </w:p>
-    <w:p>
-      <w:r>
-        <w:t>return token</w:t>
-      </w:r>
-    </w:p>
-    <w:p>
-      <w:r>
-        <w:t>```</w:t>
-      </w:r>
-    </w:p>
-    <w:p>
-      <w:r>
-        <w:t>**Implement Multi-Factor Authentication**: Require users to provide a second factor of authentication, such as a code from an authenticator app or a hardware token.</w:t>
-      </w:r>
-    </w:p>
-    <w:p>
-      <w:r>
-        <w:t>```python</w:t>
-      </w:r>
-    </w:p>
-    <w:p>
-      <w:pPr>
-        <w:pStyle w:val="Heading1"/>
-      </w:pPr>
-      <w:r>
-        <w:t>Pseudocode: MFA flow</w:t>
-      </w:r>
-    </w:p>
-    <w:p>
-      <w:r>
-        <w:t>def authenticate_with_mfa(username, password, mfa_code):</w:t>
-      </w:r>
-    </w:p>
-    <w:p>
-      <w:r>
-        <w:t>user = find_user(username)</w:t>
-      </w:r>
-    </w:p>
-    <w:p>
-      <w:r>
-        <w:t>if not verify_password(password, user.password_hash):</w:t>
-      </w:r>
-    </w:p>
-    <w:p>
-      <w:r>
-        <w:t>raise AuthenticationError("Invalid credentials")</w:t>
-      </w:r>
-    </w:p>
-    <w:p>
-      <w:r>
-        <w:t>if not verify_mfa_code(user, mfa_code):</w:t>
-      </w:r>
-    </w:p>
-    <w:p>
-      <w:r>
-        <w:t>raise AuthenticationError("Invalid MFA code")</w:t>
-      </w:r>
-    </w:p>
-    <w:p>
-      <w:r>
-        <w:t>return create_session(user)</w:t>
-      </w:r>
-    </w:p>
-    <w:p>
-      <w:r>
-        <w:t>```</w:t>
-      </w:r>
-    </w:p>
-    <w:p>
-      <w:r>
-        <w:t>**Transmit Credentials Over HTTPS**: Always use HTTPS to encrypt credentials in transit. Never transmit credentials over HTTP.</w:t>
-      </w:r>
-    </w:p>
-    <w:p>
-      <w:pPr>
-        <w:pStyle w:val="Heading3"/>
-      </w:pPr>
-      <w:r>
-        <w:t>Authorization Implementation</w:t>
-      </w:r>
-    </w:p>
-    <w:p>
-      <w:r>
-        <w:t>When implementing authorization, follow these principles:</w:t>
-      </w:r>
-    </w:p>
-    <w:p>
-      <w:r>
-        <w:t>**Check Authorization Before Executing Business Logic**: Authorization checks should be the first thing that happens when processing a request, before any business logic executes.</w:t>
-      </w:r>
-    </w:p>
-    <w:p>
-      <w:r>
-        <w:t>```python</w:t>
-      </w:r>
-    </w:p>
-    <w:p>
-      <w:pPr>
-        <w:pStyle w:val="Heading1"/>
-      </w:pPr>
-      <w:r>
-        <w:t>Good: Authorization check before business logic</w:t>
-      </w:r>
-    </w:p>
-    <w:p>
-      <w:r>
-        <w:t>@app.route('/api/users/&lt;user_id&gt;/profile', methods=['GET'])</w:t>
-      </w:r>
-    </w:p>
-    <w:p>
-      <w:r>
-        <w:t>def get_user_profile(user_id):</w:t>
-      </w:r>
-    </w:p>
-    <w:p>
-      <w:r>
-        <w:t># Step 1: Verify authentication</w:t>
-      </w:r>
-    </w:p>
-    <w:p>
-      <w:r>
-        <w:t>current_user = get_authenticated_user()</w:t>
-      </w:r>
-    </w:p>
-    <w:p>
-      <w:r>
-        <w:t>if not current_user:</w:t>
-      </w:r>
-    </w:p>
-    <w:p>
-      <w:r>
-        <w:t>return error("Unauthorized", 401)</w:t>
-      </w:r>
-    </w:p>
-    <w:p>
-      <w:r>
-        <w:t># Step 2: Verify authorization</w:t>
-      </w:r>
-    </w:p>
-    <w:p>
-      <w:r>
-        <w:t>if not can_view_user_profile(current_user, user_id):</w:t>
-      </w:r>
-    </w:p>
-    <w:p>
-      <w:r>
-        <w:t>return error("Forbidden", 403)</w:t>
-      </w:r>
-    </w:p>
-    <w:p>
-      <w:r>
-        <w:t># Step 3: Execute business logic</w:t>
-      </w:r>
-    </w:p>
-    <w:p>
-      <w:r>
-        <w:t>user = find_user(user_id)</w:t>
-      </w:r>
-    </w:p>
-    <w:p>
-      <w:r>
-        <w:t>return user.profile</w:t>
-      </w:r>
-    </w:p>
-    <w:p>
-      <w:r>
-        <w:t>```</w:t>
-      </w:r>
-    </w:p>
-    <w:p>
-      <w:r>
-        <w:t>**Use a Consistent Authorization Framework**: Implement authorization checks consistently across the application. Use a framework or library that enforces authorization policies uniformly.</w:t>
-      </w:r>
-    </w:p>
-    <w:p>
-      <w:r>
-        <w:t>```python</w:t>
-      </w:r>
-    </w:p>
-    <w:p>
-      <w:pPr>
-        <w:pStyle w:val="Heading1"/>
-      </w:pPr>
-      <w:r>
-        <w:t>Good: Using a decorator for authorization</w:t>
-      </w:r>
-    </w:p>
-    <w:p>
-      <w:r>
-        <w:t>def require_permission(permission):</w:t>
-      </w:r>
-    </w:p>
-    <w:p>
-      <w:r>
-        <w:t>def decorator(func):</w:t>
-      </w:r>
-    </w:p>
-    <w:p>
-      <w:r>
-        <w:t>def wrapper(*args, **kwargs):</w:t>
-      </w:r>
-    </w:p>
-    <w:p>
-      <w:r>
-        <w:t>current_user = get_authenticated_user()</w:t>
-      </w:r>
-    </w:p>
-    <w:p>
-      <w:r>
-        <w:t>if not current_user or not current_user.has_permission(permission):</w:t>
-      </w:r>
-    </w:p>
-    <w:p>
-      <w:r>
-        <w:t>return error("Forbidden", 403)</w:t>
-      </w:r>
-    </w:p>
-    <w:p>
-      <w:r>
-        <w:t>return func(*args, **kwargs)</w:t>
-      </w:r>
-    </w:p>
-    <w:p>
-      <w:r>
-        <w:t>return wrapper</w:t>
-      </w:r>
-    </w:p>
-    <w:p>
-      <w:r>
-        <w:t>return decorator</w:t>
-      </w:r>
-    </w:p>
-    <w:p>
-      <w:r>
-        <w:t>@app.route('/api/admin/users', methods=['GET'])</w:t>
-      </w:r>
-    </w:p>
-    <w:p>
-      <w:r>
-        <w:t>@require_permission('admin.view_users')</w:t>
-      </w:r>
-    </w:p>
-    <w:p>
-      <w:r>
-        <w:t>def list_all_users():</w:t>
-      </w:r>
-    </w:p>
-    <w:p>
-      <w:r>
-        <w:t>return find_all_users()</w:t>
-      </w:r>
-    </w:p>
-    <w:p>
-      <w:r>
-        <w:t>```</w:t>
-      </w:r>
-    </w:p>
-    <w:p>
-      <w:r>
-        <w:t>**Avoid Trusting Client-Side Authorization**: Never rely on client-side checks for authorization. Always verify authorization on the server.</w:t>
-      </w:r>
-    </w:p>
-    <w:p>
-      <w:r>
-        <w:t>```python</w:t>
-      </w:r>
-    </w:p>
-    <w:p>
-      <w:pPr>
-        <w:pStyle w:val="Heading1"/>
-      </w:pPr>
-      <w:r>
-        <w:t>Bad: Trusting client-side role</w:t>
-      </w:r>
-    </w:p>
-    <w:p>
-      <w:r>
-        <w:t>@app.route('/api/admin/delete-user/&lt;user_id&gt;', methods=['DELETE'])</w:t>
-      </w:r>
-    </w:p>
-    <w:p>
-      <w:r>
-        <w:t>def delete_user(user_id):</w:t>
-      </w:r>
-    </w:p>
-    <w:p>
-      <w:r>
-        <w:t># This is bad—the client claims to be an admin, but we don't verify</w:t>
-      </w:r>
-    </w:p>
-    <w:p>
-      <w:r>
-        <w:t>if request.json.get('role') == 'admin':</w:t>
-      </w:r>
-    </w:p>
-    <w:p>
-      <w:r>
-        <w:t>delete_user_from_db(user_id)</w:t>
-      </w:r>
-    </w:p>
-    <w:p>
-      <w:r>
-        <w:t>return success()</w:t>
-      </w:r>
-    </w:p>
-    <w:p>
-      <w:pPr>
-        <w:pStyle w:val="Heading1"/>
-      </w:pPr>
-      <w:r>
-        <w:t>Good: Verifying authorization on the server</w:t>
-      </w:r>
-    </w:p>
-    <w:p>
-      <w:r>
-        <w:t>@app.route('/api/admin/delete-user/&lt;user_id&gt;', methods=['DELETE'])</w:t>
-      </w:r>
-    </w:p>
-    <w:p>
-      <w:r>
-        <w:t>def delete_user(user_id):</w:t>
-      </w:r>
-    </w:p>
-    <w:p>
-      <w:r>
-        <w:t>current_user = get_authenticated_user()</w:t>
-      </w:r>
-    </w:p>
-    <w:p>
-      <w:r>
-        <w:t>if not current_user or not current_user.is_admin:</w:t>
-      </w:r>
-    </w:p>
-    <w:p>
-      <w:r>
-        <w:t>return error("Forbidden", 403)</w:t>
-      </w:r>
-    </w:p>
-    <w:p>
-      <w:r>
-        <w:t>delete_user_from_db(user_id)</w:t>
-      </w:r>
-    </w:p>
-    <w:p>
-      <w:r>
-        <w:t>return success()</w:t>
-      </w:r>
-    </w:p>
-    <w:p>
-      <w:r>
-        <w:t>```</w:t>
-      </w:r>
-    </w:p>
-    <w:p>
-      <w:r>
-        <w:t>**Implement Attribute-Based Access Control for Complex Scenarios**: When authorization rules are complex, use ABAC to express policies clearly.</w:t>
-      </w:r>
-    </w:p>
-    <w:p>
-      <w:r>
-        <w:t>```python</w:t>
-      </w:r>
-    </w:p>
-    <w:p>
-      <w:pPr>
-        <w:pStyle w:val="Heading1"/>
-      </w:pPr>
-      <w:r>
-        <w:t>Pseudocode: ABAC for document access</w:t>
-      </w:r>
-    </w:p>
-    <w:p>
-      <w:r>
-        <w:t>def can_view_document(user, document):</w:t>
-      </w:r>
-    </w:p>
-    <w:p>
-      <w:r>
-        <w:t># User can view if:</w:t>
-      </w:r>
-    </w:p>
-    <w:p>
-      <w:r>
-        <w:t># 1. They are the owner, OR</w:t>
-      </w:r>
-    </w:p>
-    <w:p>
-      <w:r>
-        <w:t># 2. They are in the same department and the document is marked as shared, OR</w:t>
-      </w:r>
-    </w:p>
-    <w:p>
-      <w:r>
-        <w:t># 3. They are an admin</w:t>
-      </w:r>
-    </w:p>
-    <w:p>
-      <w:r>
-        <w:t>if user.id == document.owner_id:</w:t>
-      </w:r>
-    </w:p>
-    <w:p>
-      <w:r>
-        <w:t>return True</w:t>
-      </w:r>
-    </w:p>
-    <w:p>
-      <w:r>
-        <w:t>if user.department == document.department and document.is_shared:</w:t>
-      </w:r>
-    </w:p>
-    <w:p>
-      <w:r>
-        <w:t>return True</w:t>
-      </w:r>
-    </w:p>
-    <w:p>
-      <w:r>
-        <w:t>if user.is_admin:</w:t>
-      </w:r>
-    </w:p>
-    <w:p>
-      <w:r>
-        <w:t>return True</w:t>
-      </w:r>
-    </w:p>
-    <w:p>
-      <w:r>
-        <w:t>return False</w:t>
-      </w:r>
-    </w:p>
-    <w:p>
-      <w:r>
-        <w:t>```</w:t>
-      </w:r>
-    </w:p>
-    <w:p>
-      <w:r>
-        <w:t>**Log Authorization Decisions**: Log both successful and failed authorization checks for audit and forensic purposes.</w:t>
-      </w:r>
-    </w:p>
-    <w:p>
-      <w:r>
-        <w:t>```python</w:t>
-      </w:r>
-    </w:p>
-    <w:p>
-      <w:pPr>
-        <w:pStyle w:val="Heading1"/>
-      </w:pPr>
-      <w:r>
-        <w:t>Good: Logging authorization decisions</w:t>
-      </w:r>
-    </w:p>
-    <w:p>
-      <w:r>
-        <w:t>def check_authorization(user, action, resource):</w:t>
-      </w:r>
-    </w:p>
-    <w:p>
-      <w:r>
-        <w:t>allowed = evaluate_policy(user, action, resource)</w:t>
-      </w:r>
-    </w:p>
-    <w:p>
-      <w:r>
-        <w:t>if allowed:</w:t>
-      </w:r>
-    </w:p>
-    <w:p>
-      <w:r>
-        <w:t>log_info(f"Authorization granted: user={user.id}, action={action}, resource={resource.id}")</w:t>
-      </w:r>
-    </w:p>
-    <w:p>
-      <w:r>
-        <w:t>else:</w:t>
-      </w:r>
-    </w:p>
-    <w:p>
-      <w:r>
-        <w:t>log_warning(f"Authorization denied: user={user.id}, action={action}, resource={resource.id}")</w:t>
-      </w:r>
-    </w:p>
-    <w:p>
-      <w:r>
-        <w:t>return allowed</w:t>
-      </w:r>
-    </w:p>
-    <w:p>
-      <w:r>
-        <w:t>```</w:t>
-      </w:r>
-    </w:p>
-    <w:p>
-      <w:pPr>
-        <w:pStyle w:val="Heading2"/>
-      </w:pPr>
-      <w:r>
-        <w:t>Pentest Lens</w:t>
-      </w:r>
-    </w:p>
-    <w:p>
-      <w:r>
-        <w:t>From a penetration testing perspective, authentication and authorization are primary targets for exploitation. Testers look for specific patterns and weaknesses.</w:t>
-      </w:r>
-    </w:p>
-    <w:p>
-      <w:pPr>
-        <w:pStyle w:val="Heading3"/>
-      </w:pPr>
-      <w:r>
-        <w:t>Authentication Testing</w:t>
-      </w:r>
-    </w:p>
-    <w:p>
-      <w:r>
-        <w:t>Penetration testers test authentication by:</w:t>
-      </w:r>
-    </w:p>
-    <w:p>
-      <w:r>
-        <w:t>**Testing Credential Validation**:</w:t>
+        <w:t>**Access Token Design**:</w:t>
       </w:r>
     </w:p>
     <w:p>
@@ -1426,2238 +3172,7 @@
         <w:pStyle w:val="ListBullet"/>
       </w:pPr>
       <w:r>
-        <w:t>Attempting to register with weak passwords</w:t>
-      </w:r>
-    </w:p>
-    <w:p>
-      <w:pPr>
-        <w:pStyle w:val="ListBullet"/>
-      </w:pPr>
-      <w:r>
-        <w:t>Attempting to register with duplicate usernames</w:t>
-      </w:r>
-    </w:p>
-    <w:p>
-      <w:pPr>
-        <w:pStyle w:val="ListBullet"/>
-      </w:pPr>
-      <w:r>
-        <w:t>Attempting to use common passwords</w:t>
-      </w:r>
-    </w:p>
-    <w:p>
-      <w:pPr>
-        <w:pStyle w:val="ListBullet"/>
-      </w:pPr>
-      <w:r>
-        <w:t>Testing password reset mechanisms for weaknesses</w:t>
-      </w:r>
-    </w:p>
-    <w:p>
-      <w:r>
-        <w:t>**Testing Session Management**:</w:t>
-      </w:r>
-    </w:p>
-    <w:p>
-      <w:pPr>
-        <w:pStyle w:val="ListBullet"/>
-      </w:pPr>
-      <w:r>
-        <w:t>Attempting to predict or brute force session tokens</w:t>
-      </w:r>
-    </w:p>
-    <w:p>
-      <w:pPr>
-        <w:pStyle w:val="ListBullet"/>
-      </w:pPr>
-      <w:r>
-        <w:t>Testing for session fixation vulnerabilities</w:t>
-      </w:r>
-    </w:p>
-    <w:p>
-      <w:pPr>
-        <w:pStyle w:val="ListBullet"/>
-      </w:pPr>
-      <w:r>
-        <w:t>Testing for session timeout enforcement</w:t>
-      </w:r>
-    </w:p>
-    <w:p>
-      <w:pPr>
-        <w:pStyle w:val="ListBullet"/>
-      </w:pPr>
-      <w:r>
-        <w:t>Attempting to use expired or invalidated sessions</w:t>
-      </w:r>
-    </w:p>
-    <w:p>
-      <w:pPr>
-        <w:pStyle w:val="ListBullet"/>
-      </w:pPr>
-      <w:r>
-        <w:t>Testing for secure cookie flags (HttpOnly, Secure, SameSite)</w:t>
-      </w:r>
-    </w:p>
-    <w:p>
-      <w:r>
-        <w:t>**Testing MFA**:</w:t>
-      </w:r>
-    </w:p>
-    <w:p>
-      <w:pPr>
-        <w:pStyle w:val="ListBullet"/>
-      </w:pPr>
-      <w:r>
-        <w:t>Attempting to bypass MFA</w:t>
-      </w:r>
-    </w:p>
-    <w:p>
-      <w:pPr>
-        <w:pStyle w:val="ListBullet"/>
-      </w:pPr>
-      <w:r>
-        <w:t>Testing for MFA bypass through alternative authentication methods</w:t>
-      </w:r>
-    </w:p>
-    <w:p>
-      <w:pPr>
-        <w:pStyle w:val="ListBullet"/>
-      </w:pPr>
-      <w:r>
-        <w:t>Testing for MFA code reuse</w:t>
-      </w:r>
-    </w:p>
-    <w:p>
-      <w:pPr>
-        <w:pStyle w:val="ListBullet"/>
-      </w:pPr>
-      <w:r>
-        <w:t>Testing for MFA code prediction</w:t>
-      </w:r>
-    </w:p>
-    <w:p>
-      <w:r>
-        <w:t>**Testing Credential Transmission**:</w:t>
-      </w:r>
-    </w:p>
-    <w:p>
-      <w:pPr>
-        <w:pStyle w:val="ListBullet"/>
-      </w:pPr>
-      <w:r>
-        <w:t>Intercepting credentials in transit to verify HTTPS is used</w:t>
-      </w:r>
-    </w:p>
-    <w:p>
-      <w:pPr>
-        <w:pStyle w:val="ListBullet"/>
-      </w:pPr>
-      <w:r>
-        <w:t>Testing for credentials in logs or error messages</w:t>
-      </w:r>
-    </w:p>
-    <w:p>
-      <w:pPr>
-        <w:pStyle w:val="ListBullet"/>
-      </w:pPr>
-      <w:r>
-        <w:t>Testing for credentials in browser history or cache</w:t>
-      </w:r>
-    </w:p>
-    <w:p>
-      <w:pPr>
-        <w:pStyle w:val="Heading3"/>
-      </w:pPr>
-      <w:r>
-        <w:t>Authorization Testing</w:t>
-      </w:r>
-    </w:p>
-    <w:p>
-      <w:r>
-        <w:t>Penetration testers test authorization by:</w:t>
-      </w:r>
-    </w:p>
-    <w:p>
-      <w:r>
-        <w:t>**Testing for Insecure Direct Object References (IDOR)**:</w:t>
-      </w:r>
-    </w:p>
-    <w:p>
-      <w:pPr>
-        <w:pStyle w:val="ListBullet"/>
-      </w:pPr>
-      <w:r>
-        <w:t>Modifying object identifiers in requests to access other users' resources</w:t>
-      </w:r>
-    </w:p>
-    <w:p>
-      <w:pPr>
-        <w:pStyle w:val="ListBullet"/>
-      </w:pPr>
-      <w:r>
-        <w:t>Testing for sequential or predictable object identifiers</w:t>
-      </w:r>
-    </w:p>
-    <w:p>
-      <w:pPr>
-        <w:pStyle w:val="ListBullet"/>
-      </w:pPr>
-      <w:r>
-        <w:t>Testing for authorization checks on all CRUD operations</w:t>
-      </w:r>
-    </w:p>
-    <w:p>
-      <w:r>
-        <w:t>```</w:t>
-      </w:r>
-    </w:p>
-    <w:p>
-      <w:pPr>
-        <w:pStyle w:val="Heading1"/>
-      </w:pPr>
-      <w:r>
-        <w:t>Tester attempts to access another user's data</w:t>
-      </w:r>
-    </w:p>
-    <w:p>
-      <w:r>
-        <w:t>GET /api/users/123/profile  # Returns current user's profile</w:t>
-      </w:r>
-    </w:p>
-    <w:p>
-      <w:r>
-        <w:t>GET /api/users/124/profile  # Should return 403, but returns another user's profile</w:t>
-      </w:r>
-    </w:p>
-    <w:p>
-      <w:r>
-        <w:t>```</w:t>
-      </w:r>
-    </w:p>
-    <w:p>
-      <w:r>
-        <w:t>**Testing for Privilege Escalation**:</w:t>
-      </w:r>
-    </w:p>
-    <w:p>
-      <w:pPr>
-        <w:pStyle w:val="ListBullet"/>
-      </w:pPr>
-      <w:r>
-        <w:t>Attempting to access administrative functions as a regular user</w:t>
-      </w:r>
-    </w:p>
-    <w:p>
-      <w:pPr>
-        <w:pStyle w:val="ListBullet"/>
-      </w:pPr>
-      <w:r>
-        <w:t>Attempting to modify user roles or permissions</w:t>
-      </w:r>
-    </w:p>
-    <w:p>
-      <w:pPr>
-        <w:pStyle w:val="ListBullet"/>
-      </w:pPr>
-      <w:r>
-        <w:t>Testing for authorization bypass through parameter manipulation</w:t>
-      </w:r>
-    </w:p>
-    <w:p>
-      <w:r>
-        <w:t>```</w:t>
-      </w:r>
-    </w:p>
-    <w:p>
-      <w:pPr>
-        <w:pStyle w:val="Heading1"/>
-      </w:pPr>
-      <w:r>
-        <w:t>Tester attempts to escalate privileges</w:t>
-      </w:r>
-    </w:p>
-    <w:p>
-      <w:r>
-        <w:t>POST /api/users/123/role</w:t>
-      </w:r>
-    </w:p>
-    <w:p>
-      <w:r>
-        <w:t>{</w:t>
-      </w:r>
-    </w:p>
-    <w:p>
-      <w:r>
-        <w:t>"role": "admin"</w:t>
-      </w:r>
-    </w:p>
-    <w:p>
-      <w:r>
-        <w:t>}</w:t>
-      </w:r>
-    </w:p>
-    <w:p>
-      <w:pPr>
-        <w:pStyle w:val="Heading1"/>
-      </w:pPr>
-      <w:r>
-        <w:t>If the server accepts this without authorization checks, privilege escalation is possible</w:t>
-      </w:r>
-    </w:p>
-    <w:p>
-      <w:r>
-        <w:t>```</w:t>
-      </w:r>
-    </w:p>
-    <w:p>
-      <w:r>
-        <w:t>**Testing for Horizontal Access Control Bypass**:</w:t>
-      </w:r>
-    </w:p>
-    <w:p>
-      <w:pPr>
-        <w:pStyle w:val="ListBullet"/>
-      </w:pPr>
-      <w:r>
-        <w:t>Attempting to access resources belonging to other users at the same privilege level</w:t>
-      </w:r>
-    </w:p>
-    <w:p>
-      <w:pPr>
-        <w:pStyle w:val="ListBullet"/>
-      </w:pPr>
-      <w:r>
-        <w:t>Testing for authorization checks on all endpoints that access user-specific data</w:t>
-      </w:r>
-    </w:p>
-    <w:p>
-      <w:r>
-        <w:t>**Testing for Function-Level Access Control Bypass**:</w:t>
-      </w:r>
-    </w:p>
-    <w:p>
-      <w:pPr>
-        <w:pStyle w:val="ListBullet"/>
-      </w:pPr>
-      <w:r>
-        <w:t>Attempting to call administrative API endpoints directly</w:t>
-      </w:r>
-    </w:p>
-    <w:p>
-      <w:pPr>
-        <w:pStyle w:val="ListBullet"/>
-      </w:pPr>
-      <w:r>
-        <w:t>Testing for authorization checks on all endpoints, not just those visible in the UI</w:t>
-      </w:r>
-    </w:p>
-    <w:p>
-      <w:r>
-        <w:t>**Testing for Data-Level Access Control Bypass**:</w:t>
-      </w:r>
-    </w:p>
-    <w:p>
-      <w:pPr>
-        <w:pStyle w:val="ListBullet"/>
-      </w:pPr>
-      <w:r>
-        <w:t>Attempting to access sensitive data through search, filter, or export functions</w:t>
-      </w:r>
-    </w:p>
-    <w:p>
-      <w:pPr>
-        <w:pStyle w:val="ListBullet"/>
-      </w:pPr>
-      <w:r>
-        <w:t>Testing for authorization checks on data returned by queries</w:t>
-      </w:r>
-    </w:p>
-    <w:p>
-      <w:pPr>
-        <w:pStyle w:val="Heading3"/>
-      </w:pPr>
-      <w:r>
-        <w:t>Practical Testing Approach</w:t>
-      </w:r>
-    </w:p>
-    <w:p>
-      <w:r>
-        <w:t>A penetration tester might follow this approach:</w:t>
-      </w:r>
-    </w:p>
-    <w:p>
-      <w:r>
-        <w:t>1. **Map the application**: Identify all endpoints, parameters, and data flows</w:t>
-      </w:r>
-    </w:p>
-    <w:p>
-      <w:r>
-        <w:t>2. **Authenticate**: Establish an authenticated session as a regular user</w:t>
-      </w:r>
-    </w:p>
-    <w:p>
-      <w:r>
-        <w:t>3. **Test authorization on each endpoint**: For each endpoint, attempt to access resources that should be denied</w:t>
-      </w:r>
-    </w:p>
-    <w:p>
-      <w:r>
-        <w:t>4. **Test privilege escalation**: Attempt to perform actions reserved for higher-privilege users</w:t>
-      </w:r>
-    </w:p>
-    <w:p>
-      <w:r>
-        <w:t>5. **Test horizontal access control**: Attempt to access resources belonging to other users</w:t>
-      </w:r>
-    </w:p>
-    <w:p>
-      <w:r>
-        <w:t>6. **Test for IDOR**: Modify object identifiers to access other users' resources</w:t>
-      </w:r>
-    </w:p>
-    <w:p>
-      <w:r>
-        <w:t>7. **Document findings**: Record all authorization bypasses and privilege escalation vulnerabilities</w:t>
-      </w:r>
-    </w:p>
-    <w:p>
-      <w:pPr>
-        <w:pStyle w:val="Heading2"/>
-      </w:pPr>
-      <w:r>
-        <w:t>Common Findings</w:t>
-      </w:r>
-    </w:p>
-    <w:p>
-      <w:r>
-        <w:t>Based on thousands of security assessments, certain authentication and authorization vulnerabilities appear consistently:</w:t>
-      </w:r>
-    </w:p>
-    <w:p>
-      <w:pPr>
-        <w:pStyle w:val="Heading3"/>
-      </w:pPr>
-      <w:r>
-        <w:t>Finding 1: Missing Authorization Checks</w:t>
-      </w:r>
-    </w:p>
-    <w:p>
-      <w:r>
-        <w:t>**Description**: The application performs sensitive operations without verifying that the user has permission.</w:t>
-      </w:r>
-    </w:p>
-    <w:p>
-      <w:r>
-        <w:t>**Example**: A user can delete any document by calling `DELETE /api/documents/123` without the application checking whether the user owns the document or has permission to delete it.</w:t>
-      </w:r>
-    </w:p>
-    <w:p>
-      <w:r>
-        <w:t>**Impact**: High. An attacker can perform unauthorized actions, including modifying or deleting data belonging to other users.</w:t>
-      </w:r>
-    </w:p>
-    <w:p>
-      <w:r>
-        <w:t>**Root Cause**: Developers assume that authentication is sufficient and forget to implement authorization checks.</w:t>
-      </w:r>
-    </w:p>
-    <w:p>
-      <w:pPr>
-        <w:pStyle w:val="Heading3"/>
-      </w:pPr>
-      <w:r>
-        <w:t>Finding 2: Insecure Direct Object References (IDOR)</w:t>
-      </w:r>
-    </w:p>
-    <w:p>
-      <w:r>
-        <w:t>**Description**: The application uses predictable or sequential object identifiers, allowing attackers to access resources belonging to other users by modifying the identifier.</w:t>
-      </w:r>
-    </w:p>
-    <w:p>
-      <w:r>
-        <w:t>**Example**: A user can view another user's profile by changing the user ID in the URL from `/api/users/123/profile` to `/api/users/124/profile`.</w:t>
-      </w:r>
-    </w:p>
-    <w:p>
-      <w:r>
-        <w:t>**Impact**: High. An attacker can access sensitive data belonging to other users.</w:t>
-      </w:r>
-    </w:p>
-    <w:p>
-      <w:r>
-        <w:t>**Root Cause**: Developers use sequential IDs without implementing authorization checks, or they implement authorization checks that are easily bypassed.</w:t>
-      </w:r>
-    </w:p>
-    <w:p>
-      <w:pPr>
-        <w:pStyle w:val="Heading3"/>
-      </w:pPr>
-      <w:r>
-        <w:t>Finding 3: Privilege Escalation</w:t>
-      </w:r>
-    </w:p>
-    <w:p>
-      <w:r>
-        <w:t>**Description**: A user can perform actions reserved for higher-privilege users.</w:t>
-      </w:r>
-    </w:p>
-    <w:p>
-      <w:r>
-        <w:t>**Example**: A regular user can call an administrative API endpoint to delete other users or modify system settings.</w:t>
-      </w:r>
-    </w:p>
-    <w:p>
-      <w:r>
-        <w:t>**Impact**: Critical. An attacker can gain administrative access</w:t>
-      </w:r>
-    </w:p>
-    <w:p>
-      <w:pPr>
-        <w:pStyle w:val="Heading1"/>
-      </w:pPr>
-      <w:r>
-        <w:t>Secure Design Guidance</w:t>
-      </w:r>
-    </w:p>
-    <w:p>
-      <w:pPr>
-        <w:pStyle w:val="Heading2"/>
-      </w:pPr>
-      <w:r>
-        <w:t>Principle 1: Separate Authentication from Authorization</w:t>
-      </w:r>
-    </w:p>
-    <w:p>
-      <w:r>
-        <w:t>Design systems where authentication and authorization are distinct, independently testable components. Authentication should establish identity; authorization should enforce permissions. Never assume that successful authentication implies authorization for all actions.</w:t>
-      </w:r>
-    </w:p>
-    <w:p>
-      <w:r>
-        <w:t>**Implementation Pattern**:</w:t>
-      </w:r>
-    </w:p>
-    <w:p>
-      <w:pPr>
-        <w:pStyle w:val="ListBullet"/>
-      </w:pPr>
-      <w:r>
-        <w:t>Create a dedicated authentication service or module responsible only for verifying credentials and issuing tokens</w:t>
-      </w:r>
-    </w:p>
-    <w:p>
-      <w:pPr>
-        <w:pStyle w:val="ListBullet"/>
-      </w:pPr>
-      <w:r>
-        <w:t>Implement authorization as a separate layer that intercepts requests after authentication</w:t>
-      </w:r>
-    </w:p>
-    <w:p>
-      <w:pPr>
-        <w:pStyle w:val="ListBullet"/>
-      </w:pPr>
-      <w:r>
-        <w:t>Use middleware or aspect-oriented programming to enforce authorization checks consistently</w:t>
-      </w:r>
-    </w:p>
-    <w:p>
-      <w:pPr>
-        <w:pStyle w:val="ListBullet"/>
-      </w:pPr>
-      <w:r>
-        <w:t>Ensure each microservice or application component independently verifies authorization, even if they share a central authentication provider</w:t>
-      </w:r>
-    </w:p>
-    <w:p>
-      <w:r>
-        <w:t>**Example Architecture**:</w:t>
-      </w:r>
-    </w:p>
-    <w:p>
-      <w:r>
-        <w:t>```</w:t>
-      </w:r>
-    </w:p>
-    <w:p>
-      <w:r>
-        <w:t>Request → Authentication Middleware → Authorization Middleware → Business Logic</w:t>
-      </w:r>
-    </w:p>
-    <w:p>
-      <w:r>
-        <w:t>(Verify token/session)      (Check permissions)        (Execute action)</w:t>
-      </w:r>
-    </w:p>
-    <w:p>
-      <w:r>
-        <w:t>```</w:t>
-      </w:r>
-    </w:p>
-    <w:p>
-      <w:pPr>
-        <w:pStyle w:val="Heading2"/>
-      </w:pPr>
-      <w:r>
-        <w:t>Principle 2: Implement Defense in Depth for Authentication</w:t>
-      </w:r>
-    </w:p>
-    <w:p>
-      <w:r>
-        <w:t>Use multiple authentication factors and mechanisms to prevent credential compromise. No single authentication method is foolproof; layering defenses increases the cost and complexity of attacks.</w:t>
-      </w:r>
-    </w:p>
-    <w:p>
-      <w:r>
-        <w:t>**Implementation Guidance**:</w:t>
-      </w:r>
-    </w:p>
-    <w:p>
-      <w:pPr>
-        <w:pStyle w:val="ListBullet"/>
-      </w:pPr>
-      <w:r>
-        <w:t>Require multi-factor authentication (MFA) for all users, especially those with elevated privileges</w:t>
-      </w:r>
-    </w:p>
-    <w:p>
-      <w:pPr>
-        <w:pStyle w:val="ListBullet"/>
-      </w:pPr>
-      <w:r>
-        <w:t>Implement rate limiting on authentication endpoints to prevent brute force attacks</w:t>
-      </w:r>
-    </w:p>
-    <w:p>
-      <w:pPr>
-        <w:pStyle w:val="ListBullet"/>
-      </w:pPr>
-      <w:r>
-        <w:t>Use strong password hashing algorithms (Argon2, bcrypt with 12+ rounds, or PBKDF2 with 100,000+ iterations)</w:t>
-      </w:r>
-    </w:p>
-    <w:p>
-      <w:pPr>
-        <w:pStyle w:val="ListBullet"/>
-      </w:pPr>
-      <w:r>
-        <w:t>Enforce password complexity requirements and prevent password reuse</w:t>
-      </w:r>
-    </w:p>
-    <w:p>
-      <w:pPr>
-        <w:pStyle w:val="ListBullet"/>
-      </w:pPr>
-      <w:r>
-        <w:t>Implement account lockout after repeated failed authentication attempts</w:t>
-      </w:r>
-    </w:p>
-    <w:p>
-      <w:pPr>
-        <w:pStyle w:val="ListBullet"/>
-      </w:pPr>
-      <w:r>
-        <w:t>Monitor for anomalous authentication patterns (impossible travel, unusual locations, unusual times)</w:t>
-      </w:r>
-    </w:p>
-    <w:p>
-      <w:pPr>
-        <w:pStyle w:val="ListBullet"/>
-      </w:pPr>
-      <w:r>
-        <w:t>Use HTTPS exclusively for all authentication-related traffic</w:t>
-      </w:r>
-    </w:p>
-    <w:p>
-      <w:pPr>
-        <w:pStyle w:val="ListBullet"/>
-      </w:pPr>
-      <w:r>
-        <w:t>Store authentication credentials and tokens securely, never in logs or error messages</w:t>
-      </w:r>
-    </w:p>
-    <w:p>
-      <w:pPr>
-        <w:pStyle w:val="Heading2"/>
-      </w:pPr>
-      <w:r>
-        <w:t>Principle 3: Default to Deny in Authorization</w:t>
-      </w:r>
-    </w:p>
-    <w:p>
-      <w:r>
-        <w:t>Implement authorization using a whitelist approach: explicitly grant permissions rather than denying them. Default to denying access unless the user has been explicitly granted permission.</w:t>
-      </w:r>
-    </w:p>
-    <w:p>
-      <w:r>
-        <w:t>**Implementation Pattern**:</w:t>
-      </w:r>
-    </w:p>
-    <w:p>
-      <w:r>
-        <w:t>```python</w:t>
-      </w:r>
-    </w:p>
-    <w:p>
-      <w:pPr>
-        <w:pStyle w:val="Heading1"/>
-      </w:pPr>
-      <w:r>
-        <w:t>Good: Whitelist approach (default deny)</w:t>
-      </w:r>
-    </w:p>
-    <w:p>
-      <w:r>
-        <w:t>def can_access_resource(user, resource):</w:t>
-      </w:r>
-    </w:p>
-    <w:p>
-      <w:r>
-        <w:t># Explicitly check if user has permission</w:t>
-      </w:r>
-    </w:p>
-    <w:p>
-      <w:r>
-        <w:t>if user.has_permission(f"view:{resource.type}:{resource.id}"):</w:t>
-      </w:r>
-    </w:p>
-    <w:p>
-      <w:r>
-        <w:t>return True</w:t>
-      </w:r>
-    </w:p>
-    <w:p>
-      <w:r>
-        <w:t>if user.role == "admin":</w:t>
-      </w:r>
-    </w:p>
-    <w:p>
-      <w:r>
-        <w:t>return True</w:t>
-      </w:r>
-    </w:p>
-    <w:p>
-      <w:r>
-        <w:t>return False  # Default deny</w:t>
-      </w:r>
-    </w:p>
-    <w:p>
-      <w:pPr>
-        <w:pStyle w:val="Heading1"/>
-      </w:pPr>
-      <w:r>
-        <w:t>Bad: Blacklist approach (default allow)</w:t>
-      </w:r>
-    </w:p>
-    <w:p>
-      <w:r>
-        <w:t>def can_access_resource(user, resource):</w:t>
-      </w:r>
-    </w:p>
-    <w:p>
-      <w:r>
-        <w:t># Only deny if explicitly forbidden</w:t>
-      </w:r>
-    </w:p>
-    <w:p>
-      <w:r>
-        <w:t>if user.is_banned:</w:t>
-      </w:r>
-    </w:p>
-    <w:p>
-      <w:r>
-        <w:t>return False</w:t>
-      </w:r>
-    </w:p>
-    <w:p>
-      <w:r>
-        <w:t>return True  # Default allow</w:t>
-      </w:r>
-    </w:p>
-    <w:p>
-      <w:r>
-        <w:t>```</w:t>
-      </w:r>
-    </w:p>
-    <w:p>
-      <w:pPr>
-        <w:pStyle w:val="Heading2"/>
-      </w:pPr>
-      <w:r>
-        <w:t>Principle 4: Enforce Authorization at Multiple Layers</w:t>
-      </w:r>
-    </w:p>
-    <w:p>
-      <w:r>
-        <w:t>Do not rely on a single authorization check. Implement authorization at the API layer, the business logic layer, and the data access layer. This prevents authorization bypasses through alternative code paths.</w:t>
-      </w:r>
-    </w:p>
-    <w:p>
-      <w:r>
-        <w:t>**Implementation Pattern**:</w:t>
-      </w:r>
-    </w:p>
-    <w:p>
-      <w:pPr>
-        <w:pStyle w:val="ListBullet"/>
-      </w:pPr>
-      <w:r>
-        <w:t>API Layer: Verify authorization before accepting the request</w:t>
-      </w:r>
-    </w:p>
-    <w:p>
-      <w:pPr>
-        <w:pStyle w:val="ListBullet"/>
-      </w:pPr>
-      <w:r>
-        <w:t>Business Logic Layer: Verify authorization before executing sensitive operations</w:t>
-      </w:r>
-    </w:p>
-    <w:p>
-      <w:pPr>
-        <w:pStyle w:val="ListBullet"/>
-      </w:pPr>
-      <w:r>
-        <w:t>Data Access Layer: Filter query results to include only data the user is authorized to access</w:t>
-      </w:r>
-    </w:p>
-    <w:p>
-      <w:pPr>
-        <w:pStyle w:val="ListBullet"/>
-      </w:pPr>
-      <w:r>
-        <w:t>Logging Layer: Log authorization decisions for audit purposes</w:t>
-      </w:r>
-    </w:p>
-    <w:p>
-      <w:r>
-        <w:t>**Example**:</w:t>
-      </w:r>
-    </w:p>
-    <w:p>
-      <w:r>
-        <w:t>```python</w:t>
-      </w:r>
-    </w:p>
-    <w:p>
-      <w:pPr>
-        <w:pStyle w:val="Heading1"/>
-      </w:pPr>
-      <w:r>
-        <w:t>API Layer</w:t>
-      </w:r>
-    </w:p>
-    <w:p>
-      <w:r>
-        <w:t>@app.route('/api/documents/&lt;doc_id&gt;', methods=['GET'])</w:t>
-      </w:r>
-    </w:p>
-    <w:p>
-      <w:r>
-        <w:t>def get_document(doc_id):</w:t>
-      </w:r>
-    </w:p>
-    <w:p>
-      <w:r>
-        <w:t>user = get_authenticated_user()</w:t>
-      </w:r>
-    </w:p>
-    <w:p>
-      <w:r>
-        <w:t>if not user:</w:t>
-      </w:r>
-    </w:p>
-    <w:p>
-      <w:r>
-        <w:t>return error("Unauthorized", 401)</w:t>
-      </w:r>
-    </w:p>
-    <w:p>
-      <w:r>
-        <w:t>if not user.can_view_document(doc_id):  # Authorization check</w:t>
-      </w:r>
-    </w:p>
-    <w:p>
-      <w:r>
-        <w:t>return error("Forbidden", 403)</w:t>
-      </w:r>
-    </w:p>
-    <w:p>
-      <w:r>
-        <w:t>return fetch_document_from_service(doc_id)</w:t>
-      </w:r>
-    </w:p>
-    <w:p>
-      <w:pPr>
-        <w:pStyle w:val="Heading1"/>
-      </w:pPr>
-      <w:r>
-        <w:t>Business Logic Layer</w:t>
-      </w:r>
-    </w:p>
-    <w:p>
-      <w:r>
-        <w:t>def fetch_document_from_service(doc_id):</w:t>
-      </w:r>
-    </w:p>
-    <w:p>
-      <w:r>
-        <w:t>user = get_authenticated_user()</w:t>
-      </w:r>
-    </w:p>
-    <w:p>
-      <w:r>
-        <w:t>if not user.can_view_document(doc_id):  # Second authorization check</w:t>
-      </w:r>
-    </w:p>
-    <w:p>
-      <w:r>
-        <w:t>raise PermissionError("User cannot view this document")</w:t>
-      </w:r>
-    </w:p>
-    <w:p>
-      <w:r>
-        <w:t>return db.get_document(doc_id)</w:t>
-      </w:r>
-    </w:p>
-    <w:p>
-      <w:pPr>
-        <w:pStyle w:val="Heading1"/>
-      </w:pPr>
-      <w:r>
-        <w:t>Data Access Layer</w:t>
-      </w:r>
-    </w:p>
-    <w:p>
-      <w:r>
-        <w:t>def get_document(doc_id):</w:t>
-      </w:r>
-    </w:p>
-    <w:p>
-      <w:r>
-        <w:t>user = get_authenticated_user()</w:t>
-      </w:r>
-    </w:p>
-    <w:p>
-      <w:r>
-        <w:t># Query only documents the user is authorized to view</w:t>
-      </w:r>
-    </w:p>
-    <w:p>
-      <w:r>
-        <w:t>return db.query(Document).filter(</w:t>
-      </w:r>
-    </w:p>
-    <w:p>
-      <w:r>
-        <w:t>Document.id == doc_id,</w:t>
-      </w:r>
-    </w:p>
-    <w:p>
-      <w:r>
-        <w:t>Document.owner_id == user.id  # Third authorization check</w:t>
-      </w:r>
-    </w:p>
-    <w:p>
-      <w:r>
-        <w:t>).first()</w:t>
-      </w:r>
-    </w:p>
-    <w:p>
-      <w:r>
-        <w:t>```</w:t>
-      </w:r>
-    </w:p>
-    <w:p>
-      <w:pPr>
-        <w:pStyle w:val="Heading2"/>
-      </w:pPr>
-      <w:r>
-        <w:t>Principle 5: Use Unique, Non-Sequential Identifiers</w:t>
-      </w:r>
-    </w:p>
-    <w:p>
-      <w:r>
-        <w:t>Avoid using sequential or predictable identifiers for resources. Use UUIDs or other cryptographically random identifiers to prevent attackers from guessing valid resource identifiers.</w:t>
-      </w:r>
-    </w:p>
-    <w:p>
-      <w:r>
-        <w:t>**Implementation Guidance**:</w:t>
-      </w:r>
-    </w:p>
-    <w:p>
-      <w:pPr>
-        <w:pStyle w:val="ListBullet"/>
-      </w:pPr>
-      <w:r>
-        <w:t>Use UUID v4 or similar cryptographically random identifiers for all resources</w:t>
-      </w:r>
-    </w:p>
-    <w:p>
-      <w:pPr>
-        <w:pStyle w:val="ListBullet"/>
-      </w:pPr>
-      <w:r>
-        <w:t>If sequential IDs are necessary for business reasons, implement authorization checks on every access to ensure users can only access resources they own or have permission to access</w:t>
-      </w:r>
-    </w:p>
-    <w:p>
-      <w:pPr>
-        <w:pStyle w:val="ListBullet"/>
-      </w:pPr>
-      <w:r>
-        <w:t>Never rely on the difficulty of guessing an identifier as a security control</w:t>
-      </w:r>
-    </w:p>
-    <w:p>
-      <w:r>
-        <w:t>**Example**:</w:t>
-      </w:r>
-    </w:p>
-    <w:p>
-      <w:r>
-        <w:t>```python</w:t>
-      </w:r>
-    </w:p>
-    <w:p>
-      <w:pPr>
-        <w:pStyle w:val="Heading1"/>
-      </w:pPr>
-      <w:r>
-        <w:t>Good: Using UUID</w:t>
-      </w:r>
-    </w:p>
-    <w:p>
-      <w:r>
-        <w:t>from uuid import uuid4</w:t>
-      </w:r>
-    </w:p>
-    <w:p>
-      <w:r>
-        <w:t>class Document(Base):</w:t>
-      </w:r>
-    </w:p>
-    <w:p>
-      <w:r>
-        <w:t>id = Column(String(36), primary_key=True, default=lambda: str(uuid4()))</w:t>
-      </w:r>
-    </w:p>
-    <w:p>
-      <w:r>
-        <w:t>owner_id = Column(Integer, ForeignKey('user.id'))</w:t>
-      </w:r>
-    </w:p>
-    <w:p>
-      <w:r>
-        <w:t>content = Column(String)</w:t>
-      </w:r>
-    </w:p>
-    <w:p>
-      <w:pPr>
-        <w:pStyle w:val="Heading1"/>
-      </w:pPr>
-      <w:r>
-        <w:t>Bad: Using sequential ID without authorization checks</w:t>
-      </w:r>
-    </w:p>
-    <w:p>
-      <w:r>
-        <w:t>class Document(Base):</w:t>
-      </w:r>
-    </w:p>
-    <w:p>
-      <w:r>
-        <w:t>id = Column(Integer, primary_key=True, autoincrement=True)</w:t>
-      </w:r>
-    </w:p>
-    <w:p>
-      <w:r>
-        <w:t>owner_id = Column(Integer, ForeignKey('user.id'))</w:t>
-      </w:r>
-    </w:p>
-    <w:p>
-      <w:r>
-        <w:t>content = Column(String)</w:t>
-      </w:r>
-    </w:p>
-    <w:p>
-      <w:r>
-        <w:t># Attacker can guess IDs: 1, 2, 3, 4, ...</w:t>
-      </w:r>
-    </w:p>
-    <w:p>
-      <w:r>
-        <w:t>```</w:t>
-      </w:r>
-    </w:p>
-    <w:p>
-      <w:pPr>
-        <w:pStyle w:val="Heading2"/>
-      </w:pPr>
-      <w:r>
-        <w:t>Principle 6: Implement Attribute-Based Access Control for Complex Scenarios</w:t>
-      </w:r>
-    </w:p>
-    <w:p>
-      <w:r>
-        <w:t>When authorization rules depend on multiple attributes (user attributes, resource attributes, environment attributes), use ABAC to express policies clearly and maintain them consistently.</w:t>
-      </w:r>
-    </w:p>
-    <w:p>
-      <w:r>
-        <w:t>**Implementation Pattern**:</w:t>
-      </w:r>
-    </w:p>
-    <w:p>
-      <w:pPr>
-        <w:pStyle w:val="ListBullet"/>
-      </w:pPr>
-      <w:r>
-        <w:t>Define authorization policies as rules that evaluate user, resource, and environment attributes</w:t>
-      </w:r>
-    </w:p>
-    <w:p>
-      <w:pPr>
-        <w:pStyle w:val="ListBullet"/>
-      </w:pPr>
-      <w:r>
-        <w:t>Centralize policy definitions to avoid duplication and inconsistency</w:t>
-      </w:r>
-    </w:p>
-    <w:p>
-      <w:pPr>
-        <w:pStyle w:val="ListBullet"/>
-      </w:pPr>
-      <w:r>
-        <w:t>Use a policy language or framework (e.g., XACML, OPA, Casbin) for complex scenarios</w:t>
-      </w:r>
-    </w:p>
-    <w:p>
-      <w:pPr>
-        <w:pStyle w:val="ListBullet"/>
-      </w:pPr>
-      <w:r>
-        <w:t>Test policies thoroughly, including edge cases and policy conflicts</w:t>
-      </w:r>
-    </w:p>
-    <w:p>
-      <w:r>
-        <w:t>**Example**:</w:t>
-      </w:r>
-    </w:p>
-    <w:p>
-      <w:r>
-        <w:t>```python</w:t>
-      </w:r>
-    </w:p>
-    <w:p>
-      <w:pPr>
-        <w:pStyle w:val="Heading1"/>
-      </w:pPr>
-      <w:r>
-        <w:t>ABAC policy: User can view document if:</w:t>
-      </w:r>
-    </w:p>
-    <w:p>
-      <w:pPr>
-        <w:pStyle w:val="Heading1"/>
-      </w:pPr>
-      <w:r>
-        <w:t>1. User is the document owner, OR</w:t>
-      </w:r>
-    </w:p>
-    <w:p>
-      <w:pPr>
-        <w:pStyle w:val="Heading1"/>
-      </w:pPr>
-      <w:r>
-        <w:t>2. User is in the same department and document is marked shared, OR</w:t>
-      </w:r>
-    </w:p>
-    <w:p>
-      <w:pPr>
-        <w:pStyle w:val="Heading1"/>
-      </w:pPr>
-      <w:r>
-        <w:t>3. User is an admin, OR</w:t>
-      </w:r>
-    </w:p>
-    <w:p>
-      <w:pPr>
-        <w:pStyle w:val="Heading1"/>
-      </w:pPr>
-      <w:r>
-        <w:t>4. User has explicit "view_document" permission</w:t>
-      </w:r>
-    </w:p>
-    <w:p>
-      <w:r>
-        <w:t>def can_view_document(user, document):</w:t>
-      </w:r>
-    </w:p>
-    <w:p>
-      <w:r>
-        <w:t># Attribute-based rules</w:t>
-      </w:r>
-    </w:p>
-    <w:p>
-      <w:r>
-        <w:t>if user.id == document.owner_id:</w:t>
-      </w:r>
-    </w:p>
-    <w:p>
-      <w:r>
-        <w:t>return True</w:t>
-      </w:r>
-    </w:p>
-    <w:p>
-      <w:r>
-        <w:t>if (user.department == document.department and</w:t>
-      </w:r>
-    </w:p>
-    <w:p>
-      <w:r>
-        <w:t>document.is_shared and</w:t>
-      </w:r>
-    </w:p>
-    <w:p>
-      <w:r>
-        <w:t>user.department is not None):</w:t>
-      </w:r>
-    </w:p>
-    <w:p>
-      <w:r>
-        <w:t>return True</w:t>
-      </w:r>
-    </w:p>
-    <w:p>
-      <w:r>
-        <w:t>if user.role == "admin":</w:t>
-      </w:r>
-    </w:p>
-    <w:p>
-      <w:r>
-        <w:t>return True</w:t>
-      </w:r>
-    </w:p>
-    <w:p>
-      <w:r>
-        <w:t>if user.has_permission("view_document"):</w:t>
-      </w:r>
-    </w:p>
-    <w:p>
-      <w:r>
-        <w:t>return True</w:t>
-      </w:r>
-    </w:p>
-    <w:p>
-      <w:r>
-        <w:t>return False</w:t>
-      </w:r>
-    </w:p>
-    <w:p>
-      <w:r>
-        <w:t>```</w:t>
-      </w:r>
-    </w:p>
-    <w:p>
-      <w:pPr>
-        <w:pStyle w:val="Heading2"/>
-      </w:pPr>
-      <w:r>
-        <w:t>Principle 7: Validate Authorization on the Server, Never on the Client</w:t>
-      </w:r>
-    </w:p>
-    <w:p>
-      <w:r>
-        <w:t>Always enforce authorization on the server. Client-side authorization checks are for user experience only; they provide no security. An attacker can bypass client-side checks by modifying the client or calling the API directly.</w:t>
-      </w:r>
-    </w:p>
-    <w:p>
-      <w:r>
-        <w:t>**Implementation Guidance**:</w:t>
-      </w:r>
-    </w:p>
-    <w:p>
-      <w:pPr>
-        <w:pStyle w:val="ListBullet"/>
-      </w:pPr>
-      <w:r>
-        <w:t>Implement all authorization logic on the server</w:t>
-      </w:r>
-    </w:p>
-    <w:p>
-      <w:pPr>
-        <w:pStyle w:val="ListBullet"/>
-      </w:pPr>
-      <w:r>
-        <w:t>Use client-side checks only to improve user experience (hiding UI elements the user cannot access)</w:t>
-      </w:r>
-    </w:p>
-    <w:p>
-      <w:pPr>
-        <w:pStyle w:val="ListBullet"/>
-      </w:pPr>
-      <w:r>
-        <w:t>Never trust claims about the user's role or permissions from the client</w:t>
-      </w:r>
-    </w:p>
-    <w:p>
-      <w:pPr>
-        <w:pStyle w:val="ListBullet"/>
-      </w:pPr>
-      <w:r>
-        <w:t>Verify authorization for every API request, regardless of whether the request came from the official client</w:t>
-      </w:r>
-    </w:p>
-    <w:p>
-      <w:r>
-        <w:t>**Example**:</w:t>
-      </w:r>
-    </w:p>
-    <w:p>
-      <w:r>
-        <w:t>```python</w:t>
-      </w:r>
-    </w:p>
-    <w:p>
-      <w:pPr>
-        <w:pStyle w:val="Heading1"/>
-      </w:pPr>
-      <w:r>
-        <w:t>Bad: Trusting client-side role</w:t>
-      </w:r>
-    </w:p>
-    <w:p>
-      <w:r>
-        <w:t>@app.route('/api/admin/users', methods=['GET'])</w:t>
-      </w:r>
-    </w:p>
-    <w:p>
-      <w:r>
-        <w:t>def list_users():</w:t>
-      </w:r>
-    </w:p>
-    <w:p>
-      <w:r>
-        <w:t># Client sends role in request—this is not trustworthy</w:t>
-      </w:r>
-    </w:p>
-    <w:p>
-      <w:r>
-        <w:t>if request.json.get('role') == 'admin':</w:t>
-      </w:r>
-    </w:p>
-    <w:p>
-      <w:r>
-        <w:t>return get_all_users()</w:t>
-      </w:r>
-    </w:p>
-    <w:p>
-      <w:r>
-        <w:t>return error("Forbidden", 403)</w:t>
-      </w:r>
-    </w:p>
-    <w:p>
-      <w:pPr>
-        <w:pStyle w:val="Heading1"/>
-      </w:pPr>
-      <w:r>
-        <w:t>Good: Verifying authorization on server</w:t>
-      </w:r>
-    </w:p>
-    <w:p>
-      <w:r>
-        <w:t>@app.route('/api/admin/users', methods=['GET'])</w:t>
-      </w:r>
-    </w:p>
-    <w:p>
-      <w:r>
-        <w:t>def list_users():</w:t>
-      </w:r>
-    </w:p>
-    <w:p>
-      <w:r>
-        <w:t>user = get_authenticated_user()</w:t>
-      </w:r>
-    </w:p>
-    <w:p>
-      <w:r>
-        <w:t>if not user or not user.is_admin:</w:t>
-      </w:r>
-    </w:p>
-    <w:p>
-      <w:r>
-        <w:t>return error("Forbidden", 403)</w:t>
-      </w:r>
-    </w:p>
-    <w:p>
-      <w:r>
-        <w:t>return get_all_users()</w:t>
-      </w:r>
-    </w:p>
-    <w:p>
-      <w:r>
-        <w:t>```</w:t>
-      </w:r>
-    </w:p>
-    <w:p>
-      <w:pPr>
-        <w:pStyle w:val="Heading2"/>
-      </w:pPr>
-      <w:r>
-        <w:t>Principle 8: Log and Monitor Authorization Events</w:t>
-      </w:r>
-    </w:p>
-    <w:p>
-      <w:r>
-        <w:t>Log both successful and failed authorization checks. Monitor for patterns that indicate authorization attacks, such as repeated failed attempts to access resources the user should not have access to.</w:t>
-      </w:r>
-    </w:p>
-    <w:p>
-      <w:r>
-        <w:t>**Implementation Guidance**:</w:t>
-      </w:r>
-    </w:p>
-    <w:p>
-      <w:pPr>
-        <w:pStyle w:val="ListBullet"/>
-      </w:pPr>
-      <w:r>
-        <w:t>Log the user, the action, the resource, and the authorization decision</w:t>
-      </w:r>
-    </w:p>
-    <w:p>
-      <w:pPr>
-        <w:pStyle w:val="ListBullet"/>
-      </w:pPr>
-      <w:r>
-        <w:t>Include timestamps and request context (IP address, user agent)</w:t>
-      </w:r>
-    </w:p>
-    <w:p>
-      <w:pPr>
-        <w:pStyle w:val="ListBullet"/>
-      </w:pPr>
-      <w:r>
-        <w:t>Monitor for suspicious patterns: rapid authorization failures, attempts to access resources outside the user's normal scope, privilege escalation attempts</w:t>
-      </w:r>
-    </w:p>
-    <w:p>
-      <w:pPr>
-        <w:pStyle w:val="ListBullet"/>
-      </w:pPr>
-      <w:r>
-        <w:t>Alert on critical authorization failures (e.g., attempts to access administrative functions)</w:t>
-      </w:r>
-    </w:p>
-    <w:p>
-      <w:pPr>
-        <w:pStyle w:val="ListBullet"/>
-      </w:pPr>
-      <w:r>
-        <w:t>Retain logs for audit and forensic purposes</w:t>
-      </w:r>
-    </w:p>
-    <w:p>
-      <w:r>
-        <w:t>**Example**:</w:t>
-      </w:r>
-    </w:p>
-    <w:p>
-      <w:r>
-        <w:t>```python</w:t>
-      </w:r>
-    </w:p>
-    <w:p>
-      <w:r>
-        <w:t>import logging</w:t>
-      </w:r>
-    </w:p>
-    <w:p>
-      <w:r>
-        <w:t>def check_authorization(user, action, resource):</w:t>
-      </w:r>
-    </w:p>
-    <w:p>
-      <w:r>
-        <w:t>allowed = evaluate_policy(user, action, resource)</w:t>
-      </w:r>
-    </w:p>
-    <w:p>
-      <w:r>
-        <w:t>log_entry = {</w:t>
-      </w:r>
-    </w:p>
-    <w:p>
-      <w:r>
-        <w:t>'timestamp': datetime.now().isoformat(),</w:t>
-      </w:r>
-    </w:p>
-    <w:p>
-      <w:r>
-        <w:t>'user_id': user.id,</w:t>
-      </w:r>
-    </w:p>
-    <w:p>
-      <w:r>
-        <w:t>'action': action,</w:t>
-      </w:r>
-    </w:p>
-    <w:p>
-      <w:r>
-        <w:t>'resource_id': resource.id,</w:t>
-      </w:r>
-    </w:p>
-    <w:p>
-      <w:r>
-        <w:t>'allowed': allowed,</w:t>
-      </w:r>
-    </w:p>
-    <w:p>
-      <w:r>
-        <w:t>'ip_address': request.remote_addr,</w:t>
-      </w:r>
-    </w:p>
-    <w:p>
-      <w:r>
-        <w:t>'user_agent': request.headers.get('User-Agent')</w:t>
-      </w:r>
-    </w:p>
-    <w:p>
-      <w:r>
-        <w:t>}</w:t>
-      </w:r>
-    </w:p>
-    <w:p>
-      <w:r>
-        <w:t>if allowed:</w:t>
-      </w:r>
-    </w:p>
-    <w:p>
-      <w:r>
-        <w:t>logging.info(f"Authorization granted: {log_entry}")</w:t>
-      </w:r>
-    </w:p>
-    <w:p>
-      <w:r>
-        <w:t>else:</w:t>
-      </w:r>
-    </w:p>
-    <w:p>
-      <w:r>
-        <w:t>logging.warning(f"Authorization denied: {log_entry}")</w:t>
-      </w:r>
-    </w:p>
-    <w:p>
-      <w:r>
-        <w:t># Alert if this is a critical resource</w:t>
-      </w:r>
-    </w:p>
-    <w:p>
-      <w:r>
-        <w:t>if resource.is_critical:</w:t>
-      </w:r>
-    </w:p>
-    <w:p>
-      <w:r>
-        <w:t>alert_security_team(log_entry)</w:t>
-      </w:r>
-    </w:p>
-    <w:p>
-      <w:r>
-        <w:t>return allowed</w:t>
-      </w:r>
-    </w:p>
-    <w:p>
-      <w:r>
-        <w:t>```</w:t>
-      </w:r>
-    </w:p>
-    <w:p>
-      <w:pPr>
-        <w:pStyle w:val="Heading2"/>
-      </w:pPr>
-      <w:r>
-        <w:t>Principle 9: Use Secure Session Management</w:t>
-      </w:r>
-    </w:p>
-    <w:p>
-      <w:r>
-        <w:t>Implement session management that prevents session hijacking, session fixation, and session prediction attacks.</w:t>
-      </w:r>
-    </w:p>
-    <w:p>
-      <w:r>
-        <w:t>**Implementation Guidance**:</w:t>
-      </w:r>
-    </w:p>
-    <w:p>
-      <w:pPr>
-        <w:pStyle w:val="ListBullet"/>
-      </w:pPr>
-      <w:r>
-        <w:t>Generate session tokens using a cryptographically secure random number generator</w:t>
-      </w:r>
-    </w:p>
-    <w:p>
-      <w:pPr>
-        <w:pStyle w:val="ListBullet"/>
-      </w:pPr>
-      <w:r>
-        <w:t>Use tokens with sufficient entropy (at least 128 bits, preferably 256 bits)</w:t>
-      </w:r>
-    </w:p>
-    <w:p>
-      <w:pPr>
-        <w:pStyle w:val="ListBullet"/>
-      </w:pPr>
-      <w:r>
-        <w:t>Hash session tokens before storing them in the database</w:t>
-      </w:r>
-    </w:p>
-    <w:p>
-      <w:pPr>
-        <w:pStyle w:val="ListBullet"/>
-      </w:pPr>
-      <w:r>
-        <w:t>Set appropriate session timeouts (shorter for sensitive operations, longer for less sensitive operations)</w:t>
-      </w:r>
-    </w:p>
-    <w:p>
-      <w:pPr>
-        <w:pStyle w:val="ListBullet"/>
-      </w:pPr>
-      <w:r>
-        <w:t>Implement session invalidation on logout</w:t>
-      </w:r>
-    </w:p>
-    <w:p>
-      <w:pPr>
-        <w:pStyle w:val="ListBullet"/>
-      </w:pPr>
-      <w:r>
-        <w:t>Use secure, HTTP-only cookies for session tokens (set HttpOnly, Secure, and SameSite flags)</w:t>
-      </w:r>
-    </w:p>
-    <w:p>
-      <w:pPr>
-        <w:pStyle w:val="ListBullet"/>
-      </w:pPr>
-      <w:r>
-        <w:t>Regenerate session tokens after authentication to prevent session fixation</w:t>
-      </w:r>
-    </w:p>
-    <w:p>
-      <w:pPr>
-        <w:pStyle w:val="ListBullet"/>
-      </w:pPr>
-      <w:r>
-        <w:t>Implement absolute session timeouts (maximum session duration) and idle timeouts (maximum inactivity duration)</w:t>
-      </w:r>
-    </w:p>
-    <w:p>
-      <w:r>
-        <w:t>**Example**:</w:t>
-      </w:r>
-    </w:p>
-    <w:p>
-      <w:r>
-        <w:t>```python</w:t>
-      </w:r>
-    </w:p>
-    <w:p>
-      <w:r>
-        <w:t>import secrets</w:t>
-      </w:r>
-    </w:p>
-    <w:p>
-      <w:r>
-        <w:t>from datetime import datetime, timedelta</w:t>
-      </w:r>
-    </w:p>
-    <w:p>
-      <w:r>
-        <w:t>def create_session(user):</w:t>
-      </w:r>
-    </w:p>
-    <w:p>
-      <w:r>
-        <w:t># Generate cryptographically secure token</w:t>
-      </w:r>
-    </w:p>
-    <w:p>
-      <w:r>
-        <w:t>token = secrets.token_urlsafe(32)  # 256 bits</w:t>
-      </w:r>
-    </w:p>
-    <w:p>
-      <w:r>
-        <w:t># Hash token before storing</w:t>
-      </w:r>
-    </w:p>
-    <w:p>
-      <w:r>
-        <w:t>token_hash = hash_token(token)</w:t>
-      </w:r>
-    </w:p>
-    <w:p>
-      <w:r>
-        <w:t>session = Session(</w:t>
-      </w:r>
-    </w:p>
-    <w:p>
-      <w:r>
-        <w:t>user_id=user.id,</w:t>
-      </w:r>
-    </w:p>
-    <w:p>
-      <w:r>
-        <w:t>token_hash=token_hash,</w:t>
-      </w:r>
-    </w:p>
-    <w:p>
-      <w:r>
-        <w:t>created_at=datetime.now(),</w:t>
-      </w:r>
-    </w:p>
-    <w:p>
-      <w:r>
-        <w:t>last_activity=datetime.now(),</w:t>
-      </w:r>
-    </w:p>
-    <w:p>
-      <w:r>
-        <w:t>expires_at=datetime.now() + timedelta(hours=8),  # Absolute timeout</w:t>
-      </w:r>
-    </w:p>
-    <w:p>
-      <w:r>
-        <w:t>idle_timeout=datetime.now() + timedelta(minutes=30)  # Idle timeout</w:t>
-      </w:r>
-    </w:p>
-    <w:p>
-      <w:r>
-        <w:t>)</w:t>
-      </w:r>
-    </w:p>
-    <w:p>
-      <w:r>
-        <w:t>db.session.add(session)</w:t>
-      </w:r>
-    </w:p>
-    <w:p>
-      <w:r>
-        <w:t>db.session.commit()</w:t>
-      </w:r>
-    </w:p>
-    <w:p>
-      <w:r>
-        <w:t># Return token to client (not the hash)</w:t>
-      </w:r>
-    </w:p>
-    <w:p>
-      <w:r>
-        <w:t>return token</w:t>
-      </w:r>
-    </w:p>
-    <w:p>
-      <w:r>
-        <w:t>def verify_session(token):</w:t>
-      </w:r>
-    </w:p>
-    <w:p>
-      <w:r>
-        <w:t>token_hash = hash_token(token)</w:t>
-      </w:r>
-    </w:p>
-    <w:p>
-      <w:r>
-        <w:t>session = db.query(Session).filter(Session.token_hash == token_hash).first()</w:t>
-      </w:r>
-    </w:p>
-    <w:p>
-      <w:r>
-        <w:t>if not session:</w:t>
-      </w:r>
-    </w:p>
-    <w:p>
-      <w:r>
-        <w:t>return None</w:t>
-      </w:r>
-    </w:p>
-    <w:p>
-      <w:r>
-        <w:t># Check absolute timeout</w:t>
-      </w:r>
-    </w:p>
-    <w:p>
-      <w:r>
-        <w:t>if datetime.now() &gt; session.expires_at:</w:t>
-      </w:r>
-    </w:p>
-    <w:p>
-      <w:r>
-        <w:t>db.session.delete(session)</w:t>
-      </w:r>
-    </w:p>
-    <w:p>
-      <w:r>
-        <w:t>db.session.commit()</w:t>
-      </w:r>
-    </w:p>
-    <w:p>
-      <w:r>
-        <w:t>return None</w:t>
-      </w:r>
-    </w:p>
-    <w:p>
-      <w:r>
-        <w:t># Check idle timeout</w:t>
-      </w:r>
-    </w:p>
-    <w:p>
-      <w:r>
-        <w:t>if datetime.now() &gt; session.idle_timeout:</w:t>
-      </w:r>
-    </w:p>
-    <w:p>
-      <w:r>
-        <w:t>db.session.delete(session)</w:t>
-      </w:r>
-    </w:p>
-    <w:p>
-      <w:r>
-        <w:t>db.session.commit()</w:t>
-      </w:r>
-    </w:p>
-    <w:p>
-      <w:r>
-        <w:t>return None</w:t>
-      </w:r>
-    </w:p>
-    <w:p>
-      <w:r>
-        <w:t># Update last activity</w:t>
-      </w:r>
-    </w:p>
-    <w:p>
-      <w:r>
-        <w:t>session.last_activity = datetime.now()</w:t>
-      </w:r>
-    </w:p>
-    <w:p>
-      <w:r>
-        <w:t>session.idle_timeout = datetime.now() + timedelta(minutes=30)</w:t>
-      </w:r>
-    </w:p>
-    <w:p>
-      <w:r>
-        <w:t>db.session.commit()</w:t>
-      </w:r>
-    </w:p>
-    <w:p>
-      <w:r>
-        <w:t>return session.user</w:t>
-      </w:r>
-    </w:p>
-    <w:p>
-      <w:r>
-        <w:t>```</w:t>
-      </w:r>
-    </w:p>
-    <w:p>
-      <w:pPr>
-        <w:pStyle w:val="Heading2"/>
-      </w:pPr>
-      <w:r>
-        <w:t>Principle 10: Implement Consistent Authorization Across All Interfaces</w:t>
-      </w:r>
-    </w:p>
-    <w:p>
-      <w:r>
-        <w:t>Ensure that authorization policies are enforced consistently across all interfaces: web UI, REST API, GraphQL API, webhooks, and any other interface that accesses protected resources.</w:t>
-      </w:r>
-    </w:p>
-    <w:p>
-      <w:r>
-        <w:t>**Implementation Guidance**:</w:t>
-      </w:r>
-    </w:p>
-    <w:p>
-      <w:pPr>
-        <w:pStyle w:val="ListBullet"/>
-      </w:pPr>
-      <w:r>
-        <w:t>Centralize authorization logic so it can be reused across interfaces</w:t>
-      </w:r>
-    </w:p>
-    <w:p>
-      <w:pPr>
-        <w:pStyle w:val="ListBullet"/>
-      </w:pPr>
-      <w:r>
-        <w:t>Use a framework or library that enforces authorization consistently</w:t>
-      </w:r>
-    </w:p>
-    <w:p>
-      <w:pPr>
-        <w:pStyle w:val="ListBullet"/>
-      </w:pPr>
-      <w:r>
-        <w:t>Test authorization for each interface independently</w:t>
-      </w:r>
-    </w:p>
-    <w:p>
-      <w:pPr>
-        <w:pStyle w:val="ListBullet"/>
-      </w:pPr>
-      <w:r>
-        <w:t>Document authorization policies clearly so developers can implement them correctly</w:t>
-      </w:r>
-    </w:p>
-    <w:p>
-      <w:r>
-        <w:t>---</w:t>
-      </w:r>
-    </w:p>
-    <w:p>
-      <w:pPr>
-        <w:pStyle w:val="Heading1"/>
-      </w:pPr>
-      <w:r>
-        <w:t>Interview Questions</w:t>
-      </w:r>
-    </w:p>
-    <w:p>
-      <w:pPr>
-        <w:pStyle w:val="Heading2"/>
-      </w:pPr>
-      <w:r>
-        <w:t>Authentication Questions</w:t>
-      </w:r>
-    </w:p>
-    <w:p>
-      <w:r>
-        <w:t>1. **Describe the difference between authentication and authorization. Why is this distinction important?**</w:t>
-      </w:r>
-    </w:p>
-    <w:p>
-      <w:r>
-        <w:t>- *Expected Answer*: Authentication verifies identity (who you are); authorization determines permissions (what you can do). The distinction is important because a system can authenticate a user perfectly but fail at authorization, or vice versa. Conflating these concerns leads to security vulnerabilities.</w:t>
-      </w:r>
-    </w:p>
-    <w:p>
-      <w:r>
-        <w:t>2. **What are the risks of storing passwords in plaintext? What hashing algorithm would you recommend?**</w:t>
-      </w:r>
-    </w:p>
-    <w:p>
-      <w:r>
-        <w:t>- *Expected Answer*: Plaintext passwords are vulnerable if the database is compromised. Recommended algorithms are Argon2 (most secure), bcrypt (12+ rounds), or PBKDF2 (100,000+ iterations). The candidate should understand that hashing is one-way and that salting prevents rainbow table attacks.</w:t>
-      </w:r>
-    </w:p>
-    <w:p>
-      <w:r>
-        <w:t>3. **How would you implement multi-factor authentication (MFA) in a web application? What are the trade-offs?**</w:t>
-      </w:r>
-    </w:p>
-    <w:p>
-      <w:r>
-        <w:t>- *Expected Answer*: MFA requires a second factor (authenticator app, SMS, hardware token). Implementation involves generating and validating codes, storing MFA secrets securely, and providing backup codes. Trade-offs include increased security but reduced user convenience and increased support burden.</w:t>
-      </w:r>
-    </w:p>
-    <w:p>
-      <w:r>
-        <w:t>4. **Describe a session management vulnerability and how you would prevent it.**</w:t>
-      </w:r>
-    </w:p>
-    <w:p>
-      <w:r>
-        <w:t>- *Expected Answer*: Vulnerabilities include session fixation (attacker forces user to use known session ID), session hijacking (attacker steals session token), and session prediction (attacker guesses session token). Prevention includes using cryptographically random tokens, HTTPS-only transmission, secure cookie flags (HttpOnly, Secure, SameSite), and session timeouts.</w:t>
-      </w:r>
-    </w:p>
-    <w:p>
-      <w:r>
-        <w:t>5. **What is credential stuffing, and how would you defend against it?**</w:t>
-      </w:r>
-    </w:p>
-    <w:p>
-      <w:r>
-        <w:t>- *Expected Answer*: Credential stuffing is using leaked credentials from other systems to gain access. Defenses include rate limiting on authentication endpoints, account lockout after repeated failures, monitoring for anomalous authentication patterns, and requiring MFA.</w:t>
-      </w:r>
-    </w:p>
-    <w:p>
-      <w:pPr>
-        <w:pStyle w:val="Heading2"/>
-      </w:pPr>
-      <w:r>
-        <w:t>Authorization Questions</w:t>
-      </w:r>
-    </w:p>
-    <w:p>
-      <w:r>
-        <w:t>6. **Explain the difference between RBAC, ABAC, and ACLs. When would you use each?**</w:t>
-      </w:r>
-    </w:p>
-    <w:p>
-      <w:r>
-        <w:t>- *Expected Answer*:</w:t>
-      </w:r>
-    </w:p>
-    <w:p>
-      <w:r>
-        <w:t>- RBAC: Users have roles, roles have permissions. Simple, scalable, good for most applications.</w:t>
-      </w:r>
-    </w:p>
-    <w:p>
-      <w:r>
-        <w:t>- ABAC: Permissions based on user, resource, and environment attributes. Complex but flexible, good for fine-grained control.</w:t>
-      </w:r>
-    </w:p>
-    <w:p>
-      <w:r>
-        <w:t>- ACLs: Specific permissions for specific users on specific resources. Granular but difficult to manage at scale.</w:t>
-      </w:r>
-    </w:p>
-    <w:p>
-      <w:r>
-        <w:t>7. **What is an Insecure Direct Object Reference (IDOR) vulnerability? How would you test for it?**</w:t>
-      </w:r>
-    </w:p>
-    <w:p>
-      <w:r>
-        <w:t>- *Expected Answer*: IDOR occurs when an application uses predictable identifiers and fails to check authorization. Testing involves modifying object identifiers in requests to access resources belonging to other users. Prevention includes using non-sequential identifiers and implementing authorization checks on every access.</w:t>
-      </w:r>
-    </w:p>
-    <w:p>
-      <w:r>
-        <w:t>8. **Describe a privilege escalation vulnerability. How would you prevent it?**</w:t>
-      </w:r>
-    </w:p>
-    <w:p>
-      <w:r>
-        <w:t>- *Expected Answer*: Privilege escalation allows a user to perform actions reserved for higher-privilege users. Prevention includes implementing authorization checks on all sensitive operations, using a whitelist approach (default deny), and testing authorization for each endpoint.</w:t>
-      </w:r>
-    </w:p>
-    <w:p>
-      <w:r>
-        <w:t>9. **How would you implement authorization in a microservices architecture?**</w:t>
-      </w:r>
-    </w:p>
-    <w:p>
-      <w:r>
-        <w:t>- *Expected Answer*: A central authentication service issues tokens. Each microservice independently verifies authorization using the token and its own authorization policies. This allows services to have different policies without modifying the authentication system. Services should not trust claims about the user's role from other services.</w:t>
-      </w:r>
-    </w:p>
-    <w:p>
-      <w:r>
-        <w:t>10. **What is the principle of least privilege, and how would you implement it?**</w:t>
-      </w:r>
-    </w:p>
-    <w:p>
-      <w:r>
-        <w:t>- *Expected Answer*: Users should have the minimum permissions necessary to perform their job. Implementation includes defining granular roles, assigning users to the least-privileged role that allows them to work, regularly auditing permissions, and removing unnecessary permissions.</w:t>
-      </w:r>
-    </w:p>
-    <w:p>
-      <w:pPr>
-        <w:pStyle w:val="Heading2"/>
-      </w:pPr>
-      <w:r>
-        <w:t>Architecture and Design Questions</w:t>
-      </w:r>
-    </w:p>
-    <w:p>
-      <w:r>
-        <w:t>11. **How would you design an authentication and authorization system for a new application?**</w:t>
-      </w:r>
-    </w:p>
-    <w:p>
-      <w:r>
-        <w:t>- *Expected Answer*: The candidate should describe separating authentication from authorization, using a centralized identity provider, implementing authorization as a separate layer, using strong hashing and MFA, implementing rate limiting, logging authorization decisions, and testing thoroughly.</w:t>
-      </w:r>
-    </w:p>
-    <w:p>
-      <w:r>
-        <w:t>12. **Describe how you would implement authorization for a document management system where users can have different permissions on different documents.**</w:t>
-      </w:r>
-    </w:p>
-    <w:p>
-      <w:r>
-        <w:t>- *Expected Answer*: Use ABAC or ACLs. For each document, define who can view, edit, and delete it. Implement authorization checks before returning documents or allowing modifications. Consider using a policy engine for complex rules.</w:t>
-      </w:r>
-    </w:p>
-    <w:p>
-      <w:r>
-        <w:t>13. **How would you handle authorization in a system with hierarchical roles (e.g., admin &gt; manager &gt; employee)?**</w:t>
-      </w:r>
-    </w:p>
-    <w:p>
-      <w:r>
-        <w:t>- *Expected Answer*: Define permissions for each role. Higher-level roles inherit permissions from lower-level roles. Implement authorization checks that verify the user's role is at least the required level. Be careful with role inheritance to avoid unintended permission grants.</w:t>
-      </w:r>
-    </w:p>
-    <w:p>
-      <w:r>
-        <w:t>14. **What are the security implications of using JWT tokens for authentication? How would you mitigate risks?**</w:t>
-      </w:r>
-    </w:p>
-    <w:p>
-      <w:r>
-        <w:t>- *Expected Answer*: JWTs are stateless but cannot be revoked immediately. Risks include token theft, token tampering, and inability to revoke tokens. Mitigations include using short expiration times, implementing token refresh mechanisms, signing tokens with a strong algorithm, and validating token signatures on every request.</w:t>
-      </w:r>
-    </w:p>
-    <w:p>
-      <w:r>
-        <w:t>15. **How would you implement single sign-on (SSO) securely?**</w:t>
-      </w:r>
-    </w:p>
-    <w:p>
-      <w:r>
-        <w:t>- *Expected Answer*: Use an established protocol (SAML, OAuth 2.0, OpenID Connect). Validate tokens from the identity provider, implement proper session management, use HTTPS, and log authentication events. Be careful with token validation to prevent bypass attacks.</w:t>
-      </w:r>
-    </w:p>
-    <w:p>
-      <w:pPr>
-        <w:pStyle w:val="Heading2"/>
-      </w:pPr>
-      <w:r>
-        <w:t>Testing and Review Questions</w:t>
-      </w:r>
-    </w:p>
-    <w:p>
-      <w:r>
-        <w:t>16. **How would you test authentication in a security code review?**</w:t>
-      </w:r>
-    </w:p>
-    <w:p>
-      <w:r>
-        <w:t>- *Expected Answer*: Check password hashing algorithm and iteration count, verify MFA is implemented, test rate limiting on authentication endpoints, verify HTTPS is used, check for credentials in logs, test session management, and verify account lockout after failed attempts.</w:t>
-      </w:r>
-    </w:p>
-    <w:p>
-      <w:r>
-        <w:t>17. **How would you test authorization in a security code review?**</w:t>
-      </w:r>
-    </w:p>
-    <w:p>
-      <w:r>
-        <w:t>- *Expected Answer*: Verify authorization checks exist on all sensitive operations, test for IDOR vulnerabilities, test for privilege escalation, verify authorization is checked on the server (not client), test for horizontal and vertical access control bypass, and verify authorization is logged.</w:t>
-      </w:r>
-    </w:p>
-    <w:p>
-      <w:r>
-        <w:t>18. **Describe a security test plan for a REST API with authentication and authorization.**</w:t>
-      </w:r>
-    </w:p>
-    <w:p>
-      <w:r>
-        <w:t>- *Expected Answer*: Test authentication (valid/invalid credentials, MFA, rate limiting), test authorization (access own resources, attempt to access others' resources, privilege escalation), test for IDOR, test for missing authorization checks, test for authorization bypass through parameter manipulation, and test for authorization bypass through alternative code paths.</w:t>
-      </w:r>
-    </w:p>
-    <w:p>
-      <w:r>
-        <w:t>19. **How would you identify if a system is conflating authentication and authorization?**</w:t>
-      </w:r>
-    </w:p>
-    <w:p>
-      <w:r>
-        <w:t>- *Expected Answer*: Look for authorization checks that depend on authentication state, authorization logic in the authentication system, assumptions that successful authentication implies authorization, and missing authorization checks on sensitive operations.</w:t>
-      </w:r>
-    </w:p>
-    <w:p>
-      <w:r>
-        <w:t>20. **What would you look for in a security audit of an authentication and authorization system?**</w:t>
-      </w:r>
-    </w:p>
-    <w:p>
-      <w:r>
-        <w:t>- *Expected Answer*: Password hashing strength, MFA implementation, rate limiting, session management security, authorization checks on all sensitive operations, authorization logging, HTTPS usage, credential handling, and testing coverage.</w:t>
-      </w:r>
-    </w:p>
-    <w:p>
-      <w:r>
-        <w:t>---</w:t>
-      </w:r>
-    </w:p>
-    <w:p>
-      <w:pPr>
-        <w:pStyle w:val="Heading1"/>
-      </w:pPr>
-      <w:r>
-        <w:t>Key Takeaways</w:t>
-      </w:r>
-    </w:p>
-    <w:p>
-      <w:r>
-        <w:t>1. **Authentication and authorization are distinct concerns that must be separated in design and implementation.** Authentication verifies identity; authorization enforces permissions. Conflating these concerns creates security vulnerabilities that attackers exploit routinely.</w:t>
-      </w:r>
-    </w:p>
-    <w:p>
-      <w:r>
-        <w:t>2. **Successful authentication does not imply authorization for all actions.** A user can be authenticated but lack permission to perform a specific action. Authorization must be checked independently for every sensitive operation.</w:t>
-      </w:r>
-    </w:p>
-    <w:p>
-      <w:r>
-        <w:t>3. **Authorization failures are among the most common and impactful application security vulnerabilities.** Missing authorization checks, insecure direct object references, and privilege escalation vulnerabilities appear in the majority of security assessments.</w:t>
-      </w:r>
-    </w:p>
-    <w:p>
-      <w:r>
-        <w:t>4. **Implement authorization using a whitelist approach (default deny).** Explicitly grant permissions rather than denying them. This prevents authorization bypasses through unexpected code paths.</w:t>
-      </w:r>
-    </w:p>
-    <w:p>
-      <w:r>
-        <w:t>5. **Enforce authorization at multiple layers: API, business logic, and data access.** Do not rely on a single authorization check. Multiple layers prevent authorization bypasses through alternative code paths.</w:t>
-      </w:r>
-    </w:p>
-    <w:p>
-      <w:r>
-        <w:t>6. **Never trust client-side authorization checks.** Always enforce authorization on the server. Client-side checks are for user experience only; they provide no security.</w:t>
-      </w:r>
-    </w:p>
-    <w:p>
-      <w:r>
-        <w:t>7. **Use cryptographically random, non-sequential identifiers for resources.** Sequential or predictable identifiers enable IDOR attacks. UUIDs or similar random identifiers prevent attackers from guessing valid identifiers.</w:t>
-      </w:r>
-    </w:p>
-    <w:p>
-      <w:r>
-        <w:t>8. **Implement strong authentication with multiple factors.** Use MFA, rate limiting, strong password hashing, and account lockout to prevent credential compromise and brute force attacks.</w:t>
-      </w:r>
-    </w:p>
-    <w:p>
-      <w:r>
-        <w:t>9. **Log and monitor authorization events.** Log both successful and failed authorization checks. Monitor for patterns that indicate authorization attacks, such as repeated failed attempts to access unauthorized resources.</w:t>
-      </w:r>
-    </w:p>
-    <w:p>
-      <w:r>
-        <w:t>10. **Test authorization thoroughly, including edge cases and alternative code paths.** Authorization vulnerabilities are often subtle and appear only in specific scenarios. Comprehensive testing is essential.</w:t>
-      </w:r>
-    </w:p>
-    <w:p>
-      <w:r>
-        <w:t>11. **Use established frameworks and libraries for</w:t>
-      </w:r>
-    </w:p>
-    <w:p>
-      <w:pPr>
-        <w:pStyle w:val="Heading2"/>
-      </w:pPr>
-      <w:r>
-        <w:t>Sketchnote Placeholder</w:t>
-      </w:r>
-    </w:p>
-    <w:p>
-      <w:r>
-        <w:t>[SKETCHNOTE DIAGRAM PLACEHOLDER]</w:t>
+        <w:t>**Short Lifetime**: Access tokens should expire quickly (minutes to</w:t>
       </w:r>
     </w:p>
     <w:sectPr>
